--- a/assets/docs/convenio.docx
+++ b/assets/docs/convenio.docx
@@ -9,6 +9,8 @@
           <w:color w:val="000000" w:themeColor="text1"/>
         </w:rPr>
       </w:pPr>
+      <w:bookmarkStart w:id="0" w:name="_GoBack"/>
+      <w:bookmarkEnd w:id="0"/>
       <w:r>
         <w:rPr>
           <w:color w:val="000000" w:themeColor="text1"/>
@@ -1186,8 +1188,9 @@
         <w:tblLook w:val="0000" w:firstRow="0" w:lastRow="0" w:firstColumn="0" w:lastColumn="0" w:noHBand="0" w:noVBand="0"/>
       </w:tblPr>
       <w:tblGrid>
-        <w:gridCol w:w="2044"/>
-        <w:gridCol w:w="1802"/>
+        <w:gridCol w:w="2264"/>
+        <w:gridCol w:w="383"/>
+        <w:gridCol w:w="1691"/>
       </w:tblGrid>
       <w:tr>
         <w:trPr>
@@ -1195,8 +1198,8 @@
         </w:trPr>
         <w:tc>
           <w:tcPr>
-            <w:tcW w:w="0" w:type="auto"/>
-            <w:gridSpan w:val="2"/>
+            <w:tcW w:w="4118" w:type="dxa"/>
+            <w:gridSpan w:val="3"/>
             <w:vAlign w:val="center"/>
           </w:tcPr>
           <w:p>
@@ -1206,7 +1209,6 @@
               <w:rPr>
                 <w:b/>
                 <w:color w:val="000000" w:themeColor="text1"/>
-                <w:highlight w:val="yellow"/>
               </w:rPr>
             </w:pPr>
             <w:r>
@@ -1226,7 +1228,7 @@
         </w:trPr>
         <w:tc>
           <w:tcPr>
-            <w:tcW w:w="0" w:type="auto"/>
+            <w:tcW w:w="2264" w:type="dxa"/>
             <w:vAlign w:val="center"/>
           </w:tcPr>
           <w:p>
@@ -1248,7 +1250,7 @@
         </w:tc>
         <w:tc>
           <w:tcPr>
-            <w:tcW w:w="0" w:type="auto"/>
+            <w:tcW w:w="163" w:type="dxa"/>
             <w:vAlign w:val="center"/>
           </w:tcPr>
           <w:p>
@@ -1262,30 +1264,31 @@
             <w:r>
               <w:rPr>
                 <w:color w:val="000000" w:themeColor="text1"/>
-                <w:highlight w:val="yellow"/>
               </w:rPr>
               <w:t>$</w:t>
             </w:r>
+          </w:p>
+        </w:tc>
+        <w:tc>
+          <w:tcPr>
+            <w:tcW w:w="1691" w:type="dxa"/>
+            <w:vAlign w:val="center"/>
+          </w:tcPr>
+          <w:p>
+            <w:pPr>
+              <w:spacing w:after="0"/>
+              <w:jc w:val="right"/>
+              <w:rPr>
+                <w:color w:val="000000" w:themeColor="text1"/>
+                <w:highlight w:val="yellow"/>
+              </w:rPr>
+            </w:pPr>
             <w:r>
               <w:rPr>
                 <w:color w:val="000000" w:themeColor="text1"/>
                 <w:highlight w:val="yellow"/>
               </w:rPr>
-              <w:t>${</w:t>
-            </w:r>
-            <w:r>
-              <w:rPr>
-                <w:color w:val="000000" w:themeColor="text1"/>
-                <w:highlight w:val="yellow"/>
-              </w:rPr>
-              <w:t>indemnizacion</w:t>
-            </w:r>
-            <w:r>
-              <w:rPr>
-                <w:color w:val="000000" w:themeColor="text1"/>
-                <w:highlight w:val="yellow"/>
-              </w:rPr>
-              <w:t>}</w:t>
+              <w:t>${indemnizacion}</w:t>
             </w:r>
           </w:p>
         </w:tc>
@@ -1296,7 +1299,7 @@
         </w:trPr>
         <w:tc>
           <w:tcPr>
-            <w:tcW w:w="0" w:type="auto"/>
+            <w:tcW w:w="2264" w:type="dxa"/>
             <w:vAlign w:val="center"/>
           </w:tcPr>
           <w:p>
@@ -1318,7 +1321,7 @@
         </w:tc>
         <w:tc>
           <w:tcPr>
-            <w:tcW w:w="0" w:type="auto"/>
+            <w:tcW w:w="163" w:type="dxa"/>
             <w:vAlign w:val="center"/>
           </w:tcPr>
           <w:p>
@@ -1333,30 +1336,32 @@
             <w:r>
               <w:rPr>
                 <w:color w:val="000000" w:themeColor="text1"/>
-                <w:highlight w:val="yellow"/>
               </w:rPr>
               <w:t>$</w:t>
             </w:r>
+          </w:p>
+        </w:tc>
+        <w:tc>
+          <w:tcPr>
+            <w:tcW w:w="1691" w:type="dxa"/>
+            <w:vAlign w:val="center"/>
+          </w:tcPr>
+          <w:p>
+            <w:pPr>
+              <w:spacing w:after="0"/>
+              <w:ind w:left="131"/>
+              <w:jc w:val="right"/>
+              <w:rPr>
+                <w:color w:val="000000" w:themeColor="text1"/>
+                <w:highlight w:val="yellow"/>
+              </w:rPr>
+            </w:pPr>
             <w:r>
               <w:rPr>
                 <w:color w:val="000000" w:themeColor="text1"/>
                 <w:highlight w:val="yellow"/>
               </w:rPr>
-              <w:t>${</w:t>
-            </w:r>
-            <w:r>
-              <w:rPr>
-                <w:color w:val="000000" w:themeColor="text1"/>
-                <w:highlight w:val="yellow"/>
-              </w:rPr>
-              <w:t>antiguedad</w:t>
-            </w:r>
-            <w:r>
-              <w:rPr>
-                <w:color w:val="000000" w:themeColor="text1"/>
-                <w:highlight w:val="yellow"/>
-              </w:rPr>
-              <w:t>}</w:t>
+              <w:t>${antiguedad}</w:t>
             </w:r>
           </w:p>
         </w:tc>
@@ -1367,7 +1372,7 @@
         </w:trPr>
         <w:tc>
           <w:tcPr>
-            <w:tcW w:w="0" w:type="auto"/>
+            <w:tcW w:w="2264" w:type="dxa"/>
             <w:vAlign w:val="center"/>
           </w:tcPr>
           <w:p>
@@ -1389,7 +1394,7 @@
         </w:tc>
         <w:tc>
           <w:tcPr>
-            <w:tcW w:w="0" w:type="auto"/>
+            <w:tcW w:w="163" w:type="dxa"/>
             <w:vAlign w:val="center"/>
           </w:tcPr>
           <w:p>
@@ -1404,30 +1409,32 @@
             <w:r>
               <w:rPr>
                 <w:color w:val="000000" w:themeColor="text1"/>
-                <w:highlight w:val="yellow"/>
               </w:rPr>
               <w:t>$</w:t>
             </w:r>
+          </w:p>
+        </w:tc>
+        <w:tc>
+          <w:tcPr>
+            <w:tcW w:w="1691" w:type="dxa"/>
+            <w:vAlign w:val="center"/>
+          </w:tcPr>
+          <w:p>
+            <w:pPr>
+              <w:spacing w:after="0"/>
+              <w:ind w:left="131"/>
+              <w:jc w:val="right"/>
+              <w:rPr>
+                <w:color w:val="000000" w:themeColor="text1"/>
+                <w:highlight w:val="yellow"/>
+              </w:rPr>
+            </w:pPr>
             <w:r>
               <w:rPr>
                 <w:color w:val="000000" w:themeColor="text1"/>
                 <w:highlight w:val="yellow"/>
               </w:rPr>
-              <w:t>${</w:t>
-            </w:r>
-            <w:r>
-              <w:rPr>
-                <w:color w:val="000000" w:themeColor="text1"/>
-                <w:highlight w:val="yellow"/>
-              </w:rPr>
-              <w:t>aguinaldo</w:t>
-            </w:r>
-            <w:r>
-              <w:rPr>
-                <w:color w:val="000000" w:themeColor="text1"/>
-                <w:highlight w:val="yellow"/>
-              </w:rPr>
-              <w:t>}</w:t>
+              <w:t>${aguinaldo}</w:t>
             </w:r>
           </w:p>
         </w:tc>
@@ -1438,7 +1445,7 @@
         </w:trPr>
         <w:tc>
           <w:tcPr>
-            <w:tcW w:w="0" w:type="auto"/>
+            <w:tcW w:w="2264" w:type="dxa"/>
             <w:vAlign w:val="center"/>
           </w:tcPr>
           <w:p>
@@ -1460,7 +1467,7 @@
         </w:tc>
         <w:tc>
           <w:tcPr>
-            <w:tcW w:w="0" w:type="auto"/>
+            <w:tcW w:w="163" w:type="dxa"/>
             <w:vAlign w:val="center"/>
           </w:tcPr>
           <w:p>
@@ -1475,30 +1482,32 @@
             <w:r>
               <w:rPr>
                 <w:color w:val="000000" w:themeColor="text1"/>
-                <w:highlight w:val="yellow"/>
               </w:rPr>
               <w:t>$</w:t>
             </w:r>
+          </w:p>
+        </w:tc>
+        <w:tc>
+          <w:tcPr>
+            <w:tcW w:w="1691" w:type="dxa"/>
+            <w:vAlign w:val="center"/>
+          </w:tcPr>
+          <w:p>
+            <w:pPr>
+              <w:spacing w:after="0"/>
+              <w:ind w:left="131"/>
+              <w:jc w:val="right"/>
+              <w:rPr>
+                <w:color w:val="000000" w:themeColor="text1"/>
+                <w:highlight w:val="yellow"/>
+              </w:rPr>
+            </w:pPr>
             <w:r>
               <w:rPr>
                 <w:color w:val="000000" w:themeColor="text1"/>
                 <w:highlight w:val="yellow"/>
               </w:rPr>
-              <w:t>${</w:t>
-            </w:r>
-            <w:r>
-              <w:rPr>
-                <w:color w:val="000000" w:themeColor="text1"/>
-                <w:highlight w:val="yellow"/>
-              </w:rPr>
-              <w:t>vacacional</w:t>
-            </w:r>
-            <w:r>
-              <w:rPr>
-                <w:color w:val="000000" w:themeColor="text1"/>
-                <w:highlight w:val="yellow"/>
-              </w:rPr>
-              <w:t>}</w:t>
+              <w:t>${vacacional}</w:t>
             </w:r>
           </w:p>
         </w:tc>
@@ -1509,8 +1518,8 @@
         </w:trPr>
         <w:tc>
           <w:tcPr>
-            <w:tcW w:w="0" w:type="auto"/>
-            <w:gridSpan w:val="2"/>
+            <w:tcW w:w="4118" w:type="dxa"/>
+            <w:gridSpan w:val="3"/>
             <w:vAlign w:val="center"/>
           </w:tcPr>
           <w:p>
@@ -1538,7 +1547,7 @@
         </w:trPr>
         <w:tc>
           <w:tcPr>
-            <w:tcW w:w="0" w:type="auto"/>
+            <w:tcW w:w="2264" w:type="dxa"/>
             <w:vAlign w:val="center"/>
           </w:tcPr>
           <w:p>
@@ -1561,7 +1570,7 @@
         </w:tc>
         <w:tc>
           <w:tcPr>
-            <w:tcW w:w="0" w:type="auto"/>
+            <w:tcW w:w="163" w:type="dxa"/>
             <w:vAlign w:val="center"/>
           </w:tcPr>
           <w:p>
@@ -1570,37 +1579,39 @@
               <w:ind w:left="107"/>
               <w:jc w:val="right"/>
               <w:rPr>
-                <w:i/>
                 <w:color w:val="000000" w:themeColor="text1"/>
               </w:rPr>
             </w:pPr>
             <w:r>
               <w:rPr>
                 <w:color w:val="000000" w:themeColor="text1"/>
-                <w:highlight w:val="yellow"/>
               </w:rPr>
               <w:t>$</w:t>
             </w:r>
+          </w:p>
+        </w:tc>
+        <w:tc>
+          <w:tcPr>
+            <w:tcW w:w="1691" w:type="dxa"/>
+            <w:vAlign w:val="center"/>
+          </w:tcPr>
+          <w:p>
+            <w:pPr>
+              <w:spacing w:after="0"/>
+              <w:ind w:left="107"/>
+              <w:jc w:val="right"/>
+              <w:rPr>
+                <w:i/>
+                <w:color w:val="000000" w:themeColor="text1"/>
+                <w:highlight w:val="yellow"/>
+              </w:rPr>
+            </w:pPr>
             <w:r>
               <w:rPr>
                 <w:color w:val="000000" w:themeColor="text1"/>
                 <w:highlight w:val="yellow"/>
               </w:rPr>
-              <w:t>${</w:t>
-            </w:r>
-            <w:r>
-              <w:rPr>
-                <w:color w:val="000000" w:themeColor="text1"/>
-                <w:highlight w:val="yellow"/>
-              </w:rPr>
-              <w:t>adeudo</w:t>
-            </w:r>
-            <w:r>
-              <w:rPr>
-                <w:color w:val="000000" w:themeColor="text1"/>
-                <w:highlight w:val="yellow"/>
-              </w:rPr>
-              <w:t>}</w:t>
+              <w:t>${adeudo}</w:t>
             </w:r>
           </w:p>
         </w:tc>
@@ -1611,7 +1622,7 @@
         </w:trPr>
         <w:tc>
           <w:tcPr>
-            <w:tcW w:w="0" w:type="auto"/>
+            <w:tcW w:w="2264" w:type="dxa"/>
             <w:vAlign w:val="center"/>
           </w:tcPr>
           <w:p>
@@ -1633,7 +1644,7 @@
         </w:tc>
         <w:tc>
           <w:tcPr>
-            <w:tcW w:w="0" w:type="auto"/>
+            <w:tcW w:w="163" w:type="dxa"/>
             <w:vAlign w:val="center"/>
           </w:tcPr>
           <w:p>
@@ -1648,30 +1659,32 @@
             <w:r>
               <w:rPr>
                 <w:color w:val="000000" w:themeColor="text1"/>
-                <w:highlight w:val="yellow"/>
               </w:rPr>
               <w:t>$</w:t>
             </w:r>
+          </w:p>
+        </w:tc>
+        <w:tc>
+          <w:tcPr>
+            <w:tcW w:w="1691" w:type="dxa"/>
+            <w:vAlign w:val="center"/>
+          </w:tcPr>
+          <w:p>
+            <w:pPr>
+              <w:spacing w:after="0"/>
+              <w:ind w:left="107"/>
+              <w:jc w:val="right"/>
+              <w:rPr>
+                <w:color w:val="000000" w:themeColor="text1"/>
+                <w:highlight w:val="yellow"/>
+              </w:rPr>
+            </w:pPr>
             <w:r>
               <w:rPr>
                 <w:color w:val="000000" w:themeColor="text1"/>
                 <w:highlight w:val="yellow"/>
               </w:rPr>
-              <w:t>${</w:t>
-            </w:r>
-            <w:r>
-              <w:rPr>
-                <w:color w:val="000000" w:themeColor="text1"/>
-                <w:highlight w:val="yellow"/>
-              </w:rPr>
-              <w:t>isr</w:t>
-            </w:r>
-            <w:r>
-              <w:rPr>
-                <w:color w:val="000000" w:themeColor="text1"/>
-                <w:highlight w:val="yellow"/>
-              </w:rPr>
-              <w:t>}</w:t>
+              <w:t>${isr}</w:t>
             </w:r>
           </w:p>
         </w:tc>
@@ -1682,10 +1695,7 @@
         </w:trPr>
         <w:tc>
           <w:tcPr>
-            <w:tcW w:w="0" w:type="auto"/>
-            <w:tcBorders>
-              <w:bottom w:val="single" w:sz="4" w:space="0" w:color="auto"/>
-            </w:tcBorders>
+            <w:tcW w:w="2264" w:type="dxa"/>
             <w:vAlign w:val="center"/>
           </w:tcPr>
           <w:p>
@@ -1709,10 +1719,7 @@
         </w:tc>
         <w:tc>
           <w:tcPr>
-            <w:tcW w:w="0" w:type="auto"/>
-            <w:tcBorders>
-              <w:bottom w:val="single" w:sz="4" w:space="0" w:color="auto"/>
-            </w:tcBorders>
+            <w:tcW w:w="163" w:type="dxa"/>
             <w:vAlign w:val="center"/>
           </w:tcPr>
           <w:p>
@@ -1722,44 +1729,42 @@
               <w:jc w:val="right"/>
               <w:rPr>
                 <w:b/>
+                <w:i/>
                 <w:color w:val="000000" w:themeColor="text1"/>
               </w:rPr>
             </w:pPr>
             <w:r>
               <w:rPr>
+                <w:color w:val="000000" w:themeColor="text1"/>
+              </w:rPr>
+              <w:t>$</w:t>
+            </w:r>
+          </w:p>
+        </w:tc>
+        <w:tc>
+          <w:tcPr>
+            <w:tcW w:w="1691" w:type="dxa"/>
+            <w:vAlign w:val="center"/>
+          </w:tcPr>
+          <w:p>
+            <w:pPr>
+              <w:spacing w:after="0"/>
+              <w:ind w:left="83"/>
+              <w:jc w:val="right"/>
+              <w:rPr>
+                <w:b/>
+                <w:color w:val="000000" w:themeColor="text1"/>
+                <w:highlight w:val="yellow"/>
+              </w:rPr>
+            </w:pPr>
+            <w:r>
+              <w:rPr>
                 <w:b/>
                 <w:i/>
                 <w:color w:val="000000" w:themeColor="text1"/>
                 <w:highlight w:val="yellow"/>
               </w:rPr>
-              <w:t>$</w:t>
-            </w:r>
-            <w:r>
-              <w:rPr>
-                <w:b/>
-                <w:i/>
-                <w:color w:val="000000" w:themeColor="text1"/>
-                <w:highlight w:val="yellow"/>
-              </w:rPr>
-              <w:t>${</w:t>
-            </w:r>
-            <w:r>
-              <w:rPr>
-                <w:b/>
-                <w:i/>
-                <w:color w:val="000000" w:themeColor="text1"/>
-                <w:highlight w:val="yellow"/>
-              </w:rPr>
-              <w:t>neto</w:t>
-            </w:r>
-            <w:r>
-              <w:rPr>
-                <w:b/>
-                <w:i/>
-                <w:color w:val="000000" w:themeColor="text1"/>
-                <w:highlight w:val="yellow"/>
-              </w:rPr>
-              <w:t>}</w:t>
+              <w:t>${neto}</w:t>
             </w:r>
           </w:p>
         </w:tc>
@@ -2784,15 +2789,7 @@
           <w:color w:val="000000" w:themeColor="text1"/>
         </w:rPr>
         <w:lastRenderedPageBreak/>
-        <w:t>LEÍDO QUE FUE EL PRESENTE INSTRUMENTO E IMPUESTO QUE FUERON LAS PARTES DE SU CONTENIDO, MANIFIESTAN ESTAR CONFORMES CON EL MISMO Y NO EXISTIR ERROR, DOLO O MALA FE, ES FIRMADO EN LA CIUDAD DE COMONFORT, GTO., A L</w:t>
-      </w:r>
-      <w:bookmarkStart w:id="0" w:name="_GoBack"/>
-      <w:bookmarkEnd w:id="0"/>
-      <w:r>
-        <w:rPr>
-          <w:color w:val="000000" w:themeColor="text1"/>
-        </w:rPr>
-        <w:t>OS 30 DÍAS</w:t>
+        <w:t>LEÍDO QUE FUE EL PRESENTE INSTRUMENTO E IMPUESTO QUE FUERON LAS PARTES DE SU CONTENIDO, MANIFIESTAN ESTAR CONFORMES CON EL MISMO Y NO EXISTIR ERROR, DOLO O MALA FE, ES FIRMADO EN LA CIUDAD DE COMONFORT, GTO., A LOS 30 DÍAS</w:t>
       </w:r>
       <w:r>
         <w:rPr>
@@ -4410,7 +4407,7 @@
 </file>
 
 <file path=customXml/itemProps1.xml><?xml version="1.0" encoding="utf-8"?>
-<ds:datastoreItem xmlns:ds="http://schemas.openxmlformats.org/officeDocument/2006/customXml" ds:itemID="{B58A81BF-BDA1-4CC1-BED4-E50D9EB9AF5C}">
+<ds:datastoreItem xmlns:ds="http://schemas.openxmlformats.org/officeDocument/2006/customXml" ds:itemID="{227C9104-C03D-431A-9ACF-303F79524AD7}">
   <ds:schemaRefs>
     <ds:schemaRef ds:uri="http://schemas.openxmlformats.org/officeDocument/2006/bibliography"/>
   </ds:schemaRefs>

--- a/assets/docs/convenio.docx
+++ b/assets/docs/convenio.docx
@@ -154,20 +154,12 @@
         <w:rPr>
           <w:color w:val="000000" w:themeColor="text1"/>
         </w:rPr>
-        <w:t xml:space="preserve">Y POR OTRA PARTE </w:t>
-      </w:r>
-      <w:r>
-        <w:rPr>
-          <w:color w:val="000000" w:themeColor="text1"/>
-          <w:highlight w:val="yellow"/>
-        </w:rPr>
-        <w:t xml:space="preserve">LA </w:t>
-      </w:r>
-      <w:r>
-        <w:rPr>
-          <w:b/>
-          <w:color w:val="000000" w:themeColor="text1"/>
-          <w:highlight w:val="yellow"/>
+        <w:t xml:space="preserve">Y POR OTRA PARTE LA </w:t>
+      </w:r>
+      <w:r>
+        <w:rPr>
+          <w:b/>
+          <w:color w:val="000000" w:themeColor="text1"/>
         </w:rPr>
         <w:t>C.</w:t>
       </w:r>
@@ -175,7 +167,6 @@
         <w:rPr>
           <w:b/>
           <w:color w:val="000000" w:themeColor="text1"/>
-          <w:highlight w:val="yellow"/>
         </w:rPr>
         <w:t xml:space="preserve"> </w:t>
       </w:r>
@@ -183,7 +174,6 @@
         <w:rPr>
           <w:b/>
           <w:color w:val="000000" w:themeColor="text1"/>
-          <w:highlight w:val="yellow"/>
         </w:rPr>
         <w:t>${</w:t>
       </w:r>
@@ -191,7 +181,6 @@
         <w:rPr>
           <w:b/>
           <w:color w:val="000000" w:themeColor="text1"/>
-          <w:highlight w:val="yellow"/>
         </w:rPr>
         <w:t>nombre</w:t>
       </w:r>
@@ -199,7 +188,6 @@
         <w:rPr>
           <w:b/>
           <w:color w:val="000000" w:themeColor="text1"/>
-          <w:highlight w:val="yellow"/>
         </w:rPr>
         <w:t>}</w:t>
       </w:r>
@@ -218,21 +206,18 @@
       <w:r>
         <w:rPr>
           <w:color w:val="000000" w:themeColor="text1"/>
-          <w:highlight w:val="yellow"/>
         </w:rPr>
         <w:t>${</w:t>
       </w:r>
       <w:r>
         <w:rPr>
           <w:color w:val="000000" w:themeColor="text1"/>
-          <w:highlight w:val="yellow"/>
         </w:rPr>
         <w:t>puesto</w:t>
       </w:r>
       <w:r>
         <w:rPr>
           <w:color w:val="000000" w:themeColor="text1"/>
-          <w:highlight w:val="yellow"/>
         </w:rPr>
         <w:t>}</w:t>
       </w:r>
@@ -252,40 +237,362 @@
         <w:rPr>
           <w:color w:val="000000" w:themeColor="text1"/>
         </w:rPr>
+        <w:t>, EN EL ÁREA DE</w:t>
+      </w:r>
+      <w:r>
+        <w:rPr>
+          <w:color w:val="000000" w:themeColor="text1"/>
+        </w:rPr>
+        <w:t xml:space="preserve"> </w:t>
+      </w:r>
+      <w:r>
+        <w:rPr>
+          <w:color w:val="000000" w:themeColor="text1"/>
+        </w:rPr>
+        <w:t>${</w:t>
+      </w:r>
+      <w:r>
+        <w:rPr>
+          <w:color w:val="000000" w:themeColor="text1"/>
+        </w:rPr>
+        <w:t>departamento</w:t>
+      </w:r>
+      <w:r>
+        <w:rPr>
+          <w:color w:val="000000" w:themeColor="text1"/>
+        </w:rPr>
+        <w:t>}</w:t>
+      </w:r>
+      <w:r>
+        <w:rPr>
+          <w:color w:val="000000" w:themeColor="text1"/>
+        </w:rPr>
+        <w:t>, IDENTIFICÁNDOSE CON IN</w:t>
+      </w:r>
+      <w:r>
+        <w:rPr>
+          <w:color w:val="000000" w:themeColor="text1"/>
+        </w:rPr>
+        <w:t>E CON CLAV</w:t>
+      </w:r>
+      <w:r>
+        <w:rPr>
+          <w:color w:val="000000" w:themeColor="text1"/>
+        </w:rPr>
+        <w:t>E DE</w:t>
+      </w:r>
+      <w:r>
+        <w:rPr>
+          <w:b/>
+          <w:color w:val="000000" w:themeColor="text1"/>
+        </w:rPr>
+        <w:t xml:space="preserve"> ELECTOR </w:t>
+      </w:r>
+      <w:r>
+        <w:rPr>
+          <w:b/>
+          <w:color w:val="000000" w:themeColor="text1"/>
+        </w:rPr>
+        <w:t>${</w:t>
+      </w:r>
+      <w:r>
+        <w:rPr>
+          <w:b/>
+          <w:color w:val="000000" w:themeColor="text1"/>
+        </w:rPr>
+        <w:t>ine</w:t>
+      </w:r>
+      <w:r>
+        <w:rPr>
+          <w:b/>
+          <w:color w:val="000000" w:themeColor="text1"/>
+        </w:rPr>
+        <w:t>}</w:t>
+      </w:r>
+      <w:r>
+        <w:rPr>
+          <w:color w:val="000000" w:themeColor="text1"/>
+        </w:rPr>
         <w:t xml:space="preserve">, </w:t>
       </w:r>
       <w:r>
         <w:rPr>
           <w:color w:val="000000" w:themeColor="text1"/>
-          <w:highlight w:val="yellow"/>
-        </w:rPr>
-        <w:t>EN EL ÁREA DE</w:t>
-      </w:r>
-      <w:r>
-        <w:rPr>
-          <w:color w:val="000000" w:themeColor="text1"/>
-          <w:highlight w:val="yellow"/>
+        </w:rPr>
+        <w:t xml:space="preserve">QUIEN EN LO SUCESIVO SE LE DENOMINARA </w:t>
+      </w:r>
+      <w:r>
+        <w:rPr>
+          <w:b/>
+          <w:color w:val="000000" w:themeColor="text1"/>
+        </w:rPr>
+        <w:t>"EL SERVIDOR PUBLICO</w:t>
+      </w:r>
+      <w:r>
+        <w:rPr>
+          <w:b/>
+          <w:color w:val="000000" w:themeColor="text1"/>
+        </w:rPr>
+        <w:t>"</w:t>
+      </w:r>
+      <w:r>
+        <w:rPr>
+          <w:color w:val="000000" w:themeColor="text1"/>
+        </w:rPr>
+        <w:t xml:space="preserve">, </w:t>
+      </w:r>
+      <w:r>
+        <w:rPr>
+          <w:color w:val="000000" w:themeColor="text1"/>
+        </w:rPr>
+        <w:t>AMBAS PERSONAS</w:t>
+      </w:r>
+      <w:r>
+        <w:rPr>
+          <w:color w:val="000000" w:themeColor="text1"/>
+        </w:rPr>
+        <w:t xml:space="preserve"> MAYORES DE EDAD Y CON CAPACIDAD LEGAL PARA OBLIGARSE, PERSONALIDAD QUE AMBAS PARTES SE RECONOCEN Y ACEPTAN PARA LA FIRMA DEL MISMO, POR LO QUE MANIFIESTAN ESTAR CONFORMES EN SUJETARSE AL TENOR</w:t>
+      </w:r>
+      <w:r>
+        <w:rPr>
+          <w:color w:val="000000" w:themeColor="text1"/>
+        </w:rPr>
+        <w:t xml:space="preserve"> DE LOS SIGUIENTES </w:t>
+      </w:r>
+      <w:r>
+        <w:rPr>
+          <w:color w:val="000000" w:themeColor="text1"/>
+        </w:rPr>
+        <w:t xml:space="preserve"> DECLARACIONES Y CLAUSULAS SUBSECUENTES:</w:t>
+      </w:r>
+    </w:p>
+    <w:p>
+      <w:pPr>
+        <w:jc w:val="center"/>
+        <w:rPr>
+          <w:b/>
+          <w:color w:val="000000" w:themeColor="text1"/>
+        </w:rPr>
+      </w:pPr>
+    </w:p>
+    <w:p>
+      <w:pPr>
+        <w:jc w:val="center"/>
+        <w:rPr>
+          <w:b/>
+          <w:color w:val="000000" w:themeColor="text1"/>
+        </w:rPr>
+      </w:pPr>
+      <w:r>
+        <w:rPr>
+          <w:b/>
+          <w:color w:val="000000" w:themeColor="text1"/>
+        </w:rPr>
+        <w:t>D E C L A R A C I O N E S:</w:t>
+      </w:r>
+    </w:p>
+    <w:p>
+      <w:pPr>
+        <w:jc w:val="center"/>
+        <w:rPr>
+          <w:b/>
+          <w:color w:val="000000" w:themeColor="text1"/>
+        </w:rPr>
+      </w:pPr>
+    </w:p>
+    <w:p>
+      <w:pPr>
+        <w:jc w:val="both"/>
+        <w:rPr>
+          <w:color w:val="000000" w:themeColor="text1"/>
+        </w:rPr>
+      </w:pPr>
+      <w:r>
+        <w:rPr>
+          <w:b/>
+          <w:color w:val="000000" w:themeColor="text1"/>
+        </w:rPr>
+        <w:t>PRIMERA:</w:t>
+      </w:r>
+      <w:r>
+        <w:rPr>
+          <w:color w:val="000000" w:themeColor="text1"/>
         </w:rPr>
         <w:t xml:space="preserve"> </w:t>
       </w:r>
       <w:r>
         <w:rPr>
           <w:color w:val="000000" w:themeColor="text1"/>
-          <w:highlight w:val="yellow"/>
+        </w:rPr>
+        <w:t xml:space="preserve">DECLARA </w:t>
+      </w:r>
+      <w:r>
+        <w:rPr>
+          <w:b/>
+          <w:color w:val="000000" w:themeColor="text1"/>
+        </w:rPr>
+        <w:t>"EL MUNICIPIO"</w:t>
+      </w:r>
+      <w:r>
+        <w:rPr>
+          <w:color w:val="000000" w:themeColor="text1"/>
+        </w:rPr>
+        <w:t xml:space="preserve"> QUE DE CONFORMIDAD CON LO ESTABLECIDO EN EL ARTÍCULO 115 FRACCIÓN II DE LA CONSTITUCIÓN POLÍTICA DE LOS ESTADOS UNIDOS MEXICANOS, EL MUNICIPIO ESTÁ INVESTIDO DE PERSONALIDAD JURÍDICA PARA CELEBRAR EL PRESENTE CONVENIO. SER UNA INSTITUCIÓN DE ORDEN PÚBLICO, DOTADO DE PERSONALIDAD JURÍDICA Y PATRIMONIO PROPIO, AUTÓNOMO EN SU RÉGIMEN INTERIOR Y CON LIBRE ADMINISTRACIÓN DE SU HACIENDA, DE CONFORMIDAD CON LO DISPUESTO POR EL ARTÍCULO 2 DE LA LEY ORGÁNICA MUNICIPAL PARA EL ESTADO DE GUANAJUATO.</w:t>
+      </w:r>
+    </w:p>
+    <w:p>
+      <w:pPr>
+        <w:jc w:val="both"/>
+        <w:rPr>
+          <w:color w:val="000000" w:themeColor="text1"/>
+        </w:rPr>
+      </w:pPr>
+      <w:r>
+        <w:rPr>
+          <w:b/>
+          <w:color w:val="000000" w:themeColor="text1"/>
+        </w:rPr>
+        <w:t>SEGUNDA:</w:t>
+      </w:r>
+      <w:r>
+        <w:rPr>
+          <w:color w:val="000000" w:themeColor="text1"/>
+        </w:rPr>
+        <w:t xml:space="preserve"> DECLARA LA </w:t>
+      </w:r>
+      <w:r>
+        <w:rPr>
+          <w:b/>
+          <w:color w:val="000000" w:themeColor="text1"/>
+        </w:rPr>
+        <w:t>"SÍNDICO MUNICIPAL</w:t>
+      </w:r>
+      <w:r>
+        <w:rPr>
+          <w:color w:val="000000" w:themeColor="text1"/>
+        </w:rPr>
+        <w:t xml:space="preserve">" C. </w:t>
+      </w:r>
+      <w:r>
+        <w:rPr>
+          <w:b/>
+          <w:color w:val="000000" w:themeColor="text1"/>
+        </w:rPr>
+        <w:t>LIC.  PATRICIA NUÑEZ VALDEZ</w:t>
+      </w:r>
+      <w:r>
+        <w:rPr>
+          <w:color w:val="000000" w:themeColor="text1"/>
+        </w:rPr>
+        <w:t>, QUE EL CARÁCTER CON EL QUE COMPARECE A LA SUSCRIPCIÓN DEL PRESENTE CONVENIO, LO ES EN ATENCIÓN A LAS FACULTADES QUE LE OTORGA EL ARTÍCULO 78 FRACCIÓN I, II, Y X, DE LA LEY ORGÁNICA MUNICIPAL PARA EL ESTADO DE GUANAJUATO.</w:t>
+      </w:r>
+    </w:p>
+    <w:p>
+      <w:pPr>
+        <w:jc w:val="both"/>
+        <w:rPr>
+          <w:color w:val="000000" w:themeColor="text1"/>
+        </w:rPr>
+      </w:pPr>
+      <w:r>
+        <w:rPr>
+          <w:b/>
+          <w:color w:val="000000" w:themeColor="text1"/>
+        </w:rPr>
+        <w:t>TERCERA:</w:t>
+      </w:r>
+      <w:r>
+        <w:rPr>
+          <w:color w:val="000000" w:themeColor="text1"/>
+        </w:rPr>
+        <w:t xml:space="preserve"> DECLARA </w:t>
+      </w:r>
+      <w:r>
+        <w:rPr>
+          <w:b/>
+          <w:color w:val="000000" w:themeColor="text1"/>
+        </w:rPr>
+        <w:t>"EL MUNICIPIO"</w:t>
+      </w:r>
+      <w:r>
+        <w:rPr>
+          <w:color w:val="000000" w:themeColor="text1"/>
+        </w:rPr>
+        <w:t xml:space="preserve"> QUE SU REGISTRO FEDERAL DE CONTRIBUYENTES, MCO850101366, CON DOMICILIO EL UBICADO EN CALLE CAMINO REAL NO. 4, BARRIO MELGARITO, COMONFORT, GTO; C. P. 38200, CON NÚMERO DE TELÉFONO 01 412 15 6 20 05 Y 01 412 15 6 24 30, MISMO QUE SEÑALA COMO DOMICILIO PARA OÍR Y RECIBIR TODO TIPO DE NOTIFICACIONES RELACIONADAS CON EL PRESENTE INSTRUMENTO LEGAL.</w:t>
+      </w:r>
+    </w:p>
+    <w:p>
+      <w:pPr>
+        <w:jc w:val="both"/>
+        <w:rPr>
+          <w:color w:val="000000" w:themeColor="text1"/>
+        </w:rPr>
+      </w:pPr>
+      <w:r>
+        <w:rPr>
+          <w:b/>
+          <w:color w:val="000000" w:themeColor="text1"/>
+        </w:rPr>
+        <w:t>CUARTA:</w:t>
+      </w:r>
+      <w:r>
+        <w:rPr>
+          <w:color w:val="000000" w:themeColor="text1"/>
+        </w:rPr>
+        <w:t xml:space="preserve"> DECLARA</w:t>
+      </w:r>
+      <w:r>
+        <w:rPr>
+          <w:color w:val="000000" w:themeColor="text1"/>
+        </w:rPr>
+        <w:t xml:space="preserve"> </w:t>
+      </w:r>
+      <w:r>
+        <w:rPr>
+          <w:b/>
+          <w:color w:val="000000" w:themeColor="text1"/>
+        </w:rPr>
+        <w:t>"EL SERVIDOR PUBLICO"</w:t>
+      </w:r>
+      <w:r>
+        <w:rPr>
+          <w:color w:val="000000" w:themeColor="text1"/>
+        </w:rPr>
+        <w:t>, BAJO PROTESTA DE DECIR VERDAD</w:t>
+      </w:r>
+      <w:r>
+        <w:rPr>
+          <w:color w:val="000000" w:themeColor="text1"/>
+        </w:rPr>
+        <w:t>, SER DE NACIONALIDAD MEXICANA</w:t>
+      </w:r>
+      <w:r>
+        <w:rPr>
+          <w:color w:val="000000" w:themeColor="text1"/>
+        </w:rPr>
+        <w:t>, RFC</w:t>
+      </w:r>
+      <w:r>
+        <w:rPr>
+          <w:color w:val="000000" w:themeColor="text1"/>
+        </w:rPr>
+        <w:t xml:space="preserve"> </w:t>
+      </w:r>
+      <w:r>
+        <w:rPr>
+          <w:color w:val="000000" w:themeColor="text1"/>
         </w:rPr>
         <w:t>${</w:t>
       </w:r>
       <w:r>
         <w:rPr>
           <w:color w:val="000000" w:themeColor="text1"/>
-          <w:highlight w:val="yellow"/>
-        </w:rPr>
-        <w:t>departamento</w:t>
-      </w:r>
-      <w:r>
-        <w:rPr>
-          <w:color w:val="000000" w:themeColor="text1"/>
-          <w:highlight w:val="yellow"/>
+        </w:rPr>
+        <w:t>rfc</w:t>
+      </w:r>
+      <w:r>
+        <w:rPr>
+          <w:color w:val="000000" w:themeColor="text1"/>
         </w:rPr>
         <w:t>}</w:t>
       </w:r>
@@ -293,48 +600,35 @@
         <w:rPr>
           <w:color w:val="000000" w:themeColor="text1"/>
         </w:rPr>
-        <w:t>, IDENTIFICÁNDOSE CON IN</w:t>
-      </w:r>
-      <w:r>
-        <w:rPr>
-          <w:color w:val="000000" w:themeColor="text1"/>
-        </w:rPr>
-        <w:t>E CON CLAV</w:t>
-      </w:r>
-      <w:r>
-        <w:rPr>
-          <w:color w:val="000000" w:themeColor="text1"/>
-        </w:rPr>
-        <w:t>E DE</w:t>
-      </w:r>
-      <w:r>
-        <w:rPr>
-          <w:b/>
-          <w:color w:val="000000" w:themeColor="text1"/>
-        </w:rPr>
-        <w:t xml:space="preserve"> ELECTOR </w:t>
-      </w:r>
-      <w:r>
-        <w:rPr>
-          <w:b/>
-          <w:color w:val="000000" w:themeColor="text1"/>
-          <w:highlight w:val="yellow"/>
+        <w:t>;</w:t>
+      </w:r>
+      <w:r>
+        <w:rPr>
+          <w:color w:val="000000" w:themeColor="text1"/>
+        </w:rPr>
+        <w:t xml:space="preserve"> Y TENER SU DOMICILIO EN CALLE</w:t>
+      </w:r>
+      <w:r>
+        <w:rPr>
+          <w:color w:val="000000" w:themeColor="text1"/>
+        </w:rPr>
+        <w:t xml:space="preserve"> </w:t>
+      </w:r>
+      <w:r>
+        <w:rPr>
+          <w:color w:val="000000" w:themeColor="text1"/>
         </w:rPr>
         <w:t>${</w:t>
       </w:r>
       <w:r>
         <w:rPr>
-          <w:b/>
-          <w:color w:val="000000" w:themeColor="text1"/>
-          <w:highlight w:val="yellow"/>
-        </w:rPr>
-        <w:t>ine</w:t>
-      </w:r>
-      <w:r>
-        <w:rPr>
-          <w:b/>
-          <w:color w:val="000000" w:themeColor="text1"/>
-          <w:highlight w:val="yellow"/>
+          <w:color w:val="000000" w:themeColor="text1"/>
+        </w:rPr>
+        <w:t>direccion</w:t>
+      </w:r>
+      <w:r>
+        <w:rPr>
+          <w:color w:val="000000" w:themeColor="text1"/>
         </w:rPr>
         <w:t>}</w:t>
       </w:r>
@@ -342,106 +636,22 @@
         <w:rPr>
           <w:color w:val="000000" w:themeColor="text1"/>
         </w:rPr>
-        <w:t xml:space="preserve">, </w:t>
-      </w:r>
-      <w:r>
-        <w:rPr>
-          <w:color w:val="000000" w:themeColor="text1"/>
-        </w:rPr>
-        <w:t xml:space="preserve">QUIEN EN LO SUCESIVO SE LE DENOMINARA </w:t>
-      </w:r>
-      <w:r>
-        <w:rPr>
-          <w:b/>
-          <w:color w:val="000000" w:themeColor="text1"/>
-        </w:rPr>
-        <w:t>"EL SERVIDOR PUBLICO</w:t>
-      </w:r>
-      <w:r>
-        <w:rPr>
-          <w:b/>
-          <w:color w:val="000000" w:themeColor="text1"/>
-        </w:rPr>
-        <w:t>"</w:t>
-      </w:r>
-      <w:r>
-        <w:rPr>
-          <w:color w:val="000000" w:themeColor="text1"/>
-        </w:rPr>
-        <w:t xml:space="preserve">, </w:t>
-      </w:r>
-      <w:r>
-        <w:rPr>
-          <w:color w:val="000000" w:themeColor="text1"/>
-        </w:rPr>
-        <w:t>AMBAS PERSONAS</w:t>
-      </w:r>
-      <w:r>
-        <w:rPr>
-          <w:color w:val="000000" w:themeColor="text1"/>
-        </w:rPr>
-        <w:t xml:space="preserve"> MAYORES DE EDAD Y CON CAPACIDAD LEGAL PARA OBLIGARSE, PERSONALIDAD QUE AMBAS PARTES SE RECONOCEN Y ACEPTAN PARA LA FIRMA DEL MISMO, POR LO QUE MANIFIESTAN ESTAR CONFORMES EN SUJETARSE AL TENOR</w:t>
-      </w:r>
-      <w:r>
-        <w:rPr>
-          <w:color w:val="000000" w:themeColor="text1"/>
-        </w:rPr>
-        <w:t xml:space="preserve"> DE LOS SIGUIENTES </w:t>
-      </w:r>
-      <w:r>
-        <w:rPr>
-          <w:color w:val="000000" w:themeColor="text1"/>
-        </w:rPr>
-        <w:t xml:space="preserve"> DECLARACIONES Y CLAUSULAS SUBSECUENTES:</w:t>
-      </w:r>
-    </w:p>
-    <w:p>
-      <w:pPr>
-        <w:jc w:val="center"/>
-        <w:rPr>
-          <w:b/>
-          <w:color w:val="000000" w:themeColor="text1"/>
-        </w:rPr>
-      </w:pPr>
-    </w:p>
-    <w:p>
-      <w:pPr>
-        <w:jc w:val="center"/>
-        <w:rPr>
-          <w:b/>
-          <w:color w:val="000000" w:themeColor="text1"/>
-        </w:rPr>
-      </w:pPr>
-      <w:r>
-        <w:rPr>
-          <w:b/>
-          <w:color w:val="000000" w:themeColor="text1"/>
-        </w:rPr>
-        <w:t>D E C L A R A C I O N E S:</w:t>
-      </w:r>
-    </w:p>
-    <w:p>
-      <w:pPr>
-        <w:jc w:val="center"/>
-        <w:rPr>
-          <w:b/>
-          <w:color w:val="000000" w:themeColor="text1"/>
-        </w:rPr>
-      </w:pPr>
-    </w:p>
-    <w:p>
-      <w:pPr>
-        <w:jc w:val="both"/>
-        <w:rPr>
-          <w:color w:val="000000" w:themeColor="text1"/>
-        </w:rPr>
-      </w:pPr>
-      <w:r>
-        <w:rPr>
-          <w:b/>
-          <w:color w:val="000000" w:themeColor="text1"/>
-        </w:rPr>
-        <w:t>PRIMERA:</w:t>
+        <w:t>.</w:t>
+      </w:r>
+    </w:p>
+    <w:p>
+      <w:pPr>
+        <w:jc w:val="both"/>
+        <w:rPr>
+          <w:color w:val="000000" w:themeColor="text1"/>
+        </w:rPr>
+      </w:pPr>
+      <w:r>
+        <w:rPr>
+          <w:b/>
+          <w:color w:val="000000" w:themeColor="text1"/>
+        </w:rPr>
+        <w:t>QUINTA:</w:t>
       </w:r>
       <w:r>
         <w:rPr>
@@ -453,82 +663,44 @@
         <w:rPr>
           <w:color w:val="000000" w:themeColor="text1"/>
         </w:rPr>
-        <w:t xml:space="preserve">DECLARA </w:t>
-      </w:r>
-      <w:r>
-        <w:rPr>
-          <w:b/>
-          <w:color w:val="000000" w:themeColor="text1"/>
-        </w:rPr>
-        <w:t>"EL MUNICIPIO"</w:t>
-      </w:r>
-      <w:r>
-        <w:rPr>
-          <w:color w:val="000000" w:themeColor="text1"/>
-        </w:rPr>
-        <w:t xml:space="preserve"> QUE DE CONFORMIDAD CON LO ESTABLECIDO EN EL ARTÍCULO 115 FRACCIÓN II DE LA CONSTITUCIÓN POLÍTICA DE LOS ESTADOS UNIDOS MEXICANOS, EL MUNICIPIO ESTÁ INVESTIDO DE PERSONALIDAD JURÍDICA PARA CELEBRAR EL PRESENTE CONVENIO. SER UNA INSTITUCIÓN DE ORDEN PÚBLICO, DOTADO DE PERSONALIDAD JURÍDICA Y PATRIMONIO PROPIO, AUTÓNOMO EN SU RÉGIMEN INTERIOR Y CON LIBRE ADMINISTRACIÓN DE SU HACIENDA, DE CONFORMIDAD CON LO DISPUESTO POR EL ARTÍCULO 2 DE LA LEY ORGÁNICA MUNICIPAL PARA EL ESTADO DE GUANAJUATO.</w:t>
-      </w:r>
-    </w:p>
-    <w:p>
-      <w:pPr>
-        <w:jc w:val="both"/>
-        <w:rPr>
-          <w:color w:val="000000" w:themeColor="text1"/>
-        </w:rPr>
-      </w:pPr>
-      <w:r>
-        <w:rPr>
-          <w:b/>
-          <w:color w:val="000000" w:themeColor="text1"/>
-        </w:rPr>
-        <w:t>SEGUNDA:</w:t>
-      </w:r>
-      <w:r>
-        <w:rPr>
-          <w:color w:val="000000" w:themeColor="text1"/>
-        </w:rPr>
-        <w:t xml:space="preserve"> DECLARA LA </w:t>
-      </w:r>
-      <w:r>
-        <w:rPr>
-          <w:b/>
-          <w:color w:val="000000" w:themeColor="text1"/>
-        </w:rPr>
-        <w:t>"SÍNDICO MUNICIPAL</w:t>
-      </w:r>
-      <w:r>
-        <w:rPr>
-          <w:color w:val="000000" w:themeColor="text1"/>
-        </w:rPr>
-        <w:t xml:space="preserve">" C. </w:t>
-      </w:r>
-      <w:r>
-        <w:rPr>
-          <w:b/>
-          <w:color w:val="000000" w:themeColor="text1"/>
-        </w:rPr>
-        <w:t>LIC.  PATRICIA NUÑEZ VALDEZ</w:t>
-      </w:r>
-      <w:r>
-        <w:rPr>
-          <w:color w:val="000000" w:themeColor="text1"/>
-        </w:rPr>
-        <w:t>, QUE EL CARÁCTER CON EL QUE COMPARECE A LA SUSCRIPCIÓN DEL PRESENTE CONVENIO, LO ES EN ATENCIÓN A LAS FACULTADES QUE LE OTORGA EL ARTÍCULO 78 FRACCIÓN I, II, Y X, DE LA LEY ORGÁNICA MUNICIPAL PARA EL ESTADO DE GUANAJUATO.</w:t>
-      </w:r>
-    </w:p>
-    <w:p>
-      <w:pPr>
-        <w:jc w:val="both"/>
-        <w:rPr>
-          <w:color w:val="000000" w:themeColor="text1"/>
-        </w:rPr>
-      </w:pPr>
-      <w:r>
-        <w:rPr>
-          <w:b/>
-          <w:color w:val="000000" w:themeColor="text1"/>
-        </w:rPr>
-        <w:t>TERCERA:</w:t>
+        <w:t>DECLARA</w:t>
+      </w:r>
+      <w:r>
+        <w:rPr>
+          <w:b/>
+          <w:color w:val="000000" w:themeColor="text1"/>
+        </w:rPr>
+        <w:t xml:space="preserve"> "EL SERVIDOR PUBLICO"</w:t>
+      </w:r>
+      <w:r>
+        <w:rPr>
+          <w:b/>
+          <w:color w:val="000000" w:themeColor="text1"/>
+        </w:rPr>
+        <w:t>,</w:t>
+      </w:r>
+      <w:r>
+        <w:rPr>
+          <w:color w:val="000000" w:themeColor="text1"/>
+        </w:rPr>
+        <w:t xml:space="preserve"> QUE ACUDE A LA FIRMA DEL PRESENTE CONVENIO SIN EXISTIR DOLO O MALA FE, Y MANIFESTANDO SU MÁS AMPLIA VOLUNTAD, Y CONSENTIMIENTO PARA LA FIRMA DEL MISMO, ES POR ELLO QUE LO EXPRESA DE FORMA REAL Y FORMAL, MEDIANTE LA FIRMA DE ESTE CONVENIO.</w:t>
+      </w:r>
+    </w:p>
+    <w:p>
+      <w:pPr>
+        <w:jc w:val="both"/>
+        <w:rPr>
+          <w:b/>
+          <w:color w:val="000000" w:themeColor="text1"/>
+          <w:u w:val="single"/>
+        </w:rPr>
+      </w:pPr>
+      <w:r>
+        <w:rPr>
+          <w:b/>
+          <w:color w:val="000000" w:themeColor="text1"/>
+        </w:rPr>
+        <w:t>SEXTA:</w:t>
       </w:r>
       <w:r>
         <w:rPr>
@@ -541,34 +713,7 @@
           <w:b/>
           <w:color w:val="000000" w:themeColor="text1"/>
         </w:rPr>
-        <w:t>"EL MUNICIPIO"</w:t>
-      </w:r>
-      <w:r>
-        <w:rPr>
-          <w:color w:val="000000" w:themeColor="text1"/>
-        </w:rPr>
-        <w:t xml:space="preserve"> QUE SU REGISTRO FEDERAL DE CONTRIBUYENTES, MCO850101366, CON DOMICILIO EL UBICADO EN CALLE CAMINO REAL NO. 4, BARRIO MELGARITO, COMONFORT, GTO; C. P. 38200, CON NÚMERO DE TELÉFONO 01 412 15 6 20 05 Y 01 412 15 6 24 30, MISMO QUE SEÑALA COMO DOMICILIO PARA OÍR Y RECIBIR TODO TIPO DE NOTIFICACIONES RELACIONADAS CON EL PRESENTE INSTRUMENTO LEGAL.</w:t>
-      </w:r>
-    </w:p>
-    <w:p>
-      <w:pPr>
-        <w:jc w:val="both"/>
-        <w:rPr>
-          <w:color w:val="000000" w:themeColor="text1"/>
-        </w:rPr>
-      </w:pPr>
-      <w:r>
-        <w:rPr>
-          <w:b/>
-          <w:color w:val="000000" w:themeColor="text1"/>
-        </w:rPr>
-        <w:t>CUARTA:</w:t>
-      </w:r>
-      <w:r>
-        <w:rPr>
-          <w:color w:val="000000" w:themeColor="text1"/>
-        </w:rPr>
-        <w:t xml:space="preserve"> DECLARA</w:t>
+        <w:t>"EL SERVIDOR PUBLICO”,</w:t>
       </w:r>
       <w:r>
         <w:rPr>
@@ -578,54 +723,85 @@
       </w:r>
       <w:r>
         <w:rPr>
-          <w:b/>
-          <w:color w:val="000000" w:themeColor="text1"/>
-        </w:rPr>
-        <w:t>"EL SERVIDOR PUBLICO"</w:t>
-      </w:r>
-      <w:r>
-        <w:rPr>
-          <w:color w:val="000000" w:themeColor="text1"/>
-        </w:rPr>
-        <w:t>, BAJO PROTESTA DE DECIR VERDAD</w:t>
-      </w:r>
-      <w:r>
-        <w:rPr>
-          <w:color w:val="000000" w:themeColor="text1"/>
-        </w:rPr>
-        <w:t>, SER DE NACIONALIDAD MEXICANA</w:t>
-      </w:r>
-      <w:r>
-        <w:rPr>
-          <w:color w:val="000000" w:themeColor="text1"/>
-        </w:rPr>
-        <w:t>, RFC</w:t>
-      </w:r>
-      <w:r>
-        <w:rPr>
-          <w:color w:val="000000" w:themeColor="text1"/>
-          <w:highlight w:val="yellow"/>
+          <w:color w:val="000000" w:themeColor="text1"/>
+        </w:rPr>
+        <w:t xml:space="preserve">QUE SU CARGO DESEMPEÑADO FUE COMO </w:t>
+      </w:r>
+      <w:r>
+        <w:rPr>
+          <w:color w:val="000000" w:themeColor="text1"/>
+        </w:rPr>
+        <w:t>${</w:t>
+      </w:r>
+      <w:r>
+        <w:rPr>
+          <w:color w:val="000000" w:themeColor="text1"/>
+        </w:rPr>
+        <w:t>puesto</w:t>
+      </w:r>
+      <w:r>
+        <w:rPr>
+          <w:color w:val="000000" w:themeColor="text1"/>
+        </w:rPr>
+        <w:t>}</w:t>
+      </w:r>
+      <w:r>
+        <w:rPr>
+          <w:color w:val="000000" w:themeColor="text1"/>
+        </w:rPr>
+        <w:t xml:space="preserve">, CON UNA ANTIGÜEDAD DEL </w:t>
+      </w:r>
+      <w:r>
+        <w:rPr>
+          <w:color w:val="000000" w:themeColor="text1"/>
+        </w:rPr>
+        <w:t>${</w:t>
+      </w:r>
+      <w:r>
+        <w:rPr>
+          <w:color w:val="000000" w:themeColor="text1"/>
+        </w:rPr>
+        <w:t>inicio</w:t>
+      </w:r>
+      <w:r>
+        <w:rPr>
+          <w:color w:val="000000" w:themeColor="text1"/>
+        </w:rPr>
+        <w:t>}</w:t>
+      </w:r>
+      <w:r>
+        <w:rPr>
+          <w:color w:val="000000" w:themeColor="text1"/>
         </w:rPr>
         <w:t xml:space="preserve"> </w:t>
       </w:r>
       <w:r>
         <w:rPr>
           <w:color w:val="000000" w:themeColor="text1"/>
-          <w:highlight w:val="yellow"/>
+        </w:rPr>
+        <w:t>AL</w:t>
+      </w:r>
+      <w:r>
+        <w:rPr>
+          <w:color w:val="000000" w:themeColor="text1"/>
+        </w:rPr>
+        <w:t xml:space="preserve"> </w:t>
+      </w:r>
+      <w:r>
+        <w:rPr>
+          <w:color w:val="000000" w:themeColor="text1"/>
         </w:rPr>
         <w:t>${</w:t>
       </w:r>
       <w:r>
         <w:rPr>
           <w:color w:val="000000" w:themeColor="text1"/>
-          <w:highlight w:val="yellow"/>
-        </w:rPr>
-        <w:t>rfc</w:t>
-      </w:r>
-      <w:r>
-        <w:rPr>
-          <w:color w:val="000000" w:themeColor="text1"/>
-          <w:highlight w:val="yellow"/>
+        </w:rPr>
+        <w:t>fin</w:t>
+      </w:r>
+      <w:r>
+        <w:rPr>
+          <w:color w:val="000000" w:themeColor="text1"/>
         </w:rPr>
         <w:t>}</w:t>
       </w:r>
@@ -633,273 +809,36 @@
         <w:rPr>
           <w:color w:val="000000" w:themeColor="text1"/>
         </w:rPr>
-        <w:t>;</w:t>
-      </w:r>
-      <w:r>
-        <w:rPr>
-          <w:color w:val="000000" w:themeColor="text1"/>
-        </w:rPr>
-        <w:t xml:space="preserve"> Y TENER SU DOMICILIO EN CALLE</w:t>
-      </w:r>
-      <w:r>
-        <w:rPr>
-          <w:color w:val="000000" w:themeColor="text1"/>
-          <w:highlight w:val="yellow"/>
-        </w:rPr>
-        <w:t xml:space="preserve"> </w:t>
-      </w:r>
-      <w:r>
-        <w:rPr>
-          <w:color w:val="000000" w:themeColor="text1"/>
-          <w:highlight w:val="yellow"/>
+        <w:t xml:space="preserve">, PERCIBIENDO </w:t>
+      </w:r>
+      <w:r>
+        <w:rPr>
+          <w:b/>
+          <w:color w:val="000000" w:themeColor="text1"/>
+          <w:u w:val="single"/>
+        </w:rPr>
+        <w:t>COMO ULTIMO SALARIO CATORCENAL BRUTO, LA CANTIDAD DE $</w:t>
+      </w:r>
+      <w:r>
+        <w:rPr>
+          <w:b/>
+          <w:color w:val="000000" w:themeColor="text1"/>
+          <w:u w:val="single"/>
         </w:rPr>
         <w:t>${</w:t>
       </w:r>
       <w:r>
         <w:rPr>
-          <w:color w:val="000000" w:themeColor="text1"/>
-          <w:highlight w:val="yellow"/>
-        </w:rPr>
-        <w:t>direccion</w:t>
-      </w:r>
-      <w:r>
-        <w:rPr>
-          <w:color w:val="000000" w:themeColor="text1"/>
-          <w:highlight w:val="yellow"/>
-        </w:rPr>
-        <w:t>}</w:t>
-      </w:r>
-      <w:r>
-        <w:rPr>
-          <w:color w:val="000000" w:themeColor="text1"/>
-        </w:rPr>
-        <w:t>.</w:t>
-      </w:r>
-    </w:p>
-    <w:p>
-      <w:pPr>
-        <w:jc w:val="both"/>
-        <w:rPr>
-          <w:color w:val="000000" w:themeColor="text1"/>
-        </w:rPr>
-      </w:pPr>
-      <w:r>
-        <w:rPr>
-          <w:b/>
-          <w:color w:val="000000" w:themeColor="text1"/>
-        </w:rPr>
-        <w:t>QUINTA:</w:t>
-      </w:r>
-      <w:r>
-        <w:rPr>
-          <w:color w:val="000000" w:themeColor="text1"/>
-        </w:rPr>
-        <w:t xml:space="preserve"> </w:t>
-      </w:r>
-      <w:r>
-        <w:rPr>
-          <w:color w:val="000000" w:themeColor="text1"/>
-        </w:rPr>
-        <w:t>DECLARA</w:t>
-      </w:r>
-      <w:r>
-        <w:rPr>
-          <w:b/>
-          <w:color w:val="000000" w:themeColor="text1"/>
-        </w:rPr>
-        <w:t xml:space="preserve"> "EL SERVIDOR PUBLICO"</w:t>
-      </w:r>
-      <w:r>
-        <w:rPr>
-          <w:b/>
-          <w:color w:val="000000" w:themeColor="text1"/>
-        </w:rPr>
-        <w:t>,</w:t>
-      </w:r>
-      <w:r>
-        <w:rPr>
-          <w:color w:val="000000" w:themeColor="text1"/>
-        </w:rPr>
-        <w:t xml:space="preserve"> QUE ACUDE A LA FIRMA DEL PRESENTE CONVENIO SIN EXISTIR DOLO O MALA FE, Y MANIFESTANDO SU MÁS AMPLIA VOLUNTAD, Y CONSENTIMIENTO PARA LA FIRMA DEL MISMO, ES POR ELLO QUE LO EXPRESA DE FORMA REAL Y FORMAL, MEDIANTE LA FIRMA DE ESTE CONVENIO.</w:t>
-      </w:r>
-    </w:p>
-    <w:p>
-      <w:pPr>
-        <w:jc w:val="both"/>
-        <w:rPr>
           <w:b/>
           <w:color w:val="000000" w:themeColor="text1"/>
           <w:u w:val="single"/>
         </w:rPr>
-      </w:pPr>
-      <w:r>
-        <w:rPr>
-          <w:b/>
-          <w:color w:val="000000" w:themeColor="text1"/>
-        </w:rPr>
-        <w:t>SEXTA:</w:t>
-      </w:r>
-      <w:r>
-        <w:rPr>
-          <w:color w:val="000000" w:themeColor="text1"/>
-        </w:rPr>
-        <w:t xml:space="preserve"> DECLARA </w:t>
-      </w:r>
-      <w:r>
-        <w:rPr>
-          <w:b/>
-          <w:color w:val="000000" w:themeColor="text1"/>
-        </w:rPr>
-        <w:t>"EL SERVIDOR PUBLICO”,</w:t>
-      </w:r>
-      <w:r>
-        <w:rPr>
-          <w:color w:val="000000" w:themeColor="text1"/>
-        </w:rPr>
-        <w:t xml:space="preserve"> </w:t>
-      </w:r>
-      <w:r>
-        <w:rPr>
-          <w:color w:val="000000" w:themeColor="text1"/>
-        </w:rPr>
-        <w:t xml:space="preserve">QUE SU CARGO DESEMPEÑADO FUE COMO </w:t>
-      </w:r>
-      <w:r>
-        <w:rPr>
-          <w:color w:val="000000" w:themeColor="text1"/>
-          <w:highlight w:val="yellow"/>
-        </w:rPr>
-        <w:t>${</w:t>
-      </w:r>
-      <w:r>
-        <w:rPr>
-          <w:color w:val="000000" w:themeColor="text1"/>
-          <w:highlight w:val="yellow"/>
-        </w:rPr>
-        <w:t>puesto</w:t>
-      </w:r>
-      <w:r>
-        <w:rPr>
-          <w:color w:val="000000" w:themeColor="text1"/>
-          <w:highlight w:val="yellow"/>
-        </w:rPr>
-        <w:t>}</w:t>
-      </w:r>
-      <w:r>
-        <w:rPr>
-          <w:color w:val="000000" w:themeColor="text1"/>
-        </w:rPr>
-        <w:t xml:space="preserve">, CON UNA ANTIGÜEDAD DEL </w:t>
-      </w:r>
-      <w:r>
-        <w:rPr>
-          <w:color w:val="000000" w:themeColor="text1"/>
-          <w:highlight w:val="yellow"/>
-        </w:rPr>
-        <w:t>${</w:t>
-      </w:r>
-      <w:r>
-        <w:rPr>
-          <w:color w:val="000000" w:themeColor="text1"/>
-          <w:highlight w:val="yellow"/>
-        </w:rPr>
-        <w:t>inicio</w:t>
-      </w:r>
-      <w:r>
-        <w:rPr>
-          <w:color w:val="000000" w:themeColor="text1"/>
-          <w:highlight w:val="yellow"/>
-        </w:rPr>
-        <w:t>}</w:t>
-      </w:r>
-      <w:r>
-        <w:rPr>
-          <w:color w:val="000000" w:themeColor="text1"/>
-          <w:highlight w:val="yellow"/>
-        </w:rPr>
-        <w:t xml:space="preserve"> </w:t>
-      </w:r>
-      <w:r>
-        <w:rPr>
-          <w:color w:val="000000" w:themeColor="text1"/>
-          <w:highlight w:val="yellow"/>
-        </w:rPr>
-        <w:t>AL</w:t>
-      </w:r>
-      <w:r>
-        <w:rPr>
-          <w:color w:val="000000" w:themeColor="text1"/>
-          <w:highlight w:val="yellow"/>
-        </w:rPr>
-        <w:t xml:space="preserve"> </w:t>
-      </w:r>
-      <w:r>
-        <w:rPr>
-          <w:color w:val="000000" w:themeColor="text1"/>
-          <w:highlight w:val="yellow"/>
-        </w:rPr>
-        <w:t>${</w:t>
-      </w:r>
-      <w:r>
-        <w:rPr>
-          <w:color w:val="000000" w:themeColor="text1"/>
-          <w:highlight w:val="yellow"/>
-        </w:rPr>
-        <w:t>fin</w:t>
-      </w:r>
-      <w:r>
-        <w:rPr>
-          <w:color w:val="000000" w:themeColor="text1"/>
-          <w:highlight w:val="yellow"/>
-        </w:rPr>
-        <w:t>}</w:t>
-      </w:r>
-      <w:r>
-        <w:rPr>
-          <w:color w:val="000000" w:themeColor="text1"/>
-        </w:rPr>
-        <w:t xml:space="preserve">, PERCIBIENDO </w:t>
-      </w:r>
-      <w:r>
-        <w:rPr>
-          <w:b/>
-          <w:color w:val="000000" w:themeColor="text1"/>
-          <w:u w:val="single"/>
-        </w:rPr>
-        <w:t xml:space="preserve">COMO ULTIMO SALARIO CATORCENAL BRUTO, LA CANTIDAD DE </w:t>
-      </w:r>
-      <w:r>
-        <w:rPr>
-          <w:b/>
-          <w:color w:val="000000" w:themeColor="text1"/>
-          <w:highlight w:val="yellow"/>
-          <w:u w:val="single"/>
-        </w:rPr>
-        <w:t>$</w:t>
-      </w:r>
-      <w:r>
-        <w:rPr>
-          <w:b/>
-          <w:color w:val="000000" w:themeColor="text1"/>
-          <w:highlight w:val="yellow"/>
-          <w:u w:val="single"/>
-        </w:rPr>
-        <w:t>${</w:t>
-      </w:r>
-      <w:r>
-        <w:rPr>
-          <w:b/>
-          <w:color w:val="000000" w:themeColor="text1"/>
-          <w:highlight w:val="yellow"/>
-          <w:u w:val="single"/>
-        </w:rPr>
         <w:t>salario</w:t>
       </w:r>
       <w:r>
         <w:rPr>
           <w:b/>
           <w:color w:val="000000" w:themeColor="text1"/>
-          <w:highlight w:val="yellow"/>
           <w:u w:val="single"/>
         </w:rPr>
         <w:t>}</w:t>
@@ -1122,40 +1061,29 @@
         <w:rPr>
           <w:color w:val="000000" w:themeColor="text1"/>
         </w:rPr>
-        <w:t xml:space="preserve">CANTIDAD NETA DE </w:t>
-      </w:r>
-      <w:r>
-        <w:rPr>
-          <w:color w:val="000000" w:themeColor="text1"/>
-          <w:highlight w:val="yellow"/>
-        </w:rPr>
-        <w:t>$</w:t>
-      </w:r>
-      <w:r>
-        <w:rPr>
-          <w:color w:val="000000" w:themeColor="text1"/>
-          <w:highlight w:val="yellow"/>
+        <w:t>CANTIDAD NETA DE $</w:t>
+      </w:r>
+      <w:r>
+        <w:rPr>
+          <w:color w:val="000000" w:themeColor="text1"/>
         </w:rPr>
         <w:t>${</w:t>
       </w:r>
       <w:r>
         <w:rPr>
           <w:color w:val="000000" w:themeColor="text1"/>
-          <w:highlight w:val="yellow"/>
         </w:rPr>
         <w:t>pago</w:t>
       </w:r>
       <w:r>
         <w:rPr>
           <w:color w:val="000000" w:themeColor="text1"/>
-          <w:highlight w:val="yellow"/>
         </w:rPr>
         <w:t>}</w:t>
       </w:r>
       <w:r>
         <w:rPr>
           <w:color w:val="000000" w:themeColor="text1"/>
-          <w:highlight w:val="yellow"/>
         </w:rPr>
         <w:t xml:space="preserve"> </w:t>
       </w:r>
@@ -1188,7 +1116,7 @@
         <w:tblLook w:val="0000" w:firstRow="0" w:lastRow="0" w:firstColumn="0" w:lastColumn="0" w:noHBand="0" w:noVBand="0"/>
       </w:tblPr>
       <w:tblGrid>
-        <w:gridCol w:w="2264"/>
+        <w:gridCol w:w="2044"/>
         <w:gridCol w:w="383"/>
         <w:gridCol w:w="1691"/>
       </w:tblGrid>
@@ -1198,7 +1126,7 @@
         </w:trPr>
         <w:tc>
           <w:tcPr>
-            <w:tcW w:w="4118" w:type="dxa"/>
+            <w:tcW w:w="0" w:type="auto"/>
             <w:gridSpan w:val="3"/>
             <w:vAlign w:val="center"/>
           </w:tcPr>
@@ -1228,7 +1156,7 @@
         </w:trPr>
         <w:tc>
           <w:tcPr>
-            <w:tcW w:w="2264" w:type="dxa"/>
+            <w:tcW w:w="0" w:type="auto"/>
             <w:vAlign w:val="center"/>
           </w:tcPr>
           <w:p>
@@ -1250,7 +1178,7 @@
         </w:tc>
         <w:tc>
           <w:tcPr>
-            <w:tcW w:w="163" w:type="dxa"/>
+            <w:tcW w:w="0" w:type="auto"/>
             <w:vAlign w:val="center"/>
           </w:tcPr>
           <w:p>
@@ -1271,7 +1199,7 @@
         </w:tc>
         <w:tc>
           <w:tcPr>
-            <w:tcW w:w="1691" w:type="dxa"/>
+            <w:tcW w:w="0" w:type="auto"/>
             <w:vAlign w:val="center"/>
           </w:tcPr>
           <w:p>
@@ -1280,13 +1208,11 @@
               <w:jc w:val="right"/>
               <w:rPr>
                 <w:color w:val="000000" w:themeColor="text1"/>
-                <w:highlight w:val="yellow"/>
               </w:rPr>
             </w:pPr>
             <w:r>
               <w:rPr>
                 <w:color w:val="000000" w:themeColor="text1"/>
-                <w:highlight w:val="yellow"/>
               </w:rPr>
               <w:t>${indemnizacion}</w:t>
             </w:r>
@@ -1299,7 +1225,7 @@
         </w:trPr>
         <w:tc>
           <w:tcPr>
-            <w:tcW w:w="2264" w:type="dxa"/>
+            <w:tcW w:w="0" w:type="auto"/>
             <w:vAlign w:val="center"/>
           </w:tcPr>
           <w:p>
@@ -1321,7 +1247,7 @@
         </w:tc>
         <w:tc>
           <w:tcPr>
-            <w:tcW w:w="163" w:type="dxa"/>
+            <w:tcW w:w="0" w:type="auto"/>
             <w:vAlign w:val="center"/>
           </w:tcPr>
           <w:p>
@@ -1343,7 +1269,7 @@
         </w:tc>
         <w:tc>
           <w:tcPr>
-            <w:tcW w:w="1691" w:type="dxa"/>
+            <w:tcW w:w="0" w:type="auto"/>
             <w:vAlign w:val="center"/>
           </w:tcPr>
           <w:p>
@@ -1353,13 +1279,11 @@
               <w:jc w:val="right"/>
               <w:rPr>
                 <w:color w:val="000000" w:themeColor="text1"/>
-                <w:highlight w:val="yellow"/>
               </w:rPr>
             </w:pPr>
             <w:r>
               <w:rPr>
                 <w:color w:val="000000" w:themeColor="text1"/>
-                <w:highlight w:val="yellow"/>
               </w:rPr>
               <w:t>${antiguedad}</w:t>
             </w:r>
@@ -1372,7 +1296,7 @@
         </w:trPr>
         <w:tc>
           <w:tcPr>
-            <w:tcW w:w="2264" w:type="dxa"/>
+            <w:tcW w:w="0" w:type="auto"/>
             <w:vAlign w:val="center"/>
           </w:tcPr>
           <w:p>
@@ -1394,7 +1318,7 @@
         </w:tc>
         <w:tc>
           <w:tcPr>
-            <w:tcW w:w="163" w:type="dxa"/>
+            <w:tcW w:w="0" w:type="auto"/>
             <w:vAlign w:val="center"/>
           </w:tcPr>
           <w:p>
@@ -1416,7 +1340,7 @@
         </w:tc>
         <w:tc>
           <w:tcPr>
-            <w:tcW w:w="1691" w:type="dxa"/>
+            <w:tcW w:w="0" w:type="auto"/>
             <w:vAlign w:val="center"/>
           </w:tcPr>
           <w:p>
@@ -1426,13 +1350,11 @@
               <w:jc w:val="right"/>
               <w:rPr>
                 <w:color w:val="000000" w:themeColor="text1"/>
-                <w:highlight w:val="yellow"/>
               </w:rPr>
             </w:pPr>
             <w:r>
               <w:rPr>
                 <w:color w:val="000000" w:themeColor="text1"/>
-                <w:highlight w:val="yellow"/>
               </w:rPr>
               <w:t>${aguinaldo}</w:t>
             </w:r>
@@ -1445,7 +1367,7 @@
         </w:trPr>
         <w:tc>
           <w:tcPr>
-            <w:tcW w:w="2264" w:type="dxa"/>
+            <w:tcW w:w="0" w:type="auto"/>
             <w:vAlign w:val="center"/>
           </w:tcPr>
           <w:p>
@@ -1467,7 +1389,7 @@
         </w:tc>
         <w:tc>
           <w:tcPr>
-            <w:tcW w:w="163" w:type="dxa"/>
+            <w:tcW w:w="0" w:type="auto"/>
             <w:vAlign w:val="center"/>
           </w:tcPr>
           <w:p>
@@ -1489,7 +1411,7 @@
         </w:tc>
         <w:tc>
           <w:tcPr>
-            <w:tcW w:w="1691" w:type="dxa"/>
+            <w:tcW w:w="0" w:type="auto"/>
             <w:vAlign w:val="center"/>
           </w:tcPr>
           <w:p>
@@ -1499,13 +1421,11 @@
               <w:jc w:val="right"/>
               <w:rPr>
                 <w:color w:val="000000" w:themeColor="text1"/>
-                <w:highlight w:val="yellow"/>
               </w:rPr>
             </w:pPr>
             <w:r>
               <w:rPr>
                 <w:color w:val="000000" w:themeColor="text1"/>
-                <w:highlight w:val="yellow"/>
               </w:rPr>
               <w:t>${vacacional}</w:t>
             </w:r>
@@ -1518,7 +1438,7 @@
         </w:trPr>
         <w:tc>
           <w:tcPr>
-            <w:tcW w:w="4118" w:type="dxa"/>
+            <w:tcW w:w="0" w:type="auto"/>
             <w:gridSpan w:val="3"/>
             <w:vAlign w:val="center"/>
           </w:tcPr>
@@ -1547,7 +1467,7 @@
         </w:trPr>
         <w:tc>
           <w:tcPr>
-            <w:tcW w:w="2264" w:type="dxa"/>
+            <w:tcW w:w="0" w:type="auto"/>
             <w:vAlign w:val="center"/>
           </w:tcPr>
           <w:p>
@@ -1570,7 +1490,7 @@
         </w:tc>
         <w:tc>
           <w:tcPr>
-            <w:tcW w:w="163" w:type="dxa"/>
+            <w:tcW w:w="0" w:type="auto"/>
             <w:vAlign w:val="center"/>
           </w:tcPr>
           <w:p>
@@ -1592,7 +1512,7 @@
         </w:tc>
         <w:tc>
           <w:tcPr>
-            <w:tcW w:w="1691" w:type="dxa"/>
+            <w:tcW w:w="0" w:type="auto"/>
             <w:vAlign w:val="center"/>
           </w:tcPr>
           <w:p>
@@ -1603,13 +1523,11 @@
               <w:rPr>
                 <w:i/>
                 <w:color w:val="000000" w:themeColor="text1"/>
-                <w:highlight w:val="yellow"/>
               </w:rPr>
             </w:pPr>
             <w:r>
               <w:rPr>
                 <w:color w:val="000000" w:themeColor="text1"/>
-                <w:highlight w:val="yellow"/>
               </w:rPr>
               <w:t>${adeudo}</w:t>
             </w:r>
@@ -1622,7 +1540,7 @@
         </w:trPr>
         <w:tc>
           <w:tcPr>
-            <w:tcW w:w="2264" w:type="dxa"/>
+            <w:tcW w:w="0" w:type="auto"/>
             <w:vAlign w:val="center"/>
           </w:tcPr>
           <w:p>
@@ -1644,7 +1562,7 @@
         </w:tc>
         <w:tc>
           <w:tcPr>
-            <w:tcW w:w="163" w:type="dxa"/>
+            <w:tcW w:w="0" w:type="auto"/>
             <w:vAlign w:val="center"/>
           </w:tcPr>
           <w:p>
@@ -1666,7 +1584,7 @@
         </w:tc>
         <w:tc>
           <w:tcPr>
-            <w:tcW w:w="1691" w:type="dxa"/>
+            <w:tcW w:w="0" w:type="auto"/>
             <w:vAlign w:val="center"/>
           </w:tcPr>
           <w:p>
@@ -1676,13 +1594,11 @@
               <w:jc w:val="right"/>
               <w:rPr>
                 <w:color w:val="000000" w:themeColor="text1"/>
-                <w:highlight w:val="yellow"/>
               </w:rPr>
             </w:pPr>
             <w:r>
               <w:rPr>
                 <w:color w:val="000000" w:themeColor="text1"/>
-                <w:highlight w:val="yellow"/>
               </w:rPr>
               <w:t>${isr}</w:t>
             </w:r>
@@ -1695,7 +1611,7 @@
         </w:trPr>
         <w:tc>
           <w:tcPr>
-            <w:tcW w:w="2264" w:type="dxa"/>
+            <w:tcW w:w="0" w:type="auto"/>
             <w:vAlign w:val="center"/>
           </w:tcPr>
           <w:p>
@@ -1719,7 +1635,7 @@
         </w:tc>
         <w:tc>
           <w:tcPr>
-            <w:tcW w:w="163" w:type="dxa"/>
+            <w:tcW w:w="0" w:type="auto"/>
             <w:vAlign w:val="center"/>
           </w:tcPr>
           <w:p>
@@ -1743,7 +1659,7 @@
         </w:tc>
         <w:tc>
           <w:tcPr>
-            <w:tcW w:w="1691" w:type="dxa"/>
+            <w:tcW w:w="0" w:type="auto"/>
             <w:vAlign w:val="center"/>
           </w:tcPr>
           <w:p>
@@ -1754,7 +1670,6 @@
               <w:rPr>
                 <w:b/>
                 <w:color w:val="000000" w:themeColor="text1"/>
-                <w:highlight w:val="yellow"/>
               </w:rPr>
             </w:pPr>
             <w:r>
@@ -1762,7 +1677,6 @@
                 <w:b/>
                 <w:i/>
                 <w:color w:val="000000" w:themeColor="text1"/>
-                <w:highlight w:val="yellow"/>
               </w:rPr>
               <w:t>${neto}</w:t>
             </w:r>
@@ -2932,7 +2846,6 @@
         <w:rPr>
           <w:b/>
           <w:color w:val="000000" w:themeColor="text1"/>
-          <w:highlight w:val="yellow"/>
         </w:rPr>
         <w:t>${</w:t>
       </w:r>
@@ -2940,7 +2853,6 @@
         <w:rPr>
           <w:b/>
           <w:color w:val="000000" w:themeColor="text1"/>
-          <w:highlight w:val="yellow"/>
         </w:rPr>
         <w:t>nombre</w:t>
       </w:r>
@@ -2948,7 +2860,6 @@
         <w:rPr>
           <w:b/>
           <w:color w:val="000000" w:themeColor="text1"/>
-          <w:highlight w:val="yellow"/>
         </w:rPr>
         <w:t>}</w:t>
       </w:r>
@@ -4407,7 +4318,7 @@
 </file>
 
 <file path=customXml/itemProps1.xml><?xml version="1.0" encoding="utf-8"?>
-<ds:datastoreItem xmlns:ds="http://schemas.openxmlformats.org/officeDocument/2006/customXml" ds:itemID="{227C9104-C03D-431A-9ACF-303F79524AD7}">
+<ds:datastoreItem xmlns:ds="http://schemas.openxmlformats.org/officeDocument/2006/customXml" ds:itemID="{09137A80-2EB9-473F-A9BE-50367CB47F3D}">
   <ds:schemaRefs>
     <ds:schemaRef ds:uri="http://schemas.openxmlformats.org/officeDocument/2006/bibliography"/>
   </ds:schemaRefs>

--- a/assets/docs/convenio.docx
+++ b/assets/docs/convenio.docx
@@ -9,946 +9,986 @@
           <w:color w:val="000000" w:themeColor="text1"/>
         </w:rPr>
       </w:pPr>
+      <w:r>
+        <w:rPr>
+          <w:color w:val="000000" w:themeColor="text1"/>
+        </w:rPr>
+        <w:t>CONVENIO</w:t>
+      </w:r>
+      <w:r>
+        <w:rPr>
+          <w:color w:val="000000" w:themeColor="text1"/>
+        </w:rPr>
+        <w:t xml:space="preserve"> DE PAGO</w:t>
+      </w:r>
+      <w:r>
+        <w:rPr>
+          <w:color w:val="000000" w:themeColor="text1"/>
+        </w:rPr>
+        <w:t xml:space="preserve"> POR TERMINO DE RELACION </w:t>
+      </w:r>
+      <w:r>
+        <w:rPr>
+          <w:color w:val="000000" w:themeColor="text1"/>
+        </w:rPr>
+        <w:t xml:space="preserve">LABORAL; </w:t>
+      </w:r>
+      <w:r>
+        <w:rPr>
+          <w:color w:val="000000" w:themeColor="text1"/>
+        </w:rPr>
+        <w:t xml:space="preserve">QUE CELEBRAN </w:t>
+      </w:r>
+      <w:r>
+        <w:rPr>
+          <w:color w:val="000000" w:themeColor="text1"/>
+        </w:rPr>
+        <w:t>POR PARTE</w:t>
+      </w:r>
+      <w:r>
+        <w:rPr>
+          <w:color w:val="000000" w:themeColor="text1"/>
+        </w:rPr>
+        <w:t xml:space="preserve"> </w:t>
+      </w:r>
+      <w:r>
+        <w:rPr>
+          <w:color w:val="000000" w:themeColor="text1"/>
+        </w:rPr>
+        <w:t>D</w:t>
+      </w:r>
+      <w:r>
+        <w:rPr>
+          <w:color w:val="000000" w:themeColor="text1"/>
+        </w:rPr>
+        <w:t>EL MUNIC</w:t>
+      </w:r>
+      <w:r>
+        <w:rPr>
+          <w:color w:val="000000" w:themeColor="text1"/>
+        </w:rPr>
+        <w:t>I</w:t>
+      </w:r>
+      <w:r>
+        <w:rPr>
+          <w:color w:val="000000" w:themeColor="text1"/>
+        </w:rPr>
+        <w:t>P</w:t>
+      </w:r>
+      <w:r>
+        <w:rPr>
+          <w:color w:val="000000" w:themeColor="text1"/>
+        </w:rPr>
+        <w:t>I</w:t>
+      </w:r>
+      <w:r>
+        <w:rPr>
+          <w:color w:val="000000" w:themeColor="text1"/>
+        </w:rPr>
+        <w:t xml:space="preserve">O DE COMONFORT </w:t>
+      </w:r>
+      <w:r>
+        <w:rPr>
+          <w:color w:val="000000" w:themeColor="text1"/>
+        </w:rPr>
+        <w:t>GTO, REPRESENTADA</w:t>
+      </w:r>
+      <w:r>
+        <w:rPr>
+          <w:color w:val="000000" w:themeColor="text1"/>
+        </w:rPr>
+        <w:t xml:space="preserve"> EN ESTE ACTO PO</w:t>
+      </w:r>
+      <w:r>
+        <w:rPr>
+          <w:color w:val="000000" w:themeColor="text1"/>
+        </w:rPr>
+        <w:t>R LA C. LIC. PATRICIA NUÑEZ VALDEZ</w:t>
+      </w:r>
+      <w:r>
+        <w:rPr>
+          <w:color w:val="000000" w:themeColor="text1"/>
+        </w:rPr>
+        <w:t>, SÍNDICO MUNICIPAL DEL AYUNTAMIENTO</w:t>
+      </w:r>
+      <w:r>
+        <w:rPr>
+          <w:color w:val="000000" w:themeColor="text1"/>
+        </w:rPr>
+        <w:t xml:space="preserve"> 2021-2024</w:t>
+      </w:r>
+      <w:r>
+        <w:rPr>
+          <w:color w:val="000000" w:themeColor="text1"/>
+        </w:rPr>
+        <w:t>,</w:t>
+      </w:r>
+      <w:r>
+        <w:rPr>
+          <w:color w:val="000000" w:themeColor="text1"/>
+        </w:rPr>
+        <w:t xml:space="preserve"> QUIEN ACREDITA SU PERSONALIDAD CON LA CONSTANCIA DE MAYORIA Y VALIDEZ DE LA ELECCION</w:t>
+      </w:r>
+      <w:r>
+        <w:rPr>
+          <w:color w:val="000000" w:themeColor="text1"/>
+        </w:rPr>
+        <w:t xml:space="preserve"> PARA LA PRESIDENCIA MUNICIPAL DEL AYUNTAMIENTO DE COMONFORT, GTO. EXPEDIDA POR EL INSTITUTO ELECTORAL DEL ESTADO DE GUANAJUATO (IEEG) DE FECHA 10 DE JUNIO DEL 2021, </w:t>
+      </w:r>
+      <w:r>
+        <w:rPr>
+          <w:color w:val="000000" w:themeColor="text1"/>
+        </w:rPr>
+        <w:t xml:space="preserve">A QUIEN EN LO SUCESIVO SE LE DENOMINARA </w:t>
+      </w:r>
+      <w:r>
+        <w:rPr>
+          <w:b/>
+          <w:color w:val="000000" w:themeColor="text1"/>
+        </w:rPr>
+        <w:t>"EL MUNICIPIO",</w:t>
+      </w:r>
+      <w:r>
+        <w:rPr>
+          <w:color w:val="000000" w:themeColor="text1"/>
+        </w:rPr>
+        <w:t xml:space="preserve">Y POR OTRA PARTE LA </w:t>
+      </w:r>
+      <w:r>
+        <w:rPr>
+          <w:b/>
+          <w:color w:val="000000" w:themeColor="text1"/>
+        </w:rPr>
+        <w:t>C.</w:t>
+      </w:r>
+      <w:r>
+        <w:rPr>
+          <w:b/>
+          <w:color w:val="000000" w:themeColor="text1"/>
+        </w:rPr>
+        <w:t xml:space="preserve"> </w:t>
+      </w:r>
+      <w:r>
+        <w:rPr>
+          <w:b/>
+          <w:color w:val="000000" w:themeColor="text1"/>
+        </w:rPr>
+        <w:t>${</w:t>
+      </w:r>
+      <w:r>
+        <w:rPr>
+          <w:b/>
+          <w:color w:val="000000" w:themeColor="text1"/>
+        </w:rPr>
+        <w:t>nombre</w:t>
+      </w:r>
+      <w:r>
+        <w:rPr>
+          <w:b/>
+          <w:color w:val="000000" w:themeColor="text1"/>
+        </w:rPr>
+        <w:t>}</w:t>
+      </w:r>
+      <w:r>
+        <w:rPr>
+          <w:color w:val="000000" w:themeColor="text1"/>
+        </w:rPr>
+        <w:t>, EN SU CARÁCTER DE</w:t>
+      </w:r>
+      <w:r>
+        <w:rPr>
+          <w:color w:val="000000" w:themeColor="text1"/>
+        </w:rPr>
+        <w:t xml:space="preserve"> </w:t>
+      </w:r>
+      <w:r>
+        <w:rPr>
+          <w:color w:val="000000" w:themeColor="text1"/>
+        </w:rPr>
+        <w:t>${</w:t>
+      </w:r>
+      <w:r>
+        <w:rPr>
+          <w:color w:val="000000" w:themeColor="text1"/>
+        </w:rPr>
+        <w:t>puesto</w:t>
+      </w:r>
+      <w:r>
+        <w:rPr>
+          <w:color w:val="000000" w:themeColor="text1"/>
+        </w:rPr>
+        <w:t>}</w:t>
+      </w:r>
+      <w:r>
+        <w:rPr>
+          <w:color w:val="000000" w:themeColor="text1"/>
+        </w:rPr>
+        <w:t>, DEL MU</w:t>
+      </w:r>
+      <w:r>
+        <w:rPr>
+          <w:color w:val="000000" w:themeColor="text1"/>
+        </w:rPr>
+        <w:t>NICIPIO DE COMONFORT GTO.</w:t>
+      </w:r>
+      <w:r>
+        <w:rPr>
+          <w:color w:val="000000" w:themeColor="text1"/>
+        </w:rPr>
+        <w:t>, EN EL ÁREA DE</w:t>
+      </w:r>
+      <w:r>
+        <w:rPr>
+          <w:color w:val="000000" w:themeColor="text1"/>
+        </w:rPr>
+        <w:t xml:space="preserve"> </w:t>
+      </w:r>
+      <w:r>
+        <w:rPr>
+          <w:color w:val="000000" w:themeColor="text1"/>
+        </w:rPr>
+        <w:t>${</w:t>
+      </w:r>
+      <w:r>
+        <w:rPr>
+          <w:color w:val="000000" w:themeColor="text1"/>
+        </w:rPr>
+        <w:t>departamento</w:t>
+      </w:r>
+      <w:r>
+        <w:rPr>
+          <w:color w:val="000000" w:themeColor="text1"/>
+        </w:rPr>
+        <w:t>}</w:t>
+      </w:r>
+      <w:r>
+        <w:rPr>
+          <w:color w:val="000000" w:themeColor="text1"/>
+        </w:rPr>
+        <w:t>, IDENTIFICÁNDOSE CON IN</w:t>
+      </w:r>
+      <w:r>
+        <w:rPr>
+          <w:color w:val="000000" w:themeColor="text1"/>
+        </w:rPr>
+        <w:t>E CON CLAV</w:t>
+      </w:r>
+      <w:r>
+        <w:rPr>
+          <w:color w:val="000000" w:themeColor="text1"/>
+        </w:rPr>
+        <w:t>E DE</w:t>
+      </w:r>
+      <w:r>
+        <w:rPr>
+          <w:b/>
+          <w:color w:val="000000" w:themeColor="text1"/>
+        </w:rPr>
+        <w:t xml:space="preserve"> ELECTOR </w:t>
+      </w:r>
+      <w:r>
+        <w:rPr>
+          <w:b/>
+          <w:color w:val="000000" w:themeColor="text1"/>
+        </w:rPr>
+        <w:t>${</w:t>
+      </w:r>
+      <w:r>
+        <w:rPr>
+          <w:b/>
+          <w:color w:val="000000" w:themeColor="text1"/>
+        </w:rPr>
+        <w:t>ine</w:t>
+      </w:r>
+      <w:r>
+        <w:rPr>
+          <w:b/>
+          <w:color w:val="000000" w:themeColor="text1"/>
+        </w:rPr>
+        <w:t>}</w:t>
+      </w:r>
+      <w:r>
+        <w:rPr>
+          <w:color w:val="000000" w:themeColor="text1"/>
+        </w:rPr>
+        <w:t xml:space="preserve">, </w:t>
+      </w:r>
+      <w:r>
+        <w:rPr>
+          <w:color w:val="000000" w:themeColor="text1"/>
+        </w:rPr>
+        <w:t xml:space="preserve">QUIEN EN LO SUCESIVO SE LE DENOMINARA </w:t>
+      </w:r>
+      <w:r>
+        <w:rPr>
+          <w:b/>
+          <w:color w:val="000000" w:themeColor="text1"/>
+        </w:rPr>
+        <w:t>"EL SERVIDOR PUBLICO</w:t>
+      </w:r>
+      <w:r>
+        <w:rPr>
+          <w:b/>
+          <w:color w:val="000000" w:themeColor="text1"/>
+        </w:rPr>
+        <w:t>"</w:t>
+      </w:r>
+      <w:r>
+        <w:rPr>
+          <w:color w:val="000000" w:themeColor="text1"/>
+        </w:rPr>
+        <w:t xml:space="preserve">, </w:t>
+      </w:r>
+      <w:r>
+        <w:rPr>
+          <w:color w:val="000000" w:themeColor="text1"/>
+        </w:rPr>
+        <w:t>AMBAS PERSONAS</w:t>
+      </w:r>
+      <w:r>
+        <w:rPr>
+          <w:color w:val="000000" w:themeColor="text1"/>
+        </w:rPr>
+        <w:t xml:space="preserve"> MAYORES DE EDAD Y CON CAPACIDAD LEGAL PARA OBLIGARSE, PERSONALIDAD QUE AMBAS PARTES SE RECONOCEN Y ACEPTAN PARA LA FIRMA DEL MISMO, POR LO QUE MANIFIESTAN ESTAR CONFORMES EN SUJETARSE AL TENOR</w:t>
+      </w:r>
+      <w:r>
+        <w:rPr>
+          <w:color w:val="000000" w:themeColor="text1"/>
+        </w:rPr>
+        <w:t xml:space="preserve"> DE LOS SIGUIENTES </w:t>
+      </w:r>
+      <w:r>
+        <w:rPr>
+          <w:color w:val="000000" w:themeColor="text1"/>
+        </w:rPr>
+        <w:t xml:space="preserve"> DECLARACIONES Y CLAUSULAS SUBSECUENTES:</w:t>
+      </w:r>
+    </w:p>
+    <w:p>
+      <w:pPr>
+        <w:jc w:val="center"/>
+        <w:rPr>
+          <w:b/>
+          <w:color w:val="000000" w:themeColor="text1"/>
+        </w:rPr>
+      </w:pPr>
+    </w:p>
+    <w:p>
+      <w:pPr>
+        <w:jc w:val="center"/>
+        <w:rPr>
+          <w:b/>
+          <w:color w:val="000000" w:themeColor="text1"/>
+        </w:rPr>
+      </w:pPr>
+      <w:r>
+        <w:rPr>
+          <w:b/>
+          <w:color w:val="000000" w:themeColor="text1"/>
+        </w:rPr>
+        <w:t>D E C L A R A C I O N E S:</w:t>
+      </w:r>
+    </w:p>
+    <w:p>
+      <w:pPr>
+        <w:jc w:val="center"/>
+        <w:rPr>
+          <w:b/>
+          <w:color w:val="000000" w:themeColor="text1"/>
+        </w:rPr>
+      </w:pPr>
+    </w:p>
+    <w:p>
+      <w:pPr>
+        <w:jc w:val="both"/>
+        <w:rPr>
+          <w:color w:val="000000" w:themeColor="text1"/>
+        </w:rPr>
+      </w:pPr>
+      <w:r>
+        <w:rPr>
+          <w:b/>
+          <w:color w:val="000000" w:themeColor="text1"/>
+        </w:rPr>
+        <w:t>PRIMERA:</w:t>
+      </w:r>
+      <w:r>
+        <w:rPr>
+          <w:color w:val="000000" w:themeColor="text1"/>
+        </w:rPr>
+        <w:t xml:space="preserve"> </w:t>
+      </w:r>
+      <w:r>
+        <w:rPr>
+          <w:color w:val="000000" w:themeColor="text1"/>
+        </w:rPr>
+        <w:t xml:space="preserve">DECLARA </w:t>
+      </w:r>
+      <w:r>
+        <w:rPr>
+          <w:b/>
+          <w:color w:val="000000" w:themeColor="text1"/>
+        </w:rPr>
+        <w:t>"EL MUNICIPIO"</w:t>
+      </w:r>
+      <w:r>
+        <w:rPr>
+          <w:color w:val="000000" w:themeColor="text1"/>
+        </w:rPr>
+        <w:t xml:space="preserve"> QUE DE CONFORMIDAD CON LO ESTABLECIDO EN EL ARTÍCULO 115 FRACCIÓN II DE LA CONSTITUCIÓN POLÍTICA DE LOS ESTADOS UNIDOS MEXICANOS, EL MUNICIPIO ESTÁ INVESTIDO DE PERSONALIDAD JURÍDICA PARA CELEBRAR EL PRESENTE CONVENIO. SER UNA INSTITUCIÓN DE ORDEN PÚBLICO, DOTADO DE PERSONALIDAD JURÍDICA Y PATRIMONIO PROPIO, AUTÓNOMO EN SU RÉGIMEN INTERIOR Y CON LIBRE ADMINISTRACIÓN DE SU HACIENDA, DE CONFORMIDAD CON LO DISPUESTO POR EL ARTÍCULO 2 DE LA LEY ORGÁNICA MUNICIPAL PARA EL ESTADO DE GUANAJUATO.</w:t>
+      </w:r>
+    </w:p>
+    <w:p>
+      <w:pPr>
+        <w:jc w:val="both"/>
+        <w:rPr>
+          <w:color w:val="000000" w:themeColor="text1"/>
+        </w:rPr>
+      </w:pPr>
+      <w:r>
+        <w:rPr>
+          <w:b/>
+          <w:color w:val="000000" w:themeColor="text1"/>
+        </w:rPr>
+        <w:t>SEGUNDA:</w:t>
+      </w:r>
+      <w:r>
+        <w:rPr>
+          <w:color w:val="000000" w:themeColor="text1"/>
+        </w:rPr>
+        <w:t xml:space="preserve"> DECLARA LA </w:t>
+      </w:r>
+      <w:r>
+        <w:rPr>
+          <w:b/>
+          <w:color w:val="000000" w:themeColor="text1"/>
+        </w:rPr>
+        <w:t>"SÍNDICO MUNICIPAL</w:t>
+      </w:r>
+      <w:r>
+        <w:rPr>
+          <w:color w:val="000000" w:themeColor="text1"/>
+        </w:rPr>
+        <w:t xml:space="preserve">" C. </w:t>
+      </w:r>
+      <w:r>
+        <w:rPr>
+          <w:b/>
+          <w:color w:val="000000" w:themeColor="text1"/>
+        </w:rPr>
+        <w:t>LIC.  PATRICIA NUÑEZ VALDEZ</w:t>
+      </w:r>
+      <w:r>
+        <w:rPr>
+          <w:color w:val="000000" w:themeColor="text1"/>
+        </w:rPr>
+        <w:t>, QUE EL CARÁCTER CON EL QUE COMPARECE A LA SUSCRIPCIÓN DEL PRESENTE CONVENIO, LO ES EN ATENCIÓN A LAS FACULTADES QUE LE OTORGA EL ARTÍCULO 78 FRACCIÓN I, II, Y X, DE LA LEY ORGÁNICA MUNICIPAL PARA EL ESTADO DE GUANAJUATO.</w:t>
+      </w:r>
+    </w:p>
+    <w:p>
+      <w:pPr>
+        <w:jc w:val="both"/>
+        <w:rPr>
+          <w:color w:val="000000" w:themeColor="text1"/>
+        </w:rPr>
+      </w:pPr>
+      <w:r>
+        <w:rPr>
+          <w:b/>
+          <w:color w:val="000000" w:themeColor="text1"/>
+        </w:rPr>
+        <w:t>TERCERA:</w:t>
+      </w:r>
+      <w:r>
+        <w:rPr>
+          <w:color w:val="000000" w:themeColor="text1"/>
+        </w:rPr>
+        <w:t xml:space="preserve"> DECLARA </w:t>
+      </w:r>
+      <w:r>
+        <w:rPr>
+          <w:b/>
+          <w:color w:val="000000" w:themeColor="text1"/>
+        </w:rPr>
+        <w:t>"EL MUNICIPIO"</w:t>
+      </w:r>
+      <w:r>
+        <w:rPr>
+          <w:color w:val="000000" w:themeColor="text1"/>
+        </w:rPr>
+        <w:t xml:space="preserve"> QUE SU REGISTRO FEDERAL DE CONTRIBUYENTES, MCO850101366, CON DOMICILIO EL UBICADO EN CALLE CAMINO REAL NO. 4, BARRIO MELGARITO, COMONFORT, GTO; C. P. 38200, CON NÚMERO DE TELÉFONO </w:t>
+      </w:r>
+      <w:r>
+        <w:rPr>
+          <w:color w:val="000000" w:themeColor="text1"/>
+        </w:rPr>
+        <w:t>(</w:t>
+      </w:r>
+      <w:r>
+        <w:rPr>
+          <w:color w:val="000000" w:themeColor="text1"/>
+        </w:rPr>
+        <w:t>01</w:t>
+      </w:r>
+      <w:r>
+        <w:rPr>
+          <w:color w:val="000000" w:themeColor="text1"/>
+        </w:rPr>
+        <w:t>)</w:t>
+      </w:r>
+      <w:r>
+        <w:rPr>
+          <w:color w:val="000000" w:themeColor="text1"/>
+        </w:rPr>
+        <w:t xml:space="preserve"> 412 156 20 05 Y </w:t>
+      </w:r>
+      <w:r>
+        <w:rPr>
+          <w:color w:val="000000" w:themeColor="text1"/>
+        </w:rPr>
+        <w:t>(</w:t>
+      </w:r>
+      <w:r>
+        <w:rPr>
+          <w:color w:val="000000" w:themeColor="text1"/>
+        </w:rPr>
+        <w:t>01</w:t>
+      </w:r>
+      <w:r>
+        <w:rPr>
+          <w:color w:val="000000" w:themeColor="text1"/>
+        </w:rPr>
+        <w:t>)</w:t>
+      </w:r>
+      <w:r>
+        <w:rPr>
+          <w:color w:val="000000" w:themeColor="text1"/>
+        </w:rPr>
+        <w:t xml:space="preserve"> 412 156 24 30, MISMO QUE SEÑALA COMO DOMICILIO PARA OÍR Y RECIBIR TODO TIPO DE NOTIFICACIONES RELACIONADAS CON EL PRESENTE INSTRUMENTO LEGAL.</w:t>
+      </w:r>
+    </w:p>
+    <w:p>
+      <w:pPr>
+        <w:jc w:val="both"/>
+        <w:rPr>
+          <w:color w:val="000000" w:themeColor="text1"/>
+        </w:rPr>
+      </w:pPr>
+      <w:r>
+        <w:rPr>
+          <w:b/>
+          <w:color w:val="000000" w:themeColor="text1"/>
+        </w:rPr>
+        <w:t>CUARTA:</w:t>
+      </w:r>
+      <w:r>
+        <w:rPr>
+          <w:color w:val="000000" w:themeColor="text1"/>
+        </w:rPr>
+        <w:t xml:space="preserve"> DECLARA</w:t>
+      </w:r>
+      <w:r>
+        <w:rPr>
+          <w:color w:val="000000" w:themeColor="text1"/>
+        </w:rPr>
+        <w:t xml:space="preserve"> </w:t>
+      </w:r>
+      <w:r>
+        <w:rPr>
+          <w:b/>
+          <w:color w:val="000000" w:themeColor="text1"/>
+        </w:rPr>
+        <w:t>"EL SERVIDOR PUBLICO"</w:t>
+      </w:r>
+      <w:r>
+        <w:rPr>
+          <w:color w:val="000000" w:themeColor="text1"/>
+        </w:rPr>
+        <w:t>, BAJO PROTESTA DE DECIR VERDAD</w:t>
+      </w:r>
+      <w:r>
+        <w:rPr>
+          <w:color w:val="000000" w:themeColor="text1"/>
+        </w:rPr>
+        <w:t>, SER DE NACIONALIDAD MEXICANA</w:t>
+      </w:r>
+      <w:r>
+        <w:rPr>
+          <w:color w:val="000000" w:themeColor="text1"/>
+        </w:rPr>
+        <w:t>, RFC</w:t>
+      </w:r>
+      <w:r>
+        <w:rPr>
+          <w:color w:val="000000" w:themeColor="text1"/>
+        </w:rPr>
+        <w:t xml:space="preserve"> </w:t>
+      </w:r>
+      <w:r>
+        <w:rPr>
+          <w:color w:val="000000" w:themeColor="text1"/>
+        </w:rPr>
+        <w:t>${</w:t>
+      </w:r>
+      <w:r>
+        <w:rPr>
+          <w:color w:val="000000" w:themeColor="text1"/>
+        </w:rPr>
+        <w:t>rfc</w:t>
+      </w:r>
+      <w:r>
+        <w:rPr>
+          <w:color w:val="000000" w:themeColor="text1"/>
+        </w:rPr>
+        <w:t>}</w:t>
+      </w:r>
+      <w:r>
+        <w:rPr>
+          <w:color w:val="000000" w:themeColor="text1"/>
+        </w:rPr>
+        <w:t>;</w:t>
+      </w:r>
+      <w:r>
+        <w:rPr>
+          <w:color w:val="000000" w:themeColor="text1"/>
+        </w:rPr>
+        <w:t xml:space="preserve"> Y TENER SU DOMICILIO EN CALLE</w:t>
+      </w:r>
+      <w:r>
+        <w:rPr>
+          <w:color w:val="000000" w:themeColor="text1"/>
+        </w:rPr>
+        <w:t xml:space="preserve"> </w:t>
+      </w:r>
+      <w:r>
+        <w:rPr>
+          <w:color w:val="000000" w:themeColor="text1"/>
+        </w:rPr>
+        <w:t>${</w:t>
+      </w:r>
+      <w:r>
+        <w:rPr>
+          <w:color w:val="000000" w:themeColor="text1"/>
+        </w:rPr>
+        <w:t>direccion</w:t>
+      </w:r>
+      <w:r>
+        <w:rPr>
+          <w:color w:val="000000" w:themeColor="text1"/>
+        </w:rPr>
+        <w:t>}</w:t>
+      </w:r>
+      <w:r>
+        <w:rPr>
+          <w:color w:val="000000" w:themeColor="text1"/>
+        </w:rPr>
+        <w:t>.</w:t>
+      </w:r>
+    </w:p>
+    <w:p>
+      <w:pPr>
+        <w:jc w:val="both"/>
+        <w:rPr>
+          <w:color w:val="000000" w:themeColor="text1"/>
+        </w:rPr>
+      </w:pPr>
+      <w:r>
+        <w:rPr>
+          <w:b/>
+          <w:color w:val="000000" w:themeColor="text1"/>
+        </w:rPr>
+        <w:t>QUINTA:</w:t>
+      </w:r>
+      <w:r>
+        <w:rPr>
+          <w:color w:val="000000" w:themeColor="text1"/>
+        </w:rPr>
+        <w:t xml:space="preserve"> </w:t>
+      </w:r>
+      <w:r>
+        <w:rPr>
+          <w:color w:val="000000" w:themeColor="text1"/>
+        </w:rPr>
+        <w:t>DECLARA</w:t>
+      </w:r>
+      <w:r>
+        <w:rPr>
+          <w:b/>
+          <w:color w:val="000000" w:themeColor="text1"/>
+        </w:rPr>
+        <w:t xml:space="preserve"> "EL SERVIDOR PUBLICO"</w:t>
+      </w:r>
+      <w:r>
+        <w:rPr>
+          <w:b/>
+          <w:color w:val="000000" w:themeColor="text1"/>
+        </w:rPr>
+        <w:t>,</w:t>
+      </w:r>
+      <w:r>
+        <w:rPr>
+          <w:color w:val="000000" w:themeColor="text1"/>
+        </w:rPr>
+        <w:t xml:space="preserve"> QUE ACUDE A LA FIRMA DEL PRESENTE CONVENIO SIN EXISTIR DOLO O MALA FE, Y MANIFESTANDO SU MÁS AMPLIA VOLUNTAD, Y CONSENTIMIENTO PARA LA FIRMA DEL MISMO, ES POR ELLO QUE LO EXPRESA DE FORMA REAL Y FORMAL, MEDIANTE LA FIRMA DE ESTE CONVENIO.</w:t>
+      </w:r>
+    </w:p>
+    <w:p>
+      <w:pPr>
+        <w:jc w:val="both"/>
+        <w:rPr>
+          <w:b/>
+          <w:color w:val="000000" w:themeColor="text1"/>
+          <w:u w:val="single"/>
+        </w:rPr>
+      </w:pPr>
+      <w:r>
+        <w:rPr>
+          <w:b/>
+          <w:color w:val="000000" w:themeColor="text1"/>
+        </w:rPr>
+        <w:t>SEXTA:</w:t>
+      </w:r>
+      <w:r>
+        <w:rPr>
+          <w:color w:val="000000" w:themeColor="text1"/>
+        </w:rPr>
+        <w:t xml:space="preserve"> DECLARA </w:t>
+      </w:r>
+      <w:r>
+        <w:rPr>
+          <w:b/>
+          <w:color w:val="000000" w:themeColor="text1"/>
+        </w:rPr>
+        <w:t>"EL SERVIDOR PUBLICO”,</w:t>
+      </w:r>
+      <w:r>
+        <w:rPr>
+          <w:color w:val="000000" w:themeColor="text1"/>
+        </w:rPr>
+        <w:t xml:space="preserve"> </w:t>
+      </w:r>
+      <w:r>
+        <w:rPr>
+          <w:color w:val="000000" w:themeColor="text1"/>
+        </w:rPr>
+        <w:t xml:space="preserve">QUE SU CARGO DESEMPEÑADO FUE COMO </w:t>
+      </w:r>
+      <w:r>
+        <w:rPr>
+          <w:color w:val="000000" w:themeColor="text1"/>
+        </w:rPr>
+        <w:t>${</w:t>
+      </w:r>
+      <w:r>
+        <w:rPr>
+          <w:color w:val="000000" w:themeColor="text1"/>
+        </w:rPr>
+        <w:t>puesto</w:t>
+      </w:r>
+      <w:r>
+        <w:rPr>
+          <w:color w:val="000000" w:themeColor="text1"/>
+        </w:rPr>
+        <w:t>}</w:t>
+      </w:r>
+      <w:r>
+        <w:rPr>
+          <w:color w:val="000000" w:themeColor="text1"/>
+        </w:rPr>
+        <w:t xml:space="preserve">, CON UNA ANTIGÜEDAD DEL </w:t>
+      </w:r>
+      <w:r>
+        <w:rPr>
+          <w:color w:val="000000" w:themeColor="text1"/>
+        </w:rPr>
+        <w:t>${</w:t>
+      </w:r>
+      <w:r>
+        <w:rPr>
+          <w:color w:val="000000" w:themeColor="text1"/>
+        </w:rPr>
+        <w:t>inicio</w:t>
+      </w:r>
+      <w:r>
+        <w:rPr>
+          <w:color w:val="000000" w:themeColor="text1"/>
+        </w:rPr>
+        <w:t>}</w:t>
+      </w:r>
+      <w:r>
+        <w:rPr>
+          <w:color w:val="000000" w:themeColor="text1"/>
+        </w:rPr>
+        <w:t xml:space="preserve"> </w:t>
+      </w:r>
+      <w:r>
+        <w:rPr>
+          <w:color w:val="000000" w:themeColor="text1"/>
+        </w:rPr>
+        <w:t>AL</w:t>
+      </w:r>
+      <w:r>
+        <w:rPr>
+          <w:color w:val="000000" w:themeColor="text1"/>
+        </w:rPr>
+        <w:t xml:space="preserve"> </w:t>
+      </w:r>
+      <w:r>
+        <w:rPr>
+          <w:color w:val="000000" w:themeColor="text1"/>
+        </w:rPr>
+        <w:t>${</w:t>
+      </w:r>
+      <w:r>
+        <w:rPr>
+          <w:color w:val="000000" w:themeColor="text1"/>
+        </w:rPr>
+        <w:t>fin</w:t>
+      </w:r>
+      <w:r>
+        <w:rPr>
+          <w:color w:val="000000" w:themeColor="text1"/>
+        </w:rPr>
+        <w:t>}</w:t>
+      </w:r>
+      <w:r>
+        <w:rPr>
+          <w:color w:val="000000" w:themeColor="text1"/>
+        </w:rPr>
+        <w:t xml:space="preserve">, PERCIBIENDO </w:t>
+      </w:r>
+      <w:r>
+        <w:rPr>
+          <w:b/>
+          <w:color w:val="000000" w:themeColor="text1"/>
+          <w:u w:val="single"/>
+        </w:rPr>
+        <w:t>COMO ULTIMO SALARIO CATORCENAL BRUTO, LA CANTIDAD DE $</w:t>
+      </w:r>
+      <w:r>
+        <w:rPr>
+          <w:b/>
+          <w:color w:val="000000" w:themeColor="text1"/>
+          <w:u w:val="single"/>
+        </w:rPr>
+        <w:t>${</w:t>
+      </w:r>
+      <w:r>
+        <w:rPr>
+          <w:b/>
+          <w:color w:val="000000" w:themeColor="text1"/>
+          <w:u w:val="single"/>
+        </w:rPr>
+        <w:t>salario</w:t>
+      </w:r>
+      <w:r>
+        <w:rPr>
+          <w:b/>
+          <w:color w:val="000000" w:themeColor="text1"/>
+          <w:u w:val="single"/>
+        </w:rPr>
+        <w:t>}</w:t>
+      </w:r>
+    </w:p>
+    <w:p>
+      <w:pPr>
+        <w:jc w:val="both"/>
+        <w:rPr>
+          <w:color w:val="000000" w:themeColor="text1"/>
+        </w:rPr>
+      </w:pPr>
+      <w:r>
+        <w:rPr>
+          <w:b/>
+          <w:color w:val="000000" w:themeColor="text1"/>
+        </w:rPr>
+        <w:t>SEPTIMA:</w:t>
+      </w:r>
+      <w:r>
+        <w:rPr>
+          <w:color w:val="000000" w:themeColor="text1"/>
+        </w:rPr>
+        <w:t xml:space="preserve"> </w:t>
+      </w:r>
+      <w:r>
+        <w:rPr>
+          <w:color w:val="000000" w:themeColor="text1"/>
+        </w:rPr>
+        <w:t xml:space="preserve">MANIFIESTAN LAS PARTES QUE CON FECHA 09 DE OCTUBRE DEL 2024, </w:t>
+      </w:r>
+      <w:r>
+        <w:rPr>
+          <w:color w:val="000000" w:themeColor="text1"/>
+        </w:rPr>
+        <w:t>SE DA POR TERMI</w:t>
+      </w:r>
+      <w:r>
+        <w:rPr>
+          <w:color w:val="000000" w:themeColor="text1"/>
+        </w:rPr>
+        <w:t>NADA LA RELACION LABORAL</w:t>
+      </w:r>
+      <w:r>
+        <w:rPr>
+          <w:color w:val="000000" w:themeColor="text1"/>
+        </w:rPr>
+        <w:t>, POR MUTUO CONSENTIMIENTO DE CON</w:t>
+      </w:r>
+      <w:r>
+        <w:rPr>
+          <w:color w:val="000000" w:themeColor="text1"/>
+        </w:rPr>
+        <w:t>FORTMI</w:t>
+      </w:r>
+      <w:r>
+        <w:rPr>
+          <w:color w:val="000000" w:themeColor="text1"/>
+        </w:rPr>
+        <w:t xml:space="preserve">DAD CON EL ARTICULO 55 FRACCION </w:t>
+      </w:r>
+      <w:r>
+        <w:rPr>
+          <w:color w:val="000000" w:themeColor="text1"/>
+        </w:rPr>
+        <w:t>I</w:t>
+      </w:r>
+      <w:r>
+        <w:rPr>
+          <w:color w:val="000000" w:themeColor="text1"/>
+        </w:rPr>
+        <w:t>, DE LA LEY DEL TRABAJO DE LOS SERVIDORES PUBLICOS AL SERVICIO DEL ESTADO Y DE LOS MUNICIPIOS.</w:t>
+      </w:r>
+    </w:p>
+    <w:p>
+      <w:pPr>
+        <w:jc w:val="both"/>
+        <w:rPr>
+          <w:color w:val="000000" w:themeColor="text1"/>
+        </w:rPr>
+      </w:pPr>
+      <w:r>
+        <w:rPr>
+          <w:color w:val="000000" w:themeColor="text1"/>
+        </w:rPr>
+        <w:t>DADAS LAS DECLARACIONES ANTERIORES POR, "LAS PARTES" SE SUJE</w:t>
+      </w:r>
+      <w:r>
+        <w:rPr>
+          <w:color w:val="000000" w:themeColor="text1"/>
+        </w:rPr>
+        <w:t>TAN AL TENOR DE LAS SIGUIENTES:</w:t>
+      </w:r>
+    </w:p>
+    <w:p>
+      <w:pPr>
+        <w:jc w:val="center"/>
+        <w:rPr>
+          <w:b/>
+          <w:color w:val="000000" w:themeColor="text1"/>
+        </w:rPr>
+      </w:pPr>
       <w:bookmarkStart w:id="0" w:name="_GoBack"/>
       <w:bookmarkEnd w:id="0"/>
-      <w:r>
-        <w:rPr>
-          <w:color w:val="000000" w:themeColor="text1"/>
-        </w:rPr>
-        <w:t>CONVENIO</w:t>
-      </w:r>
-      <w:r>
-        <w:rPr>
-          <w:color w:val="000000" w:themeColor="text1"/>
-        </w:rPr>
-        <w:t xml:space="preserve"> DE PAGO</w:t>
-      </w:r>
-      <w:r>
-        <w:rPr>
-          <w:color w:val="000000" w:themeColor="text1"/>
-        </w:rPr>
-        <w:t xml:space="preserve"> POR TERMINO DE RELACION </w:t>
-      </w:r>
-      <w:r>
-        <w:rPr>
-          <w:color w:val="000000" w:themeColor="text1"/>
-        </w:rPr>
-        <w:t xml:space="preserve">LABORAL; </w:t>
-      </w:r>
-      <w:r>
-        <w:rPr>
-          <w:color w:val="000000" w:themeColor="text1"/>
-        </w:rPr>
-        <w:t xml:space="preserve">QUE CELEBRAN </w:t>
-      </w:r>
-      <w:r>
-        <w:rPr>
-          <w:color w:val="000000" w:themeColor="text1"/>
-        </w:rPr>
-        <w:t>POR PARTE</w:t>
-      </w:r>
-      <w:r>
-        <w:rPr>
-          <w:color w:val="000000" w:themeColor="text1"/>
-        </w:rPr>
-        <w:t xml:space="preserve"> </w:t>
-      </w:r>
-      <w:r>
-        <w:rPr>
-          <w:color w:val="000000" w:themeColor="text1"/>
-        </w:rPr>
-        <w:t>D</w:t>
-      </w:r>
-      <w:r>
-        <w:rPr>
-          <w:color w:val="000000" w:themeColor="text1"/>
-        </w:rPr>
-        <w:t>EL MUNIC</w:t>
-      </w:r>
-      <w:r>
-        <w:rPr>
-          <w:color w:val="000000" w:themeColor="text1"/>
-        </w:rPr>
-        <w:t>I</w:t>
-      </w:r>
-      <w:r>
-        <w:rPr>
-          <w:color w:val="000000" w:themeColor="text1"/>
-        </w:rPr>
-        <w:t>P</w:t>
-      </w:r>
-      <w:r>
-        <w:rPr>
-          <w:color w:val="000000" w:themeColor="text1"/>
-        </w:rPr>
-        <w:t>I</w:t>
-      </w:r>
-      <w:r>
-        <w:rPr>
-          <w:color w:val="000000" w:themeColor="text1"/>
-        </w:rPr>
-        <w:t xml:space="preserve">O DE COMONFORT </w:t>
-      </w:r>
-      <w:r>
-        <w:rPr>
-          <w:color w:val="000000" w:themeColor="text1"/>
-        </w:rPr>
-        <w:t>GTO, REPRESENTADA</w:t>
-      </w:r>
-      <w:r>
-        <w:rPr>
-          <w:color w:val="000000" w:themeColor="text1"/>
-        </w:rPr>
-        <w:t xml:space="preserve"> EN ESTE ACTO PO</w:t>
-      </w:r>
-      <w:r>
-        <w:rPr>
-          <w:color w:val="000000" w:themeColor="text1"/>
-        </w:rPr>
-        <w:t>R LA C. LIC. PATRICIA NUÑEZ VALDEZ</w:t>
-      </w:r>
-      <w:r>
-        <w:rPr>
-          <w:color w:val="000000" w:themeColor="text1"/>
-        </w:rPr>
-        <w:t>, SÍNDICO MUNICIPAL DEL AYUNTAMIENTO</w:t>
-      </w:r>
-      <w:r>
-        <w:rPr>
-          <w:color w:val="000000" w:themeColor="text1"/>
-        </w:rPr>
-        <w:t xml:space="preserve"> 2021-2024</w:t>
-      </w:r>
-      <w:r>
-        <w:rPr>
-          <w:color w:val="000000" w:themeColor="text1"/>
-        </w:rPr>
-        <w:t>,</w:t>
-      </w:r>
-      <w:r>
-        <w:rPr>
-          <w:color w:val="000000" w:themeColor="text1"/>
-        </w:rPr>
-        <w:t xml:space="preserve"> QUIEN ACREDITA SU PERSONALIDAD CON LA CONSTANCIA DE MAYORIA Y VALIDEZ DE LA ELECCION</w:t>
-      </w:r>
-      <w:r>
-        <w:rPr>
-          <w:color w:val="000000" w:themeColor="text1"/>
-        </w:rPr>
-        <w:t xml:space="preserve"> PARA LA PRESIDENCIA MUNICIPAL DEL AYUNTAMIENTO DE COMONFORT, GTO. EXPEDIDA POR EL INSTITUTO ELECTORAL DEL ESTADO DE GUANAJUATO (IEEG) DE FECHA 10 DE JUNIO DEL 2021, </w:t>
-      </w:r>
-      <w:r>
-        <w:rPr>
-          <w:color w:val="000000" w:themeColor="text1"/>
-        </w:rPr>
-        <w:t xml:space="preserve">A QUIEN EN LO SUCESIVO SE LE DENOMINARA </w:t>
-      </w:r>
-      <w:r>
-        <w:rPr>
-          <w:b/>
-          <w:color w:val="000000" w:themeColor="text1"/>
-        </w:rPr>
-        <w:t>"EL MUNICIPIO",</w:t>
-      </w:r>
-      <w:r>
-        <w:rPr>
-          <w:color w:val="000000" w:themeColor="text1"/>
-        </w:rPr>
-        <w:t xml:space="preserve">Y POR OTRA PARTE LA </w:t>
-      </w:r>
-      <w:r>
-        <w:rPr>
-          <w:b/>
-          <w:color w:val="000000" w:themeColor="text1"/>
-        </w:rPr>
-        <w:t>C.</w:t>
-      </w:r>
-      <w:r>
-        <w:rPr>
-          <w:b/>
-          <w:color w:val="000000" w:themeColor="text1"/>
-        </w:rPr>
-        <w:t xml:space="preserve"> </w:t>
-      </w:r>
-      <w:r>
-        <w:rPr>
-          <w:b/>
-          <w:color w:val="000000" w:themeColor="text1"/>
-        </w:rPr>
-        <w:t>${</w:t>
-      </w:r>
-      <w:r>
-        <w:rPr>
-          <w:b/>
-          <w:color w:val="000000" w:themeColor="text1"/>
-        </w:rPr>
-        <w:t>nombre</w:t>
-      </w:r>
-      <w:r>
-        <w:rPr>
-          <w:b/>
-          <w:color w:val="000000" w:themeColor="text1"/>
-        </w:rPr>
-        <w:t>}</w:t>
-      </w:r>
-      <w:r>
-        <w:rPr>
-          <w:color w:val="000000" w:themeColor="text1"/>
-        </w:rPr>
-        <w:t>, EN SU CARÁCTER DE</w:t>
-      </w:r>
-      <w:r>
-        <w:rPr>
-          <w:color w:val="000000" w:themeColor="text1"/>
-        </w:rPr>
-        <w:t xml:space="preserve"> </w:t>
-      </w:r>
-      <w:r>
-        <w:rPr>
-          <w:color w:val="000000" w:themeColor="text1"/>
-        </w:rPr>
-        <w:t>${</w:t>
-      </w:r>
-      <w:r>
-        <w:rPr>
-          <w:color w:val="000000" w:themeColor="text1"/>
-        </w:rPr>
-        <w:t>puesto</w:t>
-      </w:r>
-      <w:r>
-        <w:rPr>
-          <w:color w:val="000000" w:themeColor="text1"/>
-        </w:rPr>
-        <w:t>}</w:t>
-      </w:r>
-      <w:r>
-        <w:rPr>
-          <w:color w:val="000000" w:themeColor="text1"/>
-        </w:rPr>
-        <w:t>, DEL MU</w:t>
-      </w:r>
-      <w:r>
-        <w:rPr>
-          <w:color w:val="000000" w:themeColor="text1"/>
-        </w:rPr>
-        <w:t>NICIPIO DE COMONFORT GTO.</w:t>
-      </w:r>
-      <w:r>
-        <w:rPr>
-          <w:color w:val="000000" w:themeColor="text1"/>
-        </w:rPr>
-        <w:t>, EN EL ÁREA DE</w:t>
-      </w:r>
-      <w:r>
-        <w:rPr>
-          <w:color w:val="000000" w:themeColor="text1"/>
-        </w:rPr>
-        <w:t xml:space="preserve"> </w:t>
-      </w:r>
-      <w:r>
-        <w:rPr>
-          <w:color w:val="000000" w:themeColor="text1"/>
-        </w:rPr>
-        <w:t>${</w:t>
-      </w:r>
-      <w:r>
-        <w:rPr>
-          <w:color w:val="000000" w:themeColor="text1"/>
-        </w:rPr>
-        <w:t>departamento</w:t>
-      </w:r>
-      <w:r>
-        <w:rPr>
-          <w:color w:val="000000" w:themeColor="text1"/>
-        </w:rPr>
-        <w:t>}</w:t>
-      </w:r>
-      <w:r>
-        <w:rPr>
-          <w:color w:val="000000" w:themeColor="text1"/>
-        </w:rPr>
-        <w:t>, IDENTIFICÁNDOSE CON IN</w:t>
-      </w:r>
-      <w:r>
-        <w:rPr>
-          <w:color w:val="000000" w:themeColor="text1"/>
-        </w:rPr>
-        <w:t>E CON CLAV</w:t>
-      </w:r>
-      <w:r>
-        <w:rPr>
-          <w:color w:val="000000" w:themeColor="text1"/>
-        </w:rPr>
-        <w:t>E DE</w:t>
-      </w:r>
-      <w:r>
-        <w:rPr>
-          <w:b/>
-          <w:color w:val="000000" w:themeColor="text1"/>
-        </w:rPr>
-        <w:t xml:space="preserve"> ELECTOR </w:t>
-      </w:r>
-      <w:r>
-        <w:rPr>
-          <w:b/>
-          <w:color w:val="000000" w:themeColor="text1"/>
-        </w:rPr>
-        <w:t>${</w:t>
-      </w:r>
-      <w:r>
-        <w:rPr>
-          <w:b/>
-          <w:color w:val="000000" w:themeColor="text1"/>
-        </w:rPr>
-        <w:t>ine</w:t>
-      </w:r>
-      <w:r>
-        <w:rPr>
-          <w:b/>
-          <w:color w:val="000000" w:themeColor="text1"/>
-        </w:rPr>
-        <w:t>}</w:t>
-      </w:r>
-      <w:r>
-        <w:rPr>
-          <w:color w:val="000000" w:themeColor="text1"/>
-        </w:rPr>
-        <w:t xml:space="preserve">, </w:t>
-      </w:r>
-      <w:r>
-        <w:rPr>
-          <w:color w:val="000000" w:themeColor="text1"/>
-        </w:rPr>
-        <w:t xml:space="preserve">QUIEN EN LO SUCESIVO SE LE DENOMINARA </w:t>
-      </w:r>
-      <w:r>
-        <w:rPr>
-          <w:b/>
-          <w:color w:val="000000" w:themeColor="text1"/>
-        </w:rPr>
-        <w:t>"EL SERVIDOR PUBLICO</w:t>
-      </w:r>
-      <w:r>
-        <w:rPr>
-          <w:b/>
-          <w:color w:val="000000" w:themeColor="text1"/>
-        </w:rPr>
-        <w:t>"</w:t>
-      </w:r>
-      <w:r>
-        <w:rPr>
-          <w:color w:val="000000" w:themeColor="text1"/>
-        </w:rPr>
-        <w:t xml:space="preserve">, </w:t>
-      </w:r>
-      <w:r>
-        <w:rPr>
-          <w:color w:val="000000" w:themeColor="text1"/>
-        </w:rPr>
-        <w:t>AMBAS PERSONAS</w:t>
-      </w:r>
-      <w:r>
-        <w:rPr>
-          <w:color w:val="000000" w:themeColor="text1"/>
-        </w:rPr>
-        <w:t xml:space="preserve"> MAYORES DE EDAD Y CON CAPACIDAD LEGAL PARA OBLIGARSE, PERSONALIDAD QUE AMBAS PARTES SE RECONOCEN Y ACEPTAN PARA LA FIRMA DEL MISMO, POR LO QUE MANIFIESTAN ESTAR CONFORMES EN SUJETARSE AL TENOR</w:t>
-      </w:r>
-      <w:r>
-        <w:rPr>
-          <w:color w:val="000000" w:themeColor="text1"/>
-        </w:rPr>
-        <w:t xml:space="preserve"> DE LOS SIGUIENTES </w:t>
-      </w:r>
-      <w:r>
-        <w:rPr>
-          <w:color w:val="000000" w:themeColor="text1"/>
-        </w:rPr>
-        <w:t xml:space="preserve"> DECLARACIONES Y CLAUSULAS SUBSECUENTES:</w:t>
-      </w:r>
-    </w:p>
-    <w:p>
-      <w:pPr>
-        <w:jc w:val="center"/>
-        <w:rPr>
-          <w:b/>
-          <w:color w:val="000000" w:themeColor="text1"/>
-        </w:rPr>
-      </w:pPr>
-    </w:p>
-    <w:p>
-      <w:pPr>
-        <w:jc w:val="center"/>
-        <w:rPr>
-          <w:b/>
-          <w:color w:val="000000" w:themeColor="text1"/>
-        </w:rPr>
-      </w:pPr>
-      <w:r>
-        <w:rPr>
-          <w:b/>
-          <w:color w:val="000000" w:themeColor="text1"/>
-        </w:rPr>
-        <w:t>D E C L A R A C I O N E S:</w:t>
-      </w:r>
-    </w:p>
-    <w:p>
-      <w:pPr>
-        <w:jc w:val="center"/>
-        <w:rPr>
-          <w:b/>
-          <w:color w:val="000000" w:themeColor="text1"/>
-        </w:rPr>
-      </w:pPr>
-    </w:p>
-    <w:p>
-      <w:pPr>
-        <w:jc w:val="both"/>
-        <w:rPr>
-          <w:color w:val="000000" w:themeColor="text1"/>
-        </w:rPr>
-      </w:pPr>
-      <w:r>
-        <w:rPr>
-          <w:b/>
-          <w:color w:val="000000" w:themeColor="text1"/>
-        </w:rPr>
-        <w:t>PRIMERA:</w:t>
-      </w:r>
-      <w:r>
-        <w:rPr>
-          <w:color w:val="000000" w:themeColor="text1"/>
-        </w:rPr>
-        <w:t xml:space="preserve"> </w:t>
-      </w:r>
-      <w:r>
-        <w:rPr>
-          <w:color w:val="000000" w:themeColor="text1"/>
-        </w:rPr>
-        <w:t xml:space="preserve">DECLARA </w:t>
-      </w:r>
-      <w:r>
-        <w:rPr>
-          <w:b/>
-          <w:color w:val="000000" w:themeColor="text1"/>
-        </w:rPr>
-        <w:t>"EL MUNICIPIO"</w:t>
-      </w:r>
-      <w:r>
-        <w:rPr>
-          <w:color w:val="000000" w:themeColor="text1"/>
-        </w:rPr>
-        <w:t xml:space="preserve"> QUE DE CONFORMIDAD CON LO ESTABLECIDO EN EL ARTÍCULO 115 FRACCIÓN II DE LA CONSTITUCIÓN POLÍTICA DE LOS ESTADOS UNIDOS MEXICANOS, EL MUNICIPIO ESTÁ INVESTIDO DE PERSONALIDAD JURÍDICA PARA CELEBRAR EL PRESENTE CONVENIO. SER UNA INSTITUCIÓN DE ORDEN PÚBLICO, DOTADO DE PERSONALIDAD JURÍDICA Y PATRIMONIO PROPIO, AUTÓNOMO EN SU RÉGIMEN INTERIOR Y CON LIBRE ADMINISTRACIÓN DE SU HACIENDA, DE CONFORMIDAD CON LO DISPUESTO POR EL ARTÍCULO 2 DE LA LEY ORGÁNICA MUNICIPAL PARA EL ESTADO DE GUANAJUATO.</w:t>
-      </w:r>
-    </w:p>
-    <w:p>
-      <w:pPr>
-        <w:jc w:val="both"/>
-        <w:rPr>
-          <w:color w:val="000000" w:themeColor="text1"/>
-        </w:rPr>
-      </w:pPr>
-      <w:r>
-        <w:rPr>
-          <w:b/>
-          <w:color w:val="000000" w:themeColor="text1"/>
-        </w:rPr>
-        <w:t>SEGUNDA:</w:t>
-      </w:r>
-      <w:r>
-        <w:rPr>
-          <w:color w:val="000000" w:themeColor="text1"/>
-        </w:rPr>
-        <w:t xml:space="preserve"> DECLARA LA </w:t>
-      </w:r>
-      <w:r>
-        <w:rPr>
-          <w:b/>
-          <w:color w:val="000000" w:themeColor="text1"/>
-        </w:rPr>
-        <w:t>"SÍNDICO MUNICIPAL</w:t>
-      </w:r>
-      <w:r>
-        <w:rPr>
-          <w:color w:val="000000" w:themeColor="text1"/>
-        </w:rPr>
-        <w:t xml:space="preserve">" C. </w:t>
-      </w:r>
-      <w:r>
-        <w:rPr>
-          <w:b/>
-          <w:color w:val="000000" w:themeColor="text1"/>
-        </w:rPr>
-        <w:t>LIC.  PATRICIA NUÑEZ VALDEZ</w:t>
-      </w:r>
-      <w:r>
-        <w:rPr>
-          <w:color w:val="000000" w:themeColor="text1"/>
-        </w:rPr>
-        <w:t>, QUE EL CARÁCTER CON EL QUE COMPARECE A LA SUSCRIPCIÓN DEL PRESENTE CONVENIO, LO ES EN ATENCIÓN A LAS FACULTADES QUE LE OTORGA EL ARTÍCULO 78 FRACCIÓN I, II, Y X, DE LA LEY ORGÁNICA MUNICIPAL PARA EL ESTADO DE GUANAJUATO.</w:t>
-      </w:r>
-    </w:p>
-    <w:p>
-      <w:pPr>
-        <w:jc w:val="both"/>
-        <w:rPr>
-          <w:color w:val="000000" w:themeColor="text1"/>
-        </w:rPr>
-      </w:pPr>
-      <w:r>
-        <w:rPr>
-          <w:b/>
-          <w:color w:val="000000" w:themeColor="text1"/>
-        </w:rPr>
-        <w:t>TERCERA:</w:t>
-      </w:r>
-      <w:r>
-        <w:rPr>
-          <w:color w:val="000000" w:themeColor="text1"/>
-        </w:rPr>
-        <w:t xml:space="preserve"> DECLARA </w:t>
-      </w:r>
-      <w:r>
-        <w:rPr>
-          <w:b/>
-          <w:color w:val="000000" w:themeColor="text1"/>
-        </w:rPr>
-        <w:t>"EL MUNICIPIO"</w:t>
-      </w:r>
-      <w:r>
-        <w:rPr>
-          <w:color w:val="000000" w:themeColor="text1"/>
-        </w:rPr>
-        <w:t xml:space="preserve"> QUE SU REGISTRO FEDERAL DE CONTRIBUYENTES, MCO850101366, CON DOMICILIO EL UBICADO EN CALLE CAMINO REAL NO. 4, BARRIO MELGARITO, COMONFORT, GTO; C. P. 38200, CON NÚMERO DE TELÉFONO 01 412 15 6 20 05 Y 01 412 15 6 24 30, MISMO QUE SEÑALA COMO DOMICILIO PARA OÍR Y RECIBIR TODO TIPO DE NOTIFICACIONES RELACIONADAS CON EL PRESENTE INSTRUMENTO LEGAL.</w:t>
-      </w:r>
-    </w:p>
-    <w:p>
-      <w:pPr>
-        <w:jc w:val="both"/>
-        <w:rPr>
-          <w:color w:val="000000" w:themeColor="text1"/>
-        </w:rPr>
-      </w:pPr>
-      <w:r>
-        <w:rPr>
-          <w:b/>
-          <w:color w:val="000000" w:themeColor="text1"/>
-        </w:rPr>
-        <w:t>CUARTA:</w:t>
-      </w:r>
-      <w:r>
-        <w:rPr>
-          <w:color w:val="000000" w:themeColor="text1"/>
-        </w:rPr>
-        <w:t xml:space="preserve"> DECLARA</w:t>
-      </w:r>
-      <w:r>
-        <w:rPr>
-          <w:color w:val="000000" w:themeColor="text1"/>
-        </w:rPr>
-        <w:t xml:space="preserve"> </w:t>
-      </w:r>
-      <w:r>
-        <w:rPr>
-          <w:b/>
-          <w:color w:val="000000" w:themeColor="text1"/>
-        </w:rPr>
-        <w:t>"EL SERVIDOR PUBLICO"</w:t>
-      </w:r>
-      <w:r>
-        <w:rPr>
-          <w:color w:val="000000" w:themeColor="text1"/>
-        </w:rPr>
-        <w:t>, BAJO PROTESTA DE DECIR VERDAD</w:t>
-      </w:r>
-      <w:r>
-        <w:rPr>
-          <w:color w:val="000000" w:themeColor="text1"/>
-        </w:rPr>
-        <w:t>, SER DE NACIONALIDAD MEXICANA</w:t>
-      </w:r>
-      <w:r>
-        <w:rPr>
-          <w:color w:val="000000" w:themeColor="text1"/>
-        </w:rPr>
-        <w:t>, RFC</w:t>
-      </w:r>
-      <w:r>
-        <w:rPr>
-          <w:color w:val="000000" w:themeColor="text1"/>
-        </w:rPr>
-        <w:t xml:space="preserve"> </w:t>
-      </w:r>
-      <w:r>
-        <w:rPr>
-          <w:color w:val="000000" w:themeColor="text1"/>
-        </w:rPr>
-        <w:t>${</w:t>
-      </w:r>
-      <w:r>
-        <w:rPr>
-          <w:color w:val="000000" w:themeColor="text1"/>
-        </w:rPr>
-        <w:t>rfc</w:t>
-      </w:r>
-      <w:r>
-        <w:rPr>
-          <w:color w:val="000000" w:themeColor="text1"/>
-        </w:rPr>
-        <w:t>}</w:t>
-      </w:r>
-      <w:r>
-        <w:rPr>
-          <w:color w:val="000000" w:themeColor="text1"/>
-        </w:rPr>
-        <w:t>;</w:t>
-      </w:r>
-      <w:r>
-        <w:rPr>
-          <w:color w:val="000000" w:themeColor="text1"/>
-        </w:rPr>
-        <w:t xml:space="preserve"> Y TENER SU DOMICILIO EN CALLE</w:t>
-      </w:r>
-      <w:r>
-        <w:rPr>
-          <w:color w:val="000000" w:themeColor="text1"/>
-        </w:rPr>
-        <w:t xml:space="preserve"> </w:t>
-      </w:r>
-      <w:r>
-        <w:rPr>
-          <w:color w:val="000000" w:themeColor="text1"/>
-        </w:rPr>
-        <w:t>${</w:t>
-      </w:r>
-      <w:r>
-        <w:rPr>
-          <w:color w:val="000000" w:themeColor="text1"/>
-        </w:rPr>
-        <w:t>direccion</w:t>
-      </w:r>
-      <w:r>
-        <w:rPr>
-          <w:color w:val="000000" w:themeColor="text1"/>
-        </w:rPr>
-        <w:t>}</w:t>
-      </w:r>
-      <w:r>
-        <w:rPr>
-          <w:color w:val="000000" w:themeColor="text1"/>
-        </w:rPr>
-        <w:t>.</w:t>
-      </w:r>
-    </w:p>
-    <w:p>
-      <w:pPr>
-        <w:jc w:val="both"/>
-        <w:rPr>
-          <w:color w:val="000000" w:themeColor="text1"/>
-        </w:rPr>
-      </w:pPr>
-      <w:r>
-        <w:rPr>
-          <w:b/>
-          <w:color w:val="000000" w:themeColor="text1"/>
-        </w:rPr>
-        <w:t>QUINTA:</w:t>
-      </w:r>
-      <w:r>
-        <w:rPr>
-          <w:color w:val="000000" w:themeColor="text1"/>
-        </w:rPr>
-        <w:t xml:space="preserve"> </w:t>
-      </w:r>
-      <w:r>
-        <w:rPr>
-          <w:color w:val="000000" w:themeColor="text1"/>
-        </w:rPr>
-        <w:t>DECLARA</w:t>
-      </w:r>
-      <w:r>
-        <w:rPr>
-          <w:b/>
-          <w:color w:val="000000" w:themeColor="text1"/>
-        </w:rPr>
-        <w:t xml:space="preserve"> "EL SERVIDOR PUBLICO"</w:t>
-      </w:r>
-      <w:r>
-        <w:rPr>
-          <w:b/>
-          <w:color w:val="000000" w:themeColor="text1"/>
-        </w:rPr>
-        <w:t>,</w:t>
-      </w:r>
-      <w:r>
-        <w:rPr>
-          <w:color w:val="000000" w:themeColor="text1"/>
-        </w:rPr>
-        <w:t xml:space="preserve"> QUE ACUDE A LA FIRMA DEL PRESENTE CONVENIO SIN EXISTIR DOLO O MALA FE, Y MANIFESTANDO SU MÁS AMPLIA VOLUNTAD, Y CONSENTIMIENTO PARA LA FIRMA DEL MISMO, ES POR ELLO QUE LO EXPRESA DE FORMA REAL Y FORMAL, MEDIANTE LA FIRMA DE ESTE CONVENIO.</w:t>
-      </w:r>
-    </w:p>
-    <w:p>
-      <w:pPr>
-        <w:jc w:val="both"/>
-        <w:rPr>
-          <w:b/>
-          <w:color w:val="000000" w:themeColor="text1"/>
-          <w:u w:val="single"/>
-        </w:rPr>
-      </w:pPr>
-      <w:r>
-        <w:rPr>
-          <w:b/>
-          <w:color w:val="000000" w:themeColor="text1"/>
-        </w:rPr>
-        <w:t>SEXTA:</w:t>
-      </w:r>
-      <w:r>
-        <w:rPr>
-          <w:color w:val="000000" w:themeColor="text1"/>
-        </w:rPr>
-        <w:t xml:space="preserve"> DECLARA </w:t>
-      </w:r>
-      <w:r>
-        <w:rPr>
-          <w:b/>
-          <w:color w:val="000000" w:themeColor="text1"/>
-        </w:rPr>
-        <w:t>"EL SERVIDOR PUBLICO”,</w:t>
-      </w:r>
-      <w:r>
-        <w:rPr>
-          <w:color w:val="000000" w:themeColor="text1"/>
-        </w:rPr>
-        <w:t xml:space="preserve"> </w:t>
-      </w:r>
-      <w:r>
-        <w:rPr>
-          <w:color w:val="000000" w:themeColor="text1"/>
-        </w:rPr>
-        <w:t xml:space="preserve">QUE SU CARGO DESEMPEÑADO FUE COMO </w:t>
-      </w:r>
-      <w:r>
-        <w:rPr>
-          <w:color w:val="000000" w:themeColor="text1"/>
-        </w:rPr>
-        <w:t>${</w:t>
-      </w:r>
-      <w:r>
-        <w:rPr>
-          <w:color w:val="000000" w:themeColor="text1"/>
-        </w:rPr>
-        <w:t>puesto</w:t>
-      </w:r>
-      <w:r>
-        <w:rPr>
-          <w:color w:val="000000" w:themeColor="text1"/>
-        </w:rPr>
-        <w:t>}</w:t>
-      </w:r>
-      <w:r>
-        <w:rPr>
-          <w:color w:val="000000" w:themeColor="text1"/>
-        </w:rPr>
-        <w:t xml:space="preserve">, CON UNA ANTIGÜEDAD DEL </w:t>
-      </w:r>
-      <w:r>
-        <w:rPr>
-          <w:color w:val="000000" w:themeColor="text1"/>
-        </w:rPr>
-        <w:t>${</w:t>
-      </w:r>
-      <w:r>
-        <w:rPr>
-          <w:color w:val="000000" w:themeColor="text1"/>
-        </w:rPr>
-        <w:t>inicio</w:t>
-      </w:r>
-      <w:r>
-        <w:rPr>
-          <w:color w:val="000000" w:themeColor="text1"/>
-        </w:rPr>
-        <w:t>}</w:t>
-      </w:r>
-      <w:r>
-        <w:rPr>
-          <w:color w:val="000000" w:themeColor="text1"/>
-        </w:rPr>
-        <w:t xml:space="preserve"> </w:t>
-      </w:r>
-      <w:r>
-        <w:rPr>
-          <w:color w:val="000000" w:themeColor="text1"/>
-        </w:rPr>
-        <w:t>AL</w:t>
-      </w:r>
-      <w:r>
-        <w:rPr>
-          <w:color w:val="000000" w:themeColor="text1"/>
-        </w:rPr>
-        <w:t xml:space="preserve"> </w:t>
-      </w:r>
-      <w:r>
-        <w:rPr>
-          <w:color w:val="000000" w:themeColor="text1"/>
-        </w:rPr>
-        <w:t>${</w:t>
-      </w:r>
-      <w:r>
-        <w:rPr>
-          <w:color w:val="000000" w:themeColor="text1"/>
-        </w:rPr>
-        <w:t>fin</w:t>
-      </w:r>
-      <w:r>
-        <w:rPr>
-          <w:color w:val="000000" w:themeColor="text1"/>
-        </w:rPr>
-        <w:t>}</w:t>
-      </w:r>
-      <w:r>
-        <w:rPr>
-          <w:color w:val="000000" w:themeColor="text1"/>
-        </w:rPr>
-        <w:t xml:space="preserve">, PERCIBIENDO </w:t>
-      </w:r>
-      <w:r>
-        <w:rPr>
-          <w:b/>
-          <w:color w:val="000000" w:themeColor="text1"/>
-          <w:u w:val="single"/>
-        </w:rPr>
-        <w:t>COMO ULTIMO SALARIO CATORCENAL BRUTO, LA CANTIDAD DE $</w:t>
-      </w:r>
-      <w:r>
-        <w:rPr>
-          <w:b/>
-          <w:color w:val="000000" w:themeColor="text1"/>
-          <w:u w:val="single"/>
-        </w:rPr>
-        <w:t>${</w:t>
-      </w:r>
-      <w:r>
-        <w:rPr>
-          <w:b/>
-          <w:color w:val="000000" w:themeColor="text1"/>
-          <w:u w:val="single"/>
-        </w:rPr>
-        <w:t>salario</w:t>
-      </w:r>
-      <w:r>
-        <w:rPr>
-          <w:b/>
-          <w:color w:val="000000" w:themeColor="text1"/>
-          <w:u w:val="single"/>
-        </w:rPr>
-        <w:t>}</w:t>
-      </w:r>
-    </w:p>
-    <w:p>
-      <w:pPr>
-        <w:jc w:val="both"/>
-        <w:rPr>
-          <w:color w:val="000000" w:themeColor="text1"/>
-        </w:rPr>
-      </w:pPr>
-      <w:r>
-        <w:rPr>
-          <w:b/>
-          <w:color w:val="000000" w:themeColor="text1"/>
-        </w:rPr>
-        <w:t>SEPTIMA:</w:t>
-      </w:r>
-      <w:r>
-        <w:rPr>
-          <w:color w:val="000000" w:themeColor="text1"/>
-        </w:rPr>
-        <w:t xml:space="preserve"> </w:t>
-      </w:r>
-      <w:r>
-        <w:rPr>
-          <w:color w:val="000000" w:themeColor="text1"/>
-        </w:rPr>
-        <w:t xml:space="preserve">MANIFIESTAN LAS PARTES QUE CON FECHA 09 DE OCTUBRE DEL 2024, </w:t>
-      </w:r>
-      <w:r>
-        <w:rPr>
-          <w:color w:val="000000" w:themeColor="text1"/>
-        </w:rPr>
-        <w:t>SE DA POR TERMI</w:t>
-      </w:r>
-      <w:r>
-        <w:rPr>
-          <w:color w:val="000000" w:themeColor="text1"/>
-        </w:rPr>
-        <w:t>NADA LA RELACION LABORAL</w:t>
-      </w:r>
-      <w:r>
-        <w:rPr>
-          <w:color w:val="000000" w:themeColor="text1"/>
-        </w:rPr>
-        <w:t>, POR MUTUO CONSENTIMIENTO DE CON</w:t>
-      </w:r>
-      <w:r>
-        <w:rPr>
-          <w:color w:val="000000" w:themeColor="text1"/>
-        </w:rPr>
-        <w:t>FORTMI</w:t>
-      </w:r>
-      <w:r>
-        <w:rPr>
-          <w:color w:val="000000" w:themeColor="text1"/>
-        </w:rPr>
-        <w:t xml:space="preserve">DAD CON EL ARTICULO 55 FRACCION </w:t>
-      </w:r>
-      <w:r>
-        <w:rPr>
-          <w:color w:val="000000" w:themeColor="text1"/>
-        </w:rPr>
-        <w:t>I</w:t>
-      </w:r>
-      <w:r>
-        <w:rPr>
-          <w:color w:val="000000" w:themeColor="text1"/>
-        </w:rPr>
-        <w:t>, DE LA LEY DEL TRABAJO DE LOS SERVIDORES PUBLICOS AL SERVICIO DEL ESTADO Y DE LOS MUNICIPIOS.</w:t>
-      </w:r>
-    </w:p>
-    <w:p>
-      <w:pPr>
-        <w:jc w:val="both"/>
-        <w:rPr>
-          <w:color w:val="000000" w:themeColor="text1"/>
-        </w:rPr>
-      </w:pPr>
-      <w:r>
-        <w:rPr>
-          <w:color w:val="000000" w:themeColor="text1"/>
-        </w:rPr>
-        <w:t>DADAS LAS DECLARACIONES ANTERIORES POR, "LAS PARTES" SE SUJE</w:t>
-      </w:r>
-      <w:r>
-        <w:rPr>
-          <w:color w:val="000000" w:themeColor="text1"/>
-        </w:rPr>
-        <w:t>TAN AL TENOR DE LAS SIGUIENTES:</w:t>
-      </w:r>
-    </w:p>
-    <w:p>
-      <w:pPr>
-        <w:jc w:val="both"/>
-        <w:rPr>
-          <w:color w:val="000000" w:themeColor="text1"/>
-        </w:rPr>
-      </w:pPr>
-    </w:p>
-    <w:p>
-      <w:pPr>
-        <w:jc w:val="center"/>
-        <w:rPr>
-          <w:b/>
-          <w:color w:val="000000" w:themeColor="text1"/>
-        </w:rPr>
-      </w:pPr>
       <w:r>
         <w:rPr>
           <w:b/>
@@ -4318,7 +4358,7 @@
 </file>
 
 <file path=customXml/itemProps1.xml><?xml version="1.0" encoding="utf-8"?>
-<ds:datastoreItem xmlns:ds="http://schemas.openxmlformats.org/officeDocument/2006/customXml" ds:itemID="{09137A80-2EB9-473F-A9BE-50367CB47F3D}">
+<ds:datastoreItem xmlns:ds="http://schemas.openxmlformats.org/officeDocument/2006/customXml" ds:itemID="{1A9E37DB-A337-4EB2-BD23-AED92A08A015}">
   <ds:schemaRefs>
     <ds:schemaRef ds:uri="http://schemas.openxmlformats.org/officeDocument/2006/bibliography"/>
   </ds:schemaRefs>

--- a/assets/docs/convenio.docx
+++ b/assets/docs/convenio.docx
@@ -9,6 +9,14 @@
           <w:color w:val="000000" w:themeColor="text1"/>
         </w:rPr>
       </w:pPr>
+    </w:p>
+    <w:p>
+      <w:pPr>
+        <w:jc w:val="both"/>
+        <w:rPr>
+          <w:color w:val="000000" w:themeColor="text1"/>
+        </w:rPr>
+      </w:pPr>
       <w:r>
         <w:rPr>
           <w:color w:val="000000" w:themeColor="text1"/>
@@ -981,34 +989,52 @@
     </w:p>
     <w:p>
       <w:pPr>
-        <w:jc w:val="center"/>
-        <w:rPr>
-          <w:b/>
+        <w:jc w:val="both"/>
+        <w:rPr>
           <w:color w:val="000000" w:themeColor="text1"/>
         </w:rPr>
       </w:pPr>
       <w:bookmarkStart w:id="0" w:name="_GoBack"/>
       <w:bookmarkEnd w:id="0"/>
-      <w:r>
-        <w:rPr>
-          <w:b/>
-          <w:color w:val="000000" w:themeColor="text1"/>
-        </w:rPr>
-        <w:t>C L A U S U L A S :</w:t>
-      </w:r>
-    </w:p>
-    <w:p>
-      <w:pPr>
-        <w:jc w:val="both"/>
-        <w:rPr>
-          <w:color w:val="000000" w:themeColor="text1"/>
-        </w:rPr>
-      </w:pPr>
-      <w:r>
-        <w:rPr>
-          <w:b/>
-          <w:color w:val="000000" w:themeColor="text1"/>
-        </w:rPr>
+    </w:p>
+    <w:p>
+      <w:pPr>
+        <w:jc w:val="center"/>
+        <w:rPr>
+          <w:b/>
+          <w:color w:val="000000" w:themeColor="text1"/>
+        </w:rPr>
+      </w:pPr>
+      <w:r>
+        <w:rPr>
+          <w:b/>
+          <w:color w:val="000000" w:themeColor="text1"/>
+        </w:rPr>
+        <w:t xml:space="preserve">C L A U S U L A </w:t>
+      </w:r>
+      <w:proofErr w:type="gramStart"/>
+      <w:r>
+        <w:rPr>
+          <w:b/>
+          <w:color w:val="000000" w:themeColor="text1"/>
+        </w:rPr>
+        <w:t>S :</w:t>
+      </w:r>
+      <w:proofErr w:type="gramEnd"/>
+    </w:p>
+    <w:p>
+      <w:pPr>
+        <w:jc w:val="both"/>
+        <w:rPr>
+          <w:color w:val="000000" w:themeColor="text1"/>
+        </w:rPr>
+      </w:pPr>
+      <w:r>
+        <w:rPr>
+          <w:b/>
+          <w:color w:val="000000" w:themeColor="text1"/>
+        </w:rPr>
+        <w:lastRenderedPageBreak/>
         <w:t>PRIMERA</w:t>
       </w:r>
       <w:r>
@@ -1082,14 +1108,7 @@
         <w:rPr>
           <w:color w:val="000000" w:themeColor="text1"/>
         </w:rPr>
-        <w:t xml:space="preserve">A “EL </w:t>
-      </w:r>
-      <w:r>
-        <w:rPr>
-          <w:color w:val="000000" w:themeColor="text1"/>
-        </w:rPr>
-        <w:lastRenderedPageBreak/>
-        <w:t xml:space="preserve">SERVIDOR PUBLICO” </w:t>
+        <w:t xml:space="preserve">A “EL SERVIDOR PUBLICO” </w:t>
       </w:r>
       <w:r>
         <w:rPr>
@@ -1652,6 +1671,9 @@
         <w:tc>
           <w:tcPr>
             <w:tcW w:w="0" w:type="auto"/>
+            <w:tcBorders>
+              <w:bottom w:val="single" w:sz="4" w:space="0" w:color="auto"/>
+            </w:tcBorders>
             <w:vAlign w:val="center"/>
           </w:tcPr>
           <w:p>
@@ -1676,6 +1698,9 @@
         <w:tc>
           <w:tcPr>
             <w:tcW w:w="0" w:type="auto"/>
+            <w:tcBorders>
+              <w:bottom w:val="single" w:sz="4" w:space="0" w:color="auto"/>
+            </w:tcBorders>
             <w:vAlign w:val="center"/>
           </w:tcPr>
           <w:p>
@@ -1700,6 +1725,9 @@
         <w:tc>
           <w:tcPr>
             <w:tcW w:w="0" w:type="auto"/>
+            <w:tcBorders>
+              <w:bottom w:val="single" w:sz="4" w:space="0" w:color="auto"/>
+            </w:tcBorders>
             <w:vAlign w:val="center"/>
           </w:tcPr>
           <w:p>
@@ -2212,7 +2240,14 @@
         <w:rPr>
           <w:color w:val="000000" w:themeColor="text1"/>
         </w:rPr>
-        <w:t>TENER RENUNCIA DE DERECHOS LABORALES. DECLARA QUE DURANTE EL TIEMPO QUE PRESTO SUS SERVICIO PARA EL MUNICIPIO, NO SUFRIO ENFERMEDAD PROFESIONAL NI RIESGO DE TRABAJO, Y QUE NO SE RESERVA DERECHO O AC</w:t>
+        <w:t xml:space="preserve">TENER RENUNCIA DE DERECHOS LABORALES. DECLARA QUE DURANTE EL TIEMPO QUE PRESTO SUS SERVICIO PARA EL MUNICIPIO, NO SUFRIO ENFERMEDAD PROFESIONAL NI RIESGO DE TRABAJO, Y QUE NO SE RESERVA DERECHO </w:t>
+      </w:r>
+      <w:r>
+        <w:rPr>
+          <w:color w:val="000000" w:themeColor="text1"/>
+        </w:rPr>
+        <w:lastRenderedPageBreak/>
+        <w:t>O AC</w:t>
       </w:r>
       <w:r>
         <w:rPr>
@@ -2242,507 +2277,506 @@
         <w:rPr>
           <w:color w:val="000000" w:themeColor="text1"/>
         </w:rPr>
-        <w:t xml:space="preserve"> GTO., POR QUEDAR CUBIERTAS TODAS LAS PRESTACIONES </w:t>
+        <w:t xml:space="preserve"> GTO., POR QUEDAR CUBIERTAS TODAS LAS PRESTACIONES ESTABLECIDAS EN LA LEY </w:t>
+      </w:r>
+      <w:r>
+        <w:rPr>
+          <w:color w:val="000000" w:themeColor="text1"/>
+        </w:rPr>
+        <w:t xml:space="preserve">FEDERAL DEL TRABAJO Y EN LA LEY DEL TRABAJO DE LOS SERVIDORES PUBLICOS AL SERVICIO DEL ESTADO Y DE LOS MUNICIPIOS. </w:t>
+      </w:r>
+    </w:p>
+    <w:p>
+      <w:pPr>
+        <w:spacing w:line="240" w:lineRule="auto"/>
+        <w:jc w:val="both"/>
+        <w:rPr>
+          <w:color w:val="000000" w:themeColor="text1"/>
+        </w:rPr>
+      </w:pPr>
+      <w:r>
+        <w:rPr>
+          <w:b/>
+          <w:color w:val="000000" w:themeColor="text1"/>
+        </w:rPr>
+        <w:t>CUARTA:</w:t>
+      </w:r>
+      <w:r>
+        <w:rPr>
+          <w:color w:val="000000" w:themeColor="text1"/>
+        </w:rPr>
+        <w:t xml:space="preserve"> </w:t>
+      </w:r>
+      <w:r>
+        <w:rPr>
+          <w:color w:val="000000" w:themeColor="text1"/>
+        </w:rPr>
+        <w:t>“</w:t>
+      </w:r>
+      <w:r>
+        <w:rPr>
+          <w:color w:val="000000" w:themeColor="text1"/>
+        </w:rPr>
+        <w:t>EL MUNICIPIO</w:t>
+      </w:r>
+      <w:r>
+        <w:rPr>
+          <w:color w:val="000000" w:themeColor="text1"/>
+        </w:rPr>
+        <w:t>”</w:t>
+      </w:r>
+      <w:r>
+        <w:rPr>
+          <w:color w:val="000000" w:themeColor="text1"/>
+        </w:rPr>
+        <w:t xml:space="preserve"> DE COMONFORT</w:t>
+      </w:r>
+      <w:r>
+        <w:rPr>
+          <w:color w:val="000000" w:themeColor="text1"/>
+        </w:rPr>
+        <w:t>, GTO.,</w:t>
+      </w:r>
+      <w:r>
+        <w:rPr>
+          <w:color w:val="000000" w:themeColor="text1"/>
+        </w:rPr>
+        <w:t xml:space="preserve"> </w:t>
+      </w:r>
+      <w:r>
+        <w:rPr>
+          <w:color w:val="000000" w:themeColor="text1"/>
+        </w:rPr>
+        <w:t xml:space="preserve">EN MATERIA LABORAL, </w:t>
+      </w:r>
+      <w:r>
+        <w:rPr>
+          <w:color w:val="000000" w:themeColor="text1"/>
+        </w:rPr>
+        <w:t>NO SE R</w:t>
+      </w:r>
+      <w:r>
+        <w:rPr>
+          <w:color w:val="000000" w:themeColor="text1"/>
+        </w:rPr>
+        <w:t>E</w:t>
+      </w:r>
+      <w:r>
+        <w:rPr>
+          <w:color w:val="000000" w:themeColor="text1"/>
+        </w:rPr>
+        <w:t>SERVA ACCION ALGUNA EN CONTRA</w:t>
+      </w:r>
+      <w:r>
+        <w:rPr>
+          <w:color w:val="000000" w:themeColor="text1"/>
+        </w:rPr>
+        <w:t xml:space="preserve"> DE “EL</w:t>
+      </w:r>
+      <w:r>
+        <w:rPr>
+          <w:color w:val="000000" w:themeColor="text1"/>
+        </w:rPr>
+        <w:t xml:space="preserve"> SERVIDOR PUBLICO”, POR LO QUE SE OTORGA RECIBO DE TOTAL FINIQUITO QUE A DERECHO PROCEDE</w:t>
+      </w:r>
+      <w:r>
+        <w:rPr>
+          <w:color w:val="000000" w:themeColor="text1"/>
+        </w:rPr>
+        <w:t>, MISMO QUE SE AGRE</w:t>
+      </w:r>
+      <w:r>
+        <w:rPr>
+          <w:color w:val="000000" w:themeColor="text1"/>
+        </w:rPr>
+        <w:t xml:space="preserve">GA CON </w:t>
+      </w:r>
+      <w:r>
+        <w:rPr>
+          <w:color w:val="000000" w:themeColor="text1"/>
+        </w:rPr>
+        <w:t>FI</w:t>
+      </w:r>
+      <w:r>
+        <w:rPr>
+          <w:color w:val="000000" w:themeColor="text1"/>
+        </w:rPr>
+        <w:t>RMA DE CONFORMIDAD AL PRESENTE CONVENIO</w:t>
+      </w:r>
+      <w:r>
+        <w:rPr>
+          <w:color w:val="000000" w:themeColor="text1"/>
+        </w:rPr>
+        <w:t>.</w:t>
+      </w:r>
+    </w:p>
+    <w:p>
+      <w:pPr>
+        <w:jc w:val="both"/>
+        <w:rPr>
+          <w:color w:val="000000" w:themeColor="text1"/>
+        </w:rPr>
+      </w:pPr>
+      <w:r>
+        <w:rPr>
+          <w:b/>
+          <w:color w:val="000000" w:themeColor="text1"/>
+        </w:rPr>
+        <w:t>QUINTA:</w:t>
+      </w:r>
+      <w:r>
+        <w:rPr>
+          <w:color w:val="000000" w:themeColor="text1"/>
+        </w:rPr>
+        <w:t xml:space="preserve">  LAS PARTES MANIFIESTAN DE CONFORMIDAD QUE AMBAS NO TIENEN LA OBLIGACIÓN DE ACUDIR ANTE LA JUNTA DE CONCILIACIÓN Y ARBITRAJE COMPETENTE PARA RATIFICARLOS EN VIRTUD DE QUE AMBAS PARTES MANIFIESTAN QUE HAN EXPRESADO SU VOLUNTAD. SIRVIENDO COMO BASE LA JURISPRUDENCIA QUE SE INVOCA YA</w:t>
+      </w:r>
+    </w:p>
+    <w:p>
+      <w:pPr>
+        <w:ind w:left="708"/>
+        <w:jc w:val="both"/>
+        <w:rPr>
+          <w:color w:val="000000" w:themeColor="text1"/>
+          <w:sz w:val="18"/>
+        </w:rPr>
+      </w:pPr>
+      <w:r>
+        <w:rPr>
+          <w:color w:val="000000" w:themeColor="text1"/>
+          <w:sz w:val="18"/>
+        </w:rPr>
+        <w:t>ÉPOCA: DÉCIMA ÉPOCA</w:t>
+      </w:r>
+    </w:p>
+    <w:p>
+      <w:pPr>
+        <w:ind w:left="708"/>
+        <w:jc w:val="both"/>
+        <w:rPr>
+          <w:color w:val="000000" w:themeColor="text1"/>
+          <w:sz w:val="18"/>
+        </w:rPr>
+      </w:pPr>
+      <w:r>
+        <w:rPr>
+          <w:color w:val="000000" w:themeColor="text1"/>
+          <w:sz w:val="18"/>
+        </w:rPr>
+        <w:t>REGISTRO: 2013496</w:t>
+      </w:r>
+    </w:p>
+    <w:p>
+      <w:pPr>
+        <w:ind w:left="708"/>
+        <w:jc w:val="both"/>
+        <w:rPr>
+          <w:color w:val="000000" w:themeColor="text1"/>
+          <w:sz w:val="18"/>
+        </w:rPr>
+      </w:pPr>
+      <w:r>
+        <w:rPr>
+          <w:color w:val="000000" w:themeColor="text1"/>
+          <w:sz w:val="18"/>
+        </w:rPr>
+        <w:t>INSTANCIA: SEGUNDA SALA</w:t>
+      </w:r>
+    </w:p>
+    <w:p>
+      <w:pPr>
+        <w:ind w:left="708"/>
+        <w:jc w:val="both"/>
+        <w:rPr>
+          <w:color w:val="000000" w:themeColor="text1"/>
+          <w:sz w:val="18"/>
+        </w:rPr>
+      </w:pPr>
+      <w:r>
+        <w:rPr>
+          <w:color w:val="000000" w:themeColor="text1"/>
+          <w:sz w:val="18"/>
+        </w:rPr>
+        <w:t>TIPO DE TESIS: JURISPRUDENCIA</w:t>
+      </w:r>
+    </w:p>
+    <w:p>
+      <w:pPr>
+        <w:ind w:left="708"/>
+        <w:jc w:val="both"/>
+        <w:rPr>
+          <w:color w:val="000000" w:themeColor="text1"/>
+          <w:sz w:val="18"/>
+        </w:rPr>
+      </w:pPr>
+      <w:r>
+        <w:rPr>
+          <w:color w:val="000000" w:themeColor="text1"/>
+          <w:sz w:val="18"/>
+        </w:rPr>
+        <w:t>FUENTE: GACETA DEL SEMANARIO JUDICIAL DE LA FEDERACIÓN</w:t>
+      </w:r>
+    </w:p>
+    <w:p>
+      <w:pPr>
+        <w:ind w:left="708"/>
+        <w:jc w:val="both"/>
+        <w:rPr>
+          <w:color w:val="000000" w:themeColor="text1"/>
+          <w:sz w:val="18"/>
+        </w:rPr>
+      </w:pPr>
+      <w:r>
+        <w:rPr>
+          <w:color w:val="000000" w:themeColor="text1"/>
+          <w:sz w:val="18"/>
+        </w:rPr>
+        <w:t xml:space="preserve">LIBRO 38, ENERO DE 2017, TOMO I </w:t>
+      </w:r>
+    </w:p>
+    <w:p>
+      <w:pPr>
+        <w:ind w:left="708"/>
+        <w:jc w:val="both"/>
+        <w:rPr>
+          <w:color w:val="000000" w:themeColor="text1"/>
+          <w:sz w:val="18"/>
+        </w:rPr>
+      </w:pPr>
+      <w:r>
+        <w:rPr>
+          <w:color w:val="000000" w:themeColor="text1"/>
+          <w:sz w:val="18"/>
+        </w:rPr>
+        <w:t xml:space="preserve">MATERIA(S): LABORAL </w:t>
+      </w:r>
+    </w:p>
+    <w:p>
+      <w:pPr>
+        <w:ind w:left="708"/>
+        <w:jc w:val="both"/>
+        <w:rPr>
+          <w:color w:val="000000" w:themeColor="text1"/>
+          <w:sz w:val="18"/>
+        </w:rPr>
+      </w:pPr>
+      <w:r>
+        <w:rPr>
+          <w:color w:val="000000" w:themeColor="text1"/>
+          <w:sz w:val="18"/>
+        </w:rPr>
+        <w:t>TESIS: 2A./J. 167/2016 (10A.)</w:t>
+      </w:r>
+    </w:p>
+    <w:p>
+      <w:pPr>
+        <w:ind w:left="708"/>
+        <w:jc w:val="both"/>
+        <w:rPr>
+          <w:color w:val="000000" w:themeColor="text1"/>
+          <w:sz w:val="18"/>
+        </w:rPr>
+      </w:pPr>
+      <w:r>
+        <w:rPr>
+          <w:color w:val="000000" w:themeColor="text1"/>
+          <w:sz w:val="18"/>
+        </w:rPr>
+        <w:t xml:space="preserve"> PÁGINA: 549</w:t>
+      </w:r>
+    </w:p>
+    <w:p>
+      <w:pPr>
+        <w:ind w:left="708"/>
+        <w:jc w:val="both"/>
+        <w:rPr>
+          <w:color w:val="000000" w:themeColor="text1"/>
+          <w:sz w:val="18"/>
+        </w:rPr>
+      </w:pPr>
+      <w:r>
+        <w:rPr>
+          <w:color w:val="000000" w:themeColor="text1"/>
+          <w:sz w:val="18"/>
+        </w:rPr>
+        <w:t>CONVENIOS DE TERMINACIÓN DE LA RELACIÓN LABORAL. PARA EFECTOS DE SU VALIDEZ, LAS PARTES NO TIENEN LA OBLIGACIÓN DE ACUDIR ANTE LA JUNTA DE CONCILIACIÓN Y ARBITRAJE COMPETENTE PARA RATIFICARLOS.</w:t>
+      </w:r>
+    </w:p>
+    <w:p>
+      <w:pPr>
+        <w:ind w:left="708"/>
+        <w:jc w:val="both"/>
+        <w:rPr>
+          <w:color w:val="000000" w:themeColor="text1"/>
+          <w:sz w:val="18"/>
+        </w:rPr>
+      </w:pPr>
+      <w:r>
+        <w:rPr>
+          <w:color w:val="000000" w:themeColor="text1"/>
+          <w:sz w:val="18"/>
+        </w:rPr>
+        <w:t>SI EL PATRÓN Y EL TRABAJADOR ACUERDAN TERMINAR LA RELACIÓN LABORAL ENTRE ELLOS A TRAVÉS DE UN CONVENIO, PARA EFECTOS DE SU VALIDEZ NO TIENEN LA OBLIGACIÓN DE ACUDIR ANTE LA JUNTA DE CONCILIACIÓN Y ARBITRAJE PARA RATIFICARLO. LO ANTERIOR ES ASÍ, PORQUE DE LA INTERPRETACIÓN CONJUNTA DE LAS DISPOSICIONES LABORALES RESPECTO DE LOS CONVENIOS DE  TERMINACIÓN DE LA RELACIÓN LABORAL, SE CONCLUYE QUE DICHO TRÁMITE ES UN ACTO POTESTATIVO, SIN QUE ESTO IMPLIQUE QUE EL TRABAJADOR PIERDA LA OPORTUNIDAD DE PROMOVER LA ACCIÓN DE NULIDAD, A TRAVÉS DE LA TRAMITACIÓN DE UN JUICIO LABORAL CABE DESTACAR QUE EL ORDENAMIENTO JURÍDICO SOSTIENE UNA ESTRUCTURA DE INCENTIVOS PARA MOTIVAR AL PATRÓN Y AL TRABAJADOR A QUE ACUDAN ANTE LA JUNTA A RATIFICAR EL CONVENIO; SIN EMBARGO, ESTA SITUACIÓN NO DEBE ENTENDERSE COMO UNA OBLIGACIÓN QUE HAGA MÁS ONEROSA LA TERMINACIÓN DE LA RELACIÓN LABORAL PARA LAS PARTES.</w:t>
+      </w:r>
+    </w:p>
+    <w:p>
+      <w:pPr>
+        <w:ind w:left="708"/>
+        <w:jc w:val="both"/>
+        <w:rPr>
+          <w:color w:val="000000" w:themeColor="text1"/>
+          <w:sz w:val="18"/>
+        </w:rPr>
+      </w:pPr>
+    </w:p>
+    <w:p>
+      <w:pPr>
+        <w:ind w:left="708"/>
+        <w:jc w:val="both"/>
+        <w:rPr>
+          <w:color w:val="000000" w:themeColor="text1"/>
+          <w:sz w:val="18"/>
+        </w:rPr>
+      </w:pPr>
+      <w:r>
+        <w:rPr>
+          <w:color w:val="000000" w:themeColor="text1"/>
+          <w:sz w:val="18"/>
+        </w:rPr>
+        <w:t>CONTRADICCIÓN DE TESIS 21/2016. ENTRE LAS SUSTENTADAS POR EL CUARTO TRIBUNAL COLEGIADO EN MATERIA DE TRABAJO DEL PRIMER CIRCUITO Y EL TRIBUNAL COLEGIADO DEL VIGÉSIMO SEXTO CIRCUITO. 29 DE JUNIO DE 2016. MAYORÍA DE TRES VOTOS DE LOS MINISTROS EDUARDO MEDINA MORA I., JAVIER LAYNEZ POTISEK Y JOSÉ FERNANDO FRANCO GONZÁLEZ SALAS. DISIDENTES: MARGARITA BEATRIZ LUNA RAMOS Y ALBERTO PÉREZ DAYÁN. PONENTE: JAVIER LAYNEZ POTISEK. SECRETARIO: JORGE ROBERTO ORDÓÑEZ ESCOBAR.</w:t>
+      </w:r>
+    </w:p>
+    <w:p>
+      <w:pPr>
+        <w:ind w:left="708"/>
+        <w:jc w:val="both"/>
+        <w:rPr>
+          <w:color w:val="000000" w:themeColor="text1"/>
+          <w:sz w:val="18"/>
+        </w:rPr>
+      </w:pPr>
+      <w:r>
+        <w:rPr>
+          <w:color w:val="000000" w:themeColor="text1"/>
+          <w:sz w:val="18"/>
+        </w:rPr>
+        <w:t>CRITERIOS CONTENDIENTES:</w:t>
+      </w:r>
+    </w:p>
+    <w:p>
+      <w:pPr>
+        <w:ind w:left="708"/>
+        <w:jc w:val="both"/>
+        <w:rPr>
+          <w:color w:val="000000" w:themeColor="text1"/>
+          <w:sz w:val="18"/>
+        </w:rPr>
+      </w:pPr>
+      <w:r>
+        <w:rPr>
+          <w:color w:val="000000" w:themeColor="text1"/>
+          <w:sz w:val="18"/>
+        </w:rPr>
+        <w:t>EL SUSTENTADO POR EL CUARTO TRIBUNAL COLEGIADO EN MATERIA DE TRABAJO DEL PRIMER CIRCUITO, AL RESOLVER EL AMPARO DIRECTO 867/2015, Y EL DIVERSO SUSTENTADO POR EL TRIBUNAL COLEGIADO DEL VIGÉSIMO SEXTO CIRCUITO, AL RESOLVER EL AMPARO DIRECTO 64/2015.</w:t>
+      </w:r>
+    </w:p>
+    <w:p>
+      <w:pPr>
+        <w:ind w:left="708"/>
+        <w:jc w:val="both"/>
+        <w:rPr>
+          <w:color w:val="000000" w:themeColor="text1"/>
+          <w:sz w:val="18"/>
+        </w:rPr>
+      </w:pPr>
+      <w:r>
+        <w:rPr>
+          <w:color w:val="000000" w:themeColor="text1"/>
+          <w:sz w:val="18"/>
+        </w:rPr>
+        <w:t>TESIS DE JURISPRUDENCIA 167/2016 (10A.). APROBADA POR LA SEGUNDA SALA DE ESTE ALTO TRIBUNAL, EN SESIÓN PRIVADA DEL VEINTISÉIS DE OCTUBRE DE DOS MIL DIECISÉIS.</w:t>
+      </w:r>
+    </w:p>
+    <w:p>
+      <w:pPr>
+        <w:ind w:left="708"/>
+        <w:jc w:val="both"/>
+        <w:rPr>
+          <w:color w:val="000000" w:themeColor="text1"/>
+          <w:sz w:val="18"/>
+        </w:rPr>
+      </w:pPr>
+      <w:r>
+        <w:rPr>
+          <w:color w:val="000000" w:themeColor="text1"/>
+          <w:sz w:val="18"/>
+        </w:rPr>
+        <w:t>ESTA TESIS SE PUBLICÓ EL VIERNES 20 DE ENERO DE 2017 A LAS 10:21 HORAS EN EL SEMANARIO JUDICIAL DE LA FEDERACIÓN Y, POR ENDE, SE CONSIDERA DE APLICACIÓN OBLIGATORIA A PARTIR DEL LUNES 23 DE ENERO DE 2017, PARA LOS EFECTOS PREVISTOS EN EL PUNTO SÉPTIMO DEL ACUERDO GENERAL PLENARIO 19/2013</w:t>
+      </w:r>
+    </w:p>
+    <w:p>
+      <w:pPr>
+        <w:jc w:val="both"/>
+        <w:rPr>
+          <w:color w:val="000000" w:themeColor="text1"/>
+        </w:rPr>
+      </w:pPr>
+      <w:r>
+        <w:rPr>
+          <w:b/>
+          <w:color w:val="000000" w:themeColor="text1"/>
+        </w:rPr>
+        <w:t>CLÁUSULA DE CONFIDENCIALIDAD.-</w:t>
+      </w:r>
+      <w:r>
+        <w:rPr>
+          <w:color w:val="000000" w:themeColor="text1"/>
+        </w:rPr>
+        <w:t xml:space="preserve"> LAS PARTES SE SUJETAN A LA PRESENTE CLAUSULA Y SE COMPROMETEN A GUARDAR EN TOTAL SECRETO LO ESTIPULADO EN EL PRESENTE INSTRUMENTO LEGAL, YA QUE EL DIVULGAR EL CONTENIDO DEL PRESENTE CONTRATO POR PARTE DEL TRABAJADOR SE COMPROMETE A PAGAR UN 50% DE LO PACTADO EN EL PAGO DE LAS PRESTACIONES AQUÍ DESCRITAS, ASÍ PUES BASTARA CON QUE </w:t>
+      </w:r>
+      <w:r>
+        <w:rPr>
+          <w:color w:val="000000" w:themeColor="text1"/>
+        </w:rPr>
+        <w:t>“</w:t>
+      </w:r>
+      <w:r>
+        <w:rPr>
+          <w:color w:val="000000" w:themeColor="text1"/>
+        </w:rPr>
+        <w:t>EL MUNICIPIO</w:t>
+      </w:r>
+      <w:r>
+        <w:rPr>
+          <w:color w:val="000000" w:themeColor="text1"/>
+        </w:rPr>
+        <w:t>”</w:t>
+      </w:r>
+      <w:r>
+        <w:rPr>
+          <w:color w:val="000000" w:themeColor="text1"/>
+        </w:rPr>
+        <w:t xml:space="preserve"> SE SUJETE A LOS </w:t>
       </w:r>
       <w:r>
         <w:rPr>
           <w:color w:val="000000" w:themeColor="text1"/>
         </w:rPr>
         <w:lastRenderedPageBreak/>
-        <w:t xml:space="preserve">ESTABLECIDAS EN LA LEY </w:t>
-      </w:r>
-      <w:r>
-        <w:rPr>
-          <w:color w:val="000000" w:themeColor="text1"/>
-        </w:rPr>
-        <w:t xml:space="preserve">FEDERAL DEL TRABAJO Y EN LA LEY DEL TRABAJO DE LOS SERVIDORES PUBLICOS AL SERVICIO DEL ESTADO Y DE LOS MUNICIPIOS. </w:t>
-      </w:r>
-    </w:p>
-    <w:p>
-      <w:pPr>
-        <w:spacing w:line="240" w:lineRule="auto"/>
-        <w:jc w:val="both"/>
-        <w:rPr>
-          <w:color w:val="000000" w:themeColor="text1"/>
-        </w:rPr>
-      </w:pPr>
-      <w:r>
-        <w:rPr>
-          <w:b/>
-          <w:color w:val="000000" w:themeColor="text1"/>
-        </w:rPr>
-        <w:t>CUARTA:</w:t>
-      </w:r>
-      <w:r>
-        <w:rPr>
-          <w:color w:val="000000" w:themeColor="text1"/>
-        </w:rPr>
-        <w:t xml:space="preserve"> </w:t>
-      </w:r>
-      <w:r>
-        <w:rPr>
-          <w:color w:val="000000" w:themeColor="text1"/>
-        </w:rPr>
-        <w:t>“</w:t>
-      </w:r>
-      <w:r>
-        <w:rPr>
-          <w:color w:val="000000" w:themeColor="text1"/>
-        </w:rPr>
-        <w:t>EL MUNICIPIO</w:t>
-      </w:r>
-      <w:r>
-        <w:rPr>
-          <w:color w:val="000000" w:themeColor="text1"/>
-        </w:rPr>
-        <w:t>”</w:t>
-      </w:r>
-      <w:r>
-        <w:rPr>
-          <w:color w:val="000000" w:themeColor="text1"/>
-        </w:rPr>
-        <w:t xml:space="preserve"> DE COMONFORT</w:t>
-      </w:r>
-      <w:r>
-        <w:rPr>
-          <w:color w:val="000000" w:themeColor="text1"/>
-        </w:rPr>
-        <w:t>, GTO.,</w:t>
-      </w:r>
-      <w:r>
-        <w:rPr>
-          <w:color w:val="000000" w:themeColor="text1"/>
-        </w:rPr>
-        <w:t xml:space="preserve"> </w:t>
-      </w:r>
-      <w:r>
-        <w:rPr>
-          <w:color w:val="000000" w:themeColor="text1"/>
-        </w:rPr>
-        <w:t xml:space="preserve">EN MATERIA LABORAL, </w:t>
-      </w:r>
-      <w:r>
-        <w:rPr>
-          <w:color w:val="000000" w:themeColor="text1"/>
-        </w:rPr>
-        <w:t>NO SE R</w:t>
-      </w:r>
-      <w:r>
-        <w:rPr>
-          <w:color w:val="000000" w:themeColor="text1"/>
-        </w:rPr>
-        <w:t>E</w:t>
-      </w:r>
-      <w:r>
-        <w:rPr>
-          <w:color w:val="000000" w:themeColor="text1"/>
-        </w:rPr>
-        <w:t>SERVA ACCION ALGUNA EN CONTRA</w:t>
-      </w:r>
-      <w:r>
-        <w:rPr>
-          <w:color w:val="000000" w:themeColor="text1"/>
-        </w:rPr>
-        <w:t xml:space="preserve"> DE “EL</w:t>
-      </w:r>
-      <w:r>
-        <w:rPr>
-          <w:color w:val="000000" w:themeColor="text1"/>
-        </w:rPr>
-        <w:t xml:space="preserve"> SERVIDOR PUBLICO”, POR LO QUE SE OTORGA RECIBO DE TOTAL FINIQUITO QUE A DERECHO PROCEDE</w:t>
-      </w:r>
-      <w:r>
-        <w:rPr>
-          <w:color w:val="000000" w:themeColor="text1"/>
-        </w:rPr>
-        <w:t>, MISMO QUE SE AGRE</w:t>
-      </w:r>
-      <w:r>
-        <w:rPr>
-          <w:color w:val="000000" w:themeColor="text1"/>
-        </w:rPr>
-        <w:t xml:space="preserve">GA CON </w:t>
-      </w:r>
-      <w:r>
-        <w:rPr>
-          <w:color w:val="000000" w:themeColor="text1"/>
-        </w:rPr>
-        <w:t>FI</w:t>
-      </w:r>
-      <w:r>
-        <w:rPr>
-          <w:color w:val="000000" w:themeColor="text1"/>
-        </w:rPr>
-        <w:t>RMA DE CONFORMIDAD AL PRESENTE CONVENIO</w:t>
-      </w:r>
-      <w:r>
-        <w:rPr>
-          <w:color w:val="000000" w:themeColor="text1"/>
-        </w:rPr>
-        <w:t>.</w:t>
-      </w:r>
-    </w:p>
-    <w:p>
-      <w:pPr>
-        <w:jc w:val="both"/>
-        <w:rPr>
-          <w:color w:val="000000" w:themeColor="text1"/>
-        </w:rPr>
-      </w:pPr>
-      <w:r>
-        <w:rPr>
-          <w:b/>
-          <w:color w:val="000000" w:themeColor="text1"/>
-        </w:rPr>
-        <w:t>QUINTA:</w:t>
-      </w:r>
-      <w:r>
-        <w:rPr>
-          <w:color w:val="000000" w:themeColor="text1"/>
-        </w:rPr>
-        <w:t xml:space="preserve">  LAS PARTES MANIFIESTAN DE CONFORMIDAD QUE AMBAS NO TIENEN LA OBLIGACIÓN DE ACUDIR ANTE LA JUNTA DE CONCILIACIÓN Y ARBITRAJE COMPETENTE PARA RATIFICARLOS EN VIRTUD DE QUE AMBAS PARTES MANIFIESTAN QUE HAN EXPRESADO SU VOLUNTAD. SIRVIENDO COMO BASE LA JURISPRUDENCIA QUE SE INVOCA YA</w:t>
-      </w:r>
-    </w:p>
-    <w:p>
-      <w:pPr>
-        <w:ind w:left="708"/>
-        <w:jc w:val="both"/>
-        <w:rPr>
-          <w:color w:val="000000" w:themeColor="text1"/>
-          <w:sz w:val="18"/>
-        </w:rPr>
-      </w:pPr>
-      <w:r>
-        <w:rPr>
-          <w:color w:val="000000" w:themeColor="text1"/>
-          <w:sz w:val="18"/>
-        </w:rPr>
-        <w:t>ÉPOCA: DÉCIMA ÉPOCA</w:t>
-      </w:r>
-    </w:p>
-    <w:p>
-      <w:pPr>
-        <w:ind w:left="708"/>
-        <w:jc w:val="both"/>
-        <w:rPr>
-          <w:color w:val="000000" w:themeColor="text1"/>
-          <w:sz w:val="18"/>
-        </w:rPr>
-      </w:pPr>
-      <w:r>
-        <w:rPr>
-          <w:color w:val="000000" w:themeColor="text1"/>
-          <w:sz w:val="18"/>
-        </w:rPr>
-        <w:t>REGISTRO: 2013496</w:t>
-      </w:r>
-    </w:p>
-    <w:p>
-      <w:pPr>
-        <w:ind w:left="708"/>
-        <w:jc w:val="both"/>
-        <w:rPr>
-          <w:color w:val="000000" w:themeColor="text1"/>
-          <w:sz w:val="18"/>
-        </w:rPr>
-      </w:pPr>
-      <w:r>
-        <w:rPr>
-          <w:color w:val="000000" w:themeColor="text1"/>
-          <w:sz w:val="18"/>
-        </w:rPr>
-        <w:t>INSTANCIA: SEGUNDA SALA</w:t>
-      </w:r>
-    </w:p>
-    <w:p>
-      <w:pPr>
-        <w:ind w:left="708"/>
-        <w:jc w:val="both"/>
-        <w:rPr>
-          <w:color w:val="000000" w:themeColor="text1"/>
-          <w:sz w:val="18"/>
-        </w:rPr>
-      </w:pPr>
-      <w:r>
-        <w:rPr>
-          <w:color w:val="000000" w:themeColor="text1"/>
-          <w:sz w:val="18"/>
-        </w:rPr>
-        <w:t>TIPO DE TESIS: JURISPRUDENCIA</w:t>
-      </w:r>
-    </w:p>
-    <w:p>
-      <w:pPr>
-        <w:ind w:left="708"/>
-        <w:jc w:val="both"/>
-        <w:rPr>
-          <w:color w:val="000000" w:themeColor="text1"/>
-          <w:sz w:val="18"/>
-        </w:rPr>
-      </w:pPr>
-      <w:r>
-        <w:rPr>
-          <w:color w:val="000000" w:themeColor="text1"/>
-          <w:sz w:val="18"/>
-        </w:rPr>
-        <w:t>FUENTE: GACETA DEL SEMANARIO JUDICIAL DE LA FEDERACIÓN</w:t>
-      </w:r>
-    </w:p>
-    <w:p>
-      <w:pPr>
-        <w:ind w:left="708"/>
-        <w:jc w:val="both"/>
-        <w:rPr>
-          <w:color w:val="000000" w:themeColor="text1"/>
-          <w:sz w:val="18"/>
-        </w:rPr>
-      </w:pPr>
-      <w:r>
-        <w:rPr>
-          <w:color w:val="000000" w:themeColor="text1"/>
-          <w:sz w:val="18"/>
-        </w:rPr>
-        <w:t xml:space="preserve">LIBRO 38, ENERO DE 2017, TOMO I </w:t>
-      </w:r>
-    </w:p>
-    <w:p>
-      <w:pPr>
-        <w:ind w:left="708"/>
-        <w:jc w:val="both"/>
-        <w:rPr>
-          <w:color w:val="000000" w:themeColor="text1"/>
-          <w:sz w:val="18"/>
-        </w:rPr>
-      </w:pPr>
-      <w:r>
-        <w:rPr>
-          <w:color w:val="000000" w:themeColor="text1"/>
-          <w:sz w:val="18"/>
-        </w:rPr>
-        <w:t xml:space="preserve">MATERIA(S): LABORAL </w:t>
-      </w:r>
-    </w:p>
-    <w:p>
-      <w:pPr>
-        <w:ind w:left="708"/>
-        <w:jc w:val="both"/>
-        <w:rPr>
-          <w:color w:val="000000" w:themeColor="text1"/>
-          <w:sz w:val="18"/>
-        </w:rPr>
-      </w:pPr>
-      <w:r>
-        <w:rPr>
-          <w:color w:val="000000" w:themeColor="text1"/>
-          <w:sz w:val="18"/>
-        </w:rPr>
-        <w:t>TESIS: 2A./J. 167/2016 (10A.)</w:t>
-      </w:r>
-    </w:p>
-    <w:p>
-      <w:pPr>
-        <w:ind w:left="708"/>
-        <w:jc w:val="both"/>
-        <w:rPr>
-          <w:color w:val="000000" w:themeColor="text1"/>
-          <w:sz w:val="18"/>
-        </w:rPr>
-      </w:pPr>
-      <w:r>
-        <w:rPr>
-          <w:color w:val="000000" w:themeColor="text1"/>
-          <w:sz w:val="18"/>
-        </w:rPr>
-        <w:t xml:space="preserve"> PÁGINA: 549</w:t>
-      </w:r>
-    </w:p>
-    <w:p>
-      <w:pPr>
-        <w:ind w:left="708"/>
-        <w:jc w:val="both"/>
-        <w:rPr>
-          <w:color w:val="000000" w:themeColor="text1"/>
-          <w:sz w:val="18"/>
-        </w:rPr>
-      </w:pPr>
-      <w:r>
-        <w:rPr>
-          <w:color w:val="000000" w:themeColor="text1"/>
-          <w:sz w:val="18"/>
-        </w:rPr>
-        <w:t>CONVENIOS DE TERMINACIÓN DE LA RELACIÓN LABORAL. PARA EFECTOS DE SU VALIDEZ, LAS PARTES NO TIENEN LA OBLIGACIÓN DE ACUDIR ANTE LA JUNTA DE CONCILIACIÓN Y ARBITRAJE COMPETENTE PARA RATIFICARLOS.</w:t>
-      </w:r>
-    </w:p>
-    <w:p>
-      <w:pPr>
-        <w:ind w:left="708"/>
-        <w:jc w:val="both"/>
-        <w:rPr>
-          <w:color w:val="000000" w:themeColor="text1"/>
-          <w:sz w:val="18"/>
-        </w:rPr>
-      </w:pPr>
-      <w:r>
-        <w:rPr>
-          <w:color w:val="000000" w:themeColor="text1"/>
-          <w:sz w:val="18"/>
-        </w:rPr>
-        <w:t>SI EL PATRÓN Y EL TRABAJADOR ACUERDAN TERMINAR LA RELACIÓN LABORAL ENTRE ELLOS A TRAVÉS DE UN CONVENIO, PARA EFECTOS DE SU VALIDEZ NO TIENEN LA OBLIGACIÓN DE ACUDIR ANTE LA JUNTA DE CONCILIACIÓN Y ARBITRAJE PARA RATIFICARLO. LO ANTERIOR ES ASÍ, PORQUE DE LA INTERPRETACIÓN CONJUNTA DE LAS DISPOSICIONES LABORALES RESPECTO DE LOS CONVENIOS DE  TERMINACIÓN DE LA RELACIÓN LABORAL, SE CONCLUYE QUE DICHO TRÁMITE ES UN ACTO POTESTATIVO, SIN QUE ESTO IMPLIQUE QUE EL TRABAJADOR PIERDA LA OPORTUNIDAD DE PROMOVER LA ACCIÓN DE NULIDAD, A TRAVÉS DE LA TRAMITACIÓN DE UN JUICIO LABORAL CABE DESTACAR QUE EL ORDENAMIENTO JURÍDICO SOSTIENE UNA ESTRUCTURA DE INCENTIVOS PARA MOTIVAR AL PATRÓN Y AL TRABAJADOR A QUE ACUDAN ANTE LA JUNTA A RATIFICAR EL CONVENIO; SIN EMBARGO, ESTA SITUACIÓN NO DEBE ENTENDERSE COMO UNA OBLIGACIÓN QUE HAGA MÁS ONEROSA LA TERMINACIÓN DE LA RELACIÓN LABORAL PARA LAS PARTES.</w:t>
-      </w:r>
-    </w:p>
-    <w:p>
-      <w:pPr>
-        <w:ind w:left="708"/>
-        <w:jc w:val="both"/>
-        <w:rPr>
-          <w:color w:val="000000" w:themeColor="text1"/>
-          <w:sz w:val="18"/>
-        </w:rPr>
-      </w:pPr>
-    </w:p>
-    <w:p>
-      <w:pPr>
-        <w:ind w:left="708"/>
-        <w:jc w:val="both"/>
-        <w:rPr>
-          <w:color w:val="000000" w:themeColor="text1"/>
-          <w:sz w:val="18"/>
-        </w:rPr>
-      </w:pPr>
-      <w:r>
-        <w:rPr>
-          <w:color w:val="000000" w:themeColor="text1"/>
-          <w:sz w:val="18"/>
-        </w:rPr>
-        <w:t>CONTRADICCIÓN DE TESIS 21/2016. ENTRE LAS SUSTENTADAS POR EL CUARTO TRIBUNAL COLEGIADO EN MATERIA DE TRABAJO DEL PRIMER CIRCUITO Y EL TRIBUNAL COLEGIADO DEL VIGÉSIMO SEXTO CIRCUITO. 29 DE JUNIO DE 2016. MAYORÍA DE TRES VOTOS DE LOS MINISTROS EDUARDO MEDINA MORA I., JAVIER LAYNEZ POTISEK Y JOSÉ FERNANDO FRANCO GONZÁLEZ SALAS. DISIDENTES: MARGARITA BEATRIZ LUNA RAMOS Y ALBERTO PÉREZ DAYÁN. PONENTE: JAVIER LAYNEZ POTISEK. SECRETARIO: JORGE ROBERTO ORDÓÑEZ ESCOBAR.</w:t>
-      </w:r>
-    </w:p>
-    <w:p>
-      <w:pPr>
-        <w:ind w:left="708"/>
-        <w:jc w:val="both"/>
-        <w:rPr>
-          <w:color w:val="000000" w:themeColor="text1"/>
-          <w:sz w:val="18"/>
-        </w:rPr>
-      </w:pPr>
-      <w:r>
-        <w:rPr>
-          <w:color w:val="000000" w:themeColor="text1"/>
-          <w:sz w:val="18"/>
-        </w:rPr>
-        <w:t>CRITERIOS CONTENDIENTES:</w:t>
-      </w:r>
-    </w:p>
-    <w:p>
-      <w:pPr>
-        <w:ind w:left="708"/>
-        <w:jc w:val="both"/>
-        <w:rPr>
-          <w:color w:val="000000" w:themeColor="text1"/>
-          <w:sz w:val="18"/>
-        </w:rPr>
-      </w:pPr>
-      <w:r>
-        <w:rPr>
-          <w:color w:val="000000" w:themeColor="text1"/>
-          <w:sz w:val="18"/>
-        </w:rPr>
-        <w:t>EL SUSTENTADO POR EL CUARTO TRIBUNAL COLEGIADO EN MATERIA DE TRABAJO DEL PRIMER CIRCUITO, AL RESOLVER EL AMPARO DIRECTO 867/2015, Y EL DIVERSO SUSTENTADO POR EL TRIBUNAL COLEGIADO DEL VIGÉSIMO SEXTO CIRCUITO, AL RESOLVER EL AMPARO DIRECTO 64/2015.</w:t>
-      </w:r>
-    </w:p>
-    <w:p>
-      <w:pPr>
-        <w:ind w:left="708"/>
-        <w:jc w:val="both"/>
-        <w:rPr>
-          <w:color w:val="000000" w:themeColor="text1"/>
-          <w:sz w:val="18"/>
-        </w:rPr>
-      </w:pPr>
-      <w:r>
-        <w:rPr>
-          <w:color w:val="000000" w:themeColor="text1"/>
-          <w:sz w:val="18"/>
-        </w:rPr>
-        <w:t>TESIS DE JURISPRUDENCIA 167/2016 (10A.). APROBADA POR LA SEGUNDA SALA DE ESTE ALTO TRIBUNAL, EN SESIÓN PRIVADA DEL VEINTISÉIS DE OCTUBRE DE DOS MIL DIECISÉIS.</w:t>
-      </w:r>
-    </w:p>
-    <w:p>
-      <w:pPr>
-        <w:ind w:left="708"/>
-        <w:jc w:val="both"/>
-        <w:rPr>
-          <w:color w:val="000000" w:themeColor="text1"/>
-          <w:sz w:val="18"/>
-        </w:rPr>
-      </w:pPr>
-      <w:r>
-        <w:rPr>
-          <w:color w:val="000000" w:themeColor="text1"/>
-          <w:sz w:val="18"/>
-        </w:rPr>
-        <w:t>ESTA TESIS SE PUBLICÓ EL VIERNES 20 DE ENERO DE 2017 A LAS 10:21 HORAS EN EL SEMANARIO JUDICIAL DE LA FEDERACIÓN Y, POR ENDE, SE CONSIDERA DE APLICACIÓN OBLIGATORIA A PARTIR DEL LUNES 23 DE ENERO DE 2017, PARA LOS EFECTOS PREVISTOS EN EL PUNTO SÉPTIMO DEL ACUERDO GENERAL PLENARIO 19/2013</w:t>
-      </w:r>
-    </w:p>
-    <w:p>
-      <w:pPr>
-        <w:jc w:val="both"/>
-        <w:rPr>
-          <w:color w:val="000000" w:themeColor="text1"/>
-        </w:rPr>
-      </w:pPr>
-      <w:r>
-        <w:rPr>
-          <w:b/>
-          <w:color w:val="000000" w:themeColor="text1"/>
-        </w:rPr>
-        <w:t>CLÁUSULA DE CONFIDENCIALIDAD.-</w:t>
-      </w:r>
-      <w:r>
-        <w:rPr>
-          <w:color w:val="000000" w:themeColor="text1"/>
-        </w:rPr>
-        <w:t xml:space="preserve"> LAS PARTES SE SUJETAN A LA PRESENTE CLAUSULA Y SE COMPROMETEN A GUARDAR EN TOTAL SECRETO LO ESTIPULADO EN EL PRESENTE INSTRUMENTO LEGAL, YA QUE EL DIVULGAR EL CONTENIDO DEL PRESENTE CONTRATO POR PARTE DEL TRABAJADOR SE COMPROMETE A PAGAR UN 50% DE LO PACTADO EN EL PAGO DE LAS PRESTACIONES AQUÍ DESCRITAS, ASÍ PUES BASTARA CON QUE </w:t>
-      </w:r>
-      <w:r>
-        <w:rPr>
-          <w:color w:val="000000" w:themeColor="text1"/>
-        </w:rPr>
-        <w:t>“</w:t>
-      </w:r>
-      <w:r>
-        <w:rPr>
-          <w:color w:val="000000" w:themeColor="text1"/>
-        </w:rPr>
-        <w:t>EL MUNICIPIO</w:t>
-      </w:r>
-      <w:r>
-        <w:rPr>
-          <w:color w:val="000000" w:themeColor="text1"/>
-        </w:rPr>
-        <w:t>”</w:t>
-      </w:r>
-      <w:r>
-        <w:rPr>
-          <w:color w:val="000000" w:themeColor="text1"/>
-        </w:rPr>
-        <w:t xml:space="preserve"> SE SUJETE A LOS TRIBUNALES CIVILES A HACER EL COBRO RESPECTIVO EN CASO DE QUE SE DIVULGUE EL CONTENIDO DEL TRABAJADOR CON LAS SALVEDADES QUE LA LEY MARCA PARA EL CASO CONCRETO.</w:t>
-      </w:r>
-    </w:p>
-    <w:p>
-      <w:pPr>
-        <w:jc w:val="both"/>
-        <w:rPr>
-          <w:b/>
-          <w:color w:val="000000" w:themeColor="text1"/>
-        </w:rPr>
-      </w:pPr>
-      <w:r>
-        <w:rPr>
-          <w:color w:val="000000" w:themeColor="text1"/>
-        </w:rPr>
-        <w:lastRenderedPageBreak/>
+        <w:t>TRIBUNALES CIVILES A HACER EL COBRO RESPECTIVO EN CASO DE QUE SE DIVULGUE EL CONTENIDO DEL TRABAJADOR CON LAS SALVEDADES QUE LA LEY MARCA PARA EL CASO CONCRETO.</w:t>
+      </w:r>
+    </w:p>
+    <w:p>
+      <w:pPr>
+        <w:jc w:val="both"/>
+        <w:rPr>
+          <w:b/>
+          <w:color w:val="000000" w:themeColor="text1"/>
+        </w:rPr>
+      </w:pPr>
+      <w:r>
+        <w:rPr>
+          <w:color w:val="000000" w:themeColor="text1"/>
+        </w:rPr>
         <w:t>LEÍDO QUE FUE EL PRESENTE INSTRUMENTO E IMPUESTO QUE FUERON LAS PARTES DE SU CONTENIDO, MANIFIESTAN ESTAR CONFORMES CON EL MISMO Y NO EXISTIR ERROR, DOLO O MALA FE, ES FIRMADO EN LA CIUDAD DE COMONFORT, GTO., A LOS 30 DÍAS</w:t>
       </w:r>
       <w:r>
@@ -2766,6 +2800,15 @@
         </w:rPr>
         <w:t>RE DEL 2024.</w:t>
       </w:r>
+    </w:p>
+    <w:p>
+      <w:pPr>
+        <w:jc w:val="both"/>
+        <w:rPr>
+          <w:b/>
+          <w:color w:val="000000" w:themeColor="text1"/>
+        </w:rPr>
+      </w:pPr>
     </w:p>
     <w:p>
       <w:pPr>
@@ -4358,7 +4401,7 @@
 </file>
 
 <file path=customXml/itemProps1.xml><?xml version="1.0" encoding="utf-8"?>
-<ds:datastoreItem xmlns:ds="http://schemas.openxmlformats.org/officeDocument/2006/customXml" ds:itemID="{1A9E37DB-A337-4EB2-BD23-AED92A08A015}">
+<ds:datastoreItem xmlns:ds="http://schemas.openxmlformats.org/officeDocument/2006/customXml" ds:itemID="{A19DD5EB-64E2-49C8-90EC-B502A8E1D563}">
   <ds:schemaRefs>
     <ds:schemaRef ds:uri="http://schemas.openxmlformats.org/officeDocument/2006/bibliography"/>
   </ds:schemaRefs>
